--- a/管理员登录与文章添加功能需求文档.docx
+++ b/管理员登录与文章添加功能需求文档.docx
@@ -60,7 +60,7 @@
           <w:sz w:val="22"/>
           <w:szCs w:val="22"/>
         </w:rPr>
-        <w:t xml:space="preserve">版本 v1.0 ｜ 文档日期 2026-04-20 ｜ 项目：个人主页网站后台</w:t>
+        <w:t xml:space="preserve">版本 v1.2 ｜ 文档日期 2026-09-08 ｜ 项目：个人主页网站后台</w:t>
       </w:r>
     </w:p>
     <w:p>
@@ -242,6 +242,140 @@
                 <w:szCs w:val="18"/>
               </w:rPr>
               <w:t xml:space="preserve">变更内容</w:t>
+            </w:r>
+          </w:p>
+        </w:tc>
+      </w:tr>
+      <w:tr>
+        <w:tc>
+          <w:tcPr>
+            <w:tcW w:type="dxa" w:w="900"/>
+            <w:tcBorders>
+              <w:top w:val="single" w:color="CBD5E1" w:sz="1"/>
+              <w:left w:val="single" w:color="CBD5E1" w:sz="1"/>
+              <w:bottom w:val="single" w:color="CBD5E1" w:sz="1"/>
+              <w:right w:val="single" w:color="CBD5E1" w:sz="1"/>
+            </w:tcBorders>
+            <w:shd w:fill="F8FAFC" w:val="clear"/>
+            <w:tcMar>
+              <w:top w:type="dxa" w:w="90"/>
+              <w:left w:type="dxa" w:w="140"/>
+              <w:bottom w:type="dxa" w:w="90"/>
+              <w:right w:type="dxa" w:w="140"/>
+            </w:tcMar>
+            <w:vAlign w:val="center"/>
+          </w:tcPr>
+          <w:p>
+            <w:pPr>
+              <w:spacing w:after="0"/>
+            </w:pPr>
+            <w:r>
+              <w:rPr>
+                <w:rFonts w:ascii="Arial" w:cs="Arial" w:eastAsia="Arial" w:hAnsi="Arial"/>
+                <w:color w:val="1E293B"/>
+                <w:sz w:val="18"/>
+                <w:szCs w:val="18"/>
+              </w:rPr>
+              <w:t xml:space="preserve">v1.2</w:t>
+            </w:r>
+          </w:p>
+        </w:tc>
+        <w:tc>
+          <w:tcPr>
+            <w:tcW w:type="dxa" w:w="1400"/>
+            <w:tcBorders>
+              <w:top w:val="single" w:color="CBD5E1" w:sz="1"/>
+              <w:left w:val="single" w:color="CBD5E1" w:sz="1"/>
+              <w:bottom w:val="single" w:color="CBD5E1" w:sz="1"/>
+              <w:right w:val="single" w:color="CBD5E1" w:sz="1"/>
+            </w:tcBorders>
+            <w:shd w:fill="F8FAFC" w:val="clear"/>
+            <w:tcMar>
+              <w:top w:type="dxa" w:w="90"/>
+              <w:left w:type="dxa" w:w="140"/>
+              <w:bottom w:type="dxa" w:w="90"/>
+              <w:right w:type="dxa" w:w="140"/>
+            </w:tcMar>
+            <w:vAlign w:val="center"/>
+          </w:tcPr>
+          <w:p>
+            <w:pPr>
+              <w:spacing w:after="0"/>
+            </w:pPr>
+            <w:r>
+              <w:rPr>
+                <w:rFonts w:ascii="Arial" w:cs="Arial" w:eastAsia="Arial" w:hAnsi="Arial"/>
+                <w:color w:val="1E293B"/>
+                <w:sz w:val="18"/>
+                <w:szCs w:val="18"/>
+              </w:rPr>
+              <w:t xml:space="preserve">2026-09-08</w:t>
+            </w:r>
+          </w:p>
+        </w:tc>
+        <w:tc>
+          <w:tcPr>
+            <w:tcW w:type="dxa" w:w="1800"/>
+            <w:tcBorders>
+              <w:top w:val="single" w:color="CBD5E1" w:sz="1"/>
+              <w:left w:val="single" w:color="CBD5E1" w:sz="1"/>
+              <w:bottom w:val="single" w:color="CBD5E1" w:sz="1"/>
+              <w:right w:val="single" w:color="CBD5E1" w:sz="1"/>
+            </w:tcBorders>
+            <w:shd w:fill="F8FAFC" w:val="clear"/>
+            <w:tcMar>
+              <w:top w:type="dxa" w:w="90"/>
+              <w:left w:type="dxa" w:w="140"/>
+              <w:bottom w:type="dxa" w:w="90"/>
+              <w:right w:type="dxa" w:w="140"/>
+            </w:tcMar>
+            <w:vAlign w:val="center"/>
+          </w:tcPr>
+          <w:p>
+            <w:pPr>
+              <w:spacing w:after="0"/>
+            </w:pPr>
+            <w:r>
+              <w:rPr>
+                <w:rFonts w:ascii="Arial" w:cs="Arial" w:eastAsia="Arial" w:hAnsi="Arial"/>
+                <w:color w:val="1E293B"/>
+                <w:sz w:val="18"/>
+                <w:szCs w:val="18"/>
+              </w:rPr>
+              <w:t xml:space="preserve">产品 / 研发</w:t>
+            </w:r>
+          </w:p>
+        </w:tc>
+        <w:tc>
+          <w:tcPr>
+            <w:tcW w:type="dxa" w:w="5260"/>
+            <w:tcBorders>
+              <w:top w:val="single" w:color="CBD5E1" w:sz="1"/>
+              <w:left w:val="single" w:color="CBD5E1" w:sz="1"/>
+              <w:bottom w:val="single" w:color="CBD5E1" w:sz="1"/>
+              <w:right w:val="single" w:color="CBD5E1" w:sz="1"/>
+            </w:tcBorders>
+            <w:shd w:fill="F8FAFC" w:val="clear"/>
+            <w:tcMar>
+              <w:top w:type="dxa" w:w="90"/>
+              <w:left w:type="dxa" w:w="140"/>
+              <w:bottom w:type="dxa" w:w="90"/>
+              <w:right w:type="dxa" w:w="140"/>
+            </w:tcMar>
+            <w:vAlign w:val="center"/>
+          </w:tcPr>
+          <w:p>
+            <w:pPr>
+              <w:spacing w:after="0"/>
+            </w:pPr>
+            <w:r>
+              <w:rPr>
+                <w:rFonts w:ascii="Arial" w:cs="Arial" w:eastAsia="Arial" w:hAnsi="Arial"/>
+                <w:color w:val="1E293B"/>
+                <w:sz w:val="18"/>
+                <w:szCs w:val="18"/>
+              </w:rPr>
+              <w:t xml:space="preserve">新增「文章评论」功能需求（5.5）：评论表单与展示、字段校验、XSS 过滤、防重复提交与按 IP 限流、后台评论管理与删除；权限矩阵、验收标准、性能指标与迭代计划同步更新。</w:t>
             </w:r>
           </w:p>
         </w:tc>
@@ -3888,6 +4022,309 @@
           </w:p>
         </w:tc>
       </w:tr>
+      <w:tr>
+        <w:tc>
+          <w:tcPr>
+            <w:tcW w:type="dxa" w:w="2400"/>
+            <w:tcBorders>
+              <w:top w:val="single" w:color="CBD5E1" w:sz="1"/>
+              <w:left w:val="single" w:color="CBD5E1" w:sz="1"/>
+              <w:bottom w:val="single" w:color="CBD5E1" w:sz="1"/>
+              <w:right w:val="single" w:color="CBD5E1" w:sz="1"/>
+            </w:tcBorders>
+            <w:shd w:fill="F8FAFC" w:val="clear"/>
+            <w:tcMar>
+              <w:top w:type="dxa" w:w="90"/>
+              <w:left w:type="dxa" w:w="140"/>
+              <w:bottom w:type="dxa" w:w="90"/>
+              <w:right w:type="dxa" w:w="140"/>
+            </w:tcMar>
+            <w:vAlign w:val="center"/>
+          </w:tcPr>
+          <w:p>
+            <w:pPr>
+              <w:spacing w:after="0"/>
+            </w:pPr>
+            <w:r>
+              <w:rPr>
+                <w:rFonts w:ascii="Arial" w:cs="Arial" w:eastAsia="Arial" w:hAnsi="Arial"/>
+                <w:color w:val="1E293B"/>
+                <w:sz w:val="18"/>
+                <w:szCs w:val="18"/>
+              </w:rPr>
+              <w:t xml:space="preserve">发表评论</w:t>
+            </w:r>
+          </w:p>
+        </w:tc>
+        <w:tc>
+          <w:tcPr>
+            <w:tcW w:type="dxa" w:w="3480"/>
+            <w:tcBorders>
+              <w:top w:val="single" w:color="CBD5E1" w:sz="1"/>
+              <w:left w:val="single" w:color="CBD5E1" w:sz="1"/>
+              <w:bottom w:val="single" w:color="CBD5E1" w:sz="1"/>
+              <w:right w:val="single" w:color="CBD5E1" w:sz="1"/>
+            </w:tcBorders>
+            <w:shd w:fill="F8FAFC" w:val="clear"/>
+            <w:tcMar>
+              <w:top w:type="dxa" w:w="90"/>
+              <w:left w:type="dxa" w:w="140"/>
+              <w:bottom w:type="dxa" w:w="90"/>
+              <w:right w:type="dxa" w:w="140"/>
+            </w:tcMar>
+            <w:vAlign w:val="center"/>
+          </w:tcPr>
+          <w:p>
+            <w:pPr>
+              <w:spacing w:after="0"/>
+            </w:pPr>
+            <w:r>
+              <w:rPr>
+                <w:rFonts w:ascii="Arial" w:cs="Arial" w:eastAsia="Arial" w:hAnsi="Arial"/>
+                <w:color w:val="1E293B"/>
+                <w:sz w:val="18"/>
+                <w:szCs w:val="18"/>
+              </w:rPr>
+              <w:t xml:space="preserve">✓</w:t>
+            </w:r>
+          </w:p>
+        </w:tc>
+        <w:tc>
+          <w:tcPr>
+            <w:tcW w:type="dxa" w:w="3480"/>
+            <w:tcBorders>
+              <w:top w:val="single" w:color="CBD5E1" w:sz="1"/>
+              <w:left w:val="single" w:color="CBD5E1" w:sz="1"/>
+              <w:bottom w:val="single" w:color="CBD5E1" w:sz="1"/>
+              <w:right w:val="single" w:color="CBD5E1" w:sz="1"/>
+            </w:tcBorders>
+            <w:shd w:fill="F8FAFC" w:val="clear"/>
+            <w:tcMar>
+              <w:top w:type="dxa" w:w="90"/>
+              <w:left w:type="dxa" w:w="140"/>
+              <w:bottom w:type="dxa" w:w="90"/>
+              <w:right w:type="dxa" w:w="140"/>
+            </w:tcMar>
+            <w:vAlign w:val="center"/>
+          </w:tcPr>
+          <w:p>
+            <w:pPr>
+              <w:spacing w:after="0"/>
+            </w:pPr>
+            <w:r>
+              <w:rPr>
+                <w:rFonts w:ascii="Arial" w:cs="Arial" w:eastAsia="Arial" w:hAnsi="Arial"/>
+                <w:color w:val="1E293B"/>
+                <w:sz w:val="18"/>
+                <w:szCs w:val="18"/>
+              </w:rPr>
+              <w:t xml:space="preserve">✓</w:t>
+            </w:r>
+          </w:p>
+        </w:tc>
+      </w:tr>
+      <w:tr>
+        <w:tc>
+          <w:tcPr>
+            <w:tcW w:type="dxa" w:w="2400"/>
+            <w:tcBorders>
+              <w:top w:val="single" w:color="CBD5E1" w:sz="1"/>
+              <w:left w:val="single" w:color="CBD5E1" w:sz="1"/>
+              <w:bottom w:val="single" w:color="CBD5E1" w:sz="1"/>
+              <w:right w:val="single" w:color="CBD5E1" w:sz="1"/>
+            </w:tcBorders>
+            <w:shd w:fill="F8FAFC" w:val="clear"/>
+            <w:tcMar>
+              <w:top w:type="dxa" w:w="90"/>
+              <w:left w:type="dxa" w:w="140"/>
+              <w:bottom w:type="dxa" w:w="90"/>
+              <w:right w:type="dxa" w:w="140"/>
+            </w:tcMar>
+            <w:vAlign w:val="center"/>
+          </w:tcPr>
+          <w:p>
+            <w:pPr>
+              <w:spacing w:after="0"/>
+            </w:pPr>
+            <w:r>
+              <w:rPr>
+                <w:rFonts w:ascii="Arial" w:cs="Arial" w:eastAsia="Arial" w:hAnsi="Arial"/>
+                <w:color w:val="1E293B"/>
+                <w:sz w:val="18"/>
+                <w:szCs w:val="18"/>
+              </w:rPr>
+              <w:t xml:space="preserve">查看评论</w:t>
+            </w:r>
+          </w:p>
+        </w:tc>
+        <w:tc>
+          <w:tcPr>
+            <w:tcW w:type="dxa" w:w="3480"/>
+            <w:tcBorders>
+              <w:top w:val="single" w:color="CBD5E1" w:sz="1"/>
+              <w:left w:val="single" w:color="CBD5E1" w:sz="1"/>
+              <w:bottom w:val="single" w:color="CBD5E1" w:sz="1"/>
+              <w:right w:val="single" w:color="CBD5E1" w:sz="1"/>
+            </w:tcBorders>
+            <w:shd w:fill="F8FAFC" w:val="clear"/>
+            <w:tcMar>
+              <w:top w:type="dxa" w:w="90"/>
+              <w:left w:type="dxa" w:w="140"/>
+              <w:bottom w:type="dxa" w:w="90"/>
+              <w:right w:type="dxa" w:w="140"/>
+            </w:tcMar>
+            <w:vAlign w:val="center"/>
+          </w:tcPr>
+          <w:p>
+            <w:pPr>
+              <w:spacing w:after="0"/>
+            </w:pPr>
+            <w:r>
+              <w:rPr>
+                <w:rFonts w:ascii="Arial" w:cs="Arial" w:eastAsia="Arial" w:hAnsi="Arial"/>
+                <w:color w:val="1E293B"/>
+                <w:sz w:val="18"/>
+                <w:szCs w:val="18"/>
+              </w:rPr>
+              <w:t xml:space="preserve">✓</w:t>
+            </w:r>
+          </w:p>
+        </w:tc>
+        <w:tc>
+          <w:tcPr>
+            <w:tcW w:type="dxa" w:w="3480"/>
+            <w:tcBorders>
+              <w:top w:val="single" w:color="CBD5E1" w:sz="1"/>
+              <w:left w:val="single" w:color="CBD5E1" w:sz="1"/>
+              <w:bottom w:val="single" w:color="CBD5E1" w:sz="1"/>
+              <w:right w:val="single" w:color="CBD5E1" w:sz="1"/>
+            </w:tcBorders>
+            <w:shd w:fill="F8FAFC" w:val="clear"/>
+            <w:tcMar>
+              <w:top w:type="dxa" w:w="90"/>
+              <w:left w:type="dxa" w:w="140"/>
+              <w:bottom w:type="dxa" w:w="90"/>
+              <w:right w:type="dxa" w:w="140"/>
+            </w:tcMar>
+            <w:vAlign w:val="center"/>
+          </w:tcPr>
+          <w:p>
+            <w:pPr>
+              <w:spacing w:after="0"/>
+            </w:pPr>
+            <w:r>
+              <w:rPr>
+                <w:rFonts w:ascii="Arial" w:cs="Arial" w:eastAsia="Arial" w:hAnsi="Arial"/>
+                <w:color w:val="1E293B"/>
+                <w:sz w:val="18"/>
+                <w:szCs w:val="18"/>
+              </w:rPr>
+              <w:t xml:space="preserve">✓</w:t>
+            </w:r>
+          </w:p>
+        </w:tc>
+      </w:tr>
+      <w:tr>
+        <w:tc>
+          <w:tcPr>
+            <w:tcW w:type="dxa" w:w="2400"/>
+            <w:tcBorders>
+              <w:top w:val="single" w:color="CBD5E1" w:sz="1"/>
+              <w:left w:val="single" w:color="CBD5E1" w:sz="1"/>
+              <w:bottom w:val="single" w:color="CBD5E1" w:sz="1"/>
+              <w:right w:val="single" w:color="CBD5E1" w:sz="1"/>
+            </w:tcBorders>
+            <w:shd w:fill="F8FAFC" w:val="clear"/>
+            <w:tcMar>
+              <w:top w:type="dxa" w:w="90"/>
+              <w:left w:type="dxa" w:w="140"/>
+              <w:bottom w:type="dxa" w:w="90"/>
+              <w:right w:type="dxa" w:w="140"/>
+            </w:tcMar>
+            <w:vAlign w:val="center"/>
+          </w:tcPr>
+          <w:p>
+            <w:pPr>
+              <w:spacing w:after="0"/>
+            </w:pPr>
+            <w:r>
+              <w:rPr>
+                <w:rFonts w:ascii="Arial" w:cs="Arial" w:eastAsia="Arial" w:hAnsi="Arial"/>
+                <w:color w:val="1E293B"/>
+                <w:sz w:val="18"/>
+                <w:szCs w:val="18"/>
+              </w:rPr>
+              <w:t xml:space="preserve">删除评论</w:t>
+            </w:r>
+          </w:p>
+        </w:tc>
+        <w:tc>
+          <w:tcPr>
+            <w:tcW w:type="dxa" w:w="3480"/>
+            <w:tcBorders>
+              <w:top w:val="single" w:color="CBD5E1" w:sz="1"/>
+              <w:left w:val="single" w:color="CBD5E1" w:sz="1"/>
+              <w:bottom w:val="single" w:color="CBD5E1" w:sz="1"/>
+              <w:right w:val="single" w:color="CBD5E1" w:sz="1"/>
+            </w:tcBorders>
+            <w:shd w:fill="F8FAFC" w:val="clear"/>
+            <w:tcMar>
+              <w:top w:type="dxa" w:w="90"/>
+              <w:left w:type="dxa" w:w="140"/>
+              <w:bottom w:type="dxa" w:w="90"/>
+              <w:right w:type="dxa" w:w="140"/>
+            </w:tcMar>
+            <w:vAlign w:val="center"/>
+          </w:tcPr>
+          <w:p>
+            <w:pPr>
+              <w:spacing w:after="0"/>
+            </w:pPr>
+            <w:r>
+              <w:rPr>
+                <w:rFonts w:ascii="Arial" w:cs="Arial" w:eastAsia="Arial" w:hAnsi="Arial"/>
+                <w:color w:val="1E293B"/>
+                <w:sz w:val="18"/>
+                <w:szCs w:val="18"/>
+              </w:rPr>
+              <w:t xml:space="preserve">✓</w:t>
+            </w:r>
+          </w:p>
+        </w:tc>
+        <w:tc>
+          <w:tcPr>
+            <w:tcW w:type="dxa" w:w="3480"/>
+            <w:tcBorders>
+              <w:top w:val="single" w:color="CBD5E1" w:sz="1"/>
+              <w:left w:val="single" w:color="CBD5E1" w:sz="1"/>
+              <w:bottom w:val="single" w:color="CBD5E1" w:sz="1"/>
+              <w:right w:val="single" w:color="CBD5E1" w:sz="1"/>
+            </w:tcBorders>
+            <w:shd w:fill="F8FAFC" w:val="clear"/>
+            <w:tcMar>
+              <w:top w:type="dxa" w:w="90"/>
+              <w:left w:type="dxa" w:w="140"/>
+              <w:bottom w:type="dxa" w:w="90"/>
+              <w:right w:type="dxa" w:w="140"/>
+            </w:tcMar>
+            <w:vAlign w:val="center"/>
+          </w:tcPr>
+          <w:p>
+            <w:pPr>
+              <w:spacing w:after="0"/>
+            </w:pPr>
+            <w:r>
+              <w:rPr>
+                <w:rFonts w:ascii="Arial" w:cs="Arial" w:eastAsia="Arial" w:hAnsi="Arial"/>
+                <w:color w:val="1E293B"/>
+                <w:sz w:val="18"/>
+                <w:szCs w:val="18"/>
+              </w:rPr>
+              <w:t xml:space="preserve">✗</w:t>
+            </w:r>
+          </w:p>
+        </w:tc>
+      </w:tr>
     </w:tbl>
     <w:p>
       <w:pPr>
@@ -14387,6 +14824,4110 @@
       </w:r>
     </w:p>
     <w:p>
+      <w:r>
+        <w:br w:type="page"/>
+      </w:r>
+    </w:p>
+    <w:p>
+      <w:pPr>
+        <w:pStyle w:val="Heading1"/>
+      </w:pPr>
+      <w:r>
+        <w:rPr>
+          <w:rFonts w:ascii="Arial" w:cs="Arial" w:eastAsia="Arial" w:hAnsi="Arial"/>
+          <w:b/>
+          <w:bCs/>
+          <w:color w:val="1E293B"/>
+        </w:rPr>
+        <w:t xml:space="preserve">5.5 文章评论（COMMENT）</w:t>
+      </w:r>
+    </w:p>
+    <w:p>
+      <w:pPr>
+        <w:pStyle w:val="Heading2"/>
+      </w:pPr>
+      <w:r>
+        <w:rPr>
+          <w:rFonts w:ascii="Arial" w:cs="Arial" w:eastAsia="Arial" w:hAnsi="Arial"/>
+          <w:b/>
+          <w:bCs/>
+          <w:color w:val="1E293B"/>
+        </w:rPr>
+        <w:t xml:space="preserve">5.5.1 功能需求</w:t>
+      </w:r>
+    </w:p>
+    <w:tbl>
+      <w:tblPr>
+        <w:tblW w:type="dxa" w:w="9360"/>
+        <w:tblBorders>
+          <w:top w:val="single" w:color="auto" w:sz="4"/>
+          <w:left w:val="single" w:color="auto" w:sz="4"/>
+          <w:bottom w:val="single" w:color="auto" w:sz="4"/>
+          <w:right w:val="single" w:color="auto" w:sz="4"/>
+          <w:insideH w:val="single" w:color="auto" w:sz="4"/>
+          <w:insideV w:val="single" w:color="auto" w:sz="4"/>
+        </w:tblBorders>
+      </w:tblPr>
+      <w:tblGrid>
+        <w:gridCol w:w="900"/>
+        <w:gridCol w:w="700"/>
+        <w:gridCol w:w="1500"/>
+        <w:gridCol w:w="6260"/>
+      </w:tblGrid>
+      <w:tr>
+        <w:tc>
+          <w:tcPr>
+            <w:tcW w:type="dxa" w:w="900"/>
+            <w:gridSpan w:val="1"/>
+            <w:tcBorders>
+              <w:top w:val="single" w:color="CBD5E1" w:sz="1"/>
+              <w:left w:val="single" w:color="CBD5E1" w:sz="1"/>
+              <w:bottom w:val="single" w:color="CBD5E1" w:sz="1"/>
+              <w:right w:val="single" w:color="CBD5E1" w:sz="1"/>
+            </w:tcBorders>
+            <w:shd w:fill="E2E8F0" w:val="clear"/>
+            <w:tcMar>
+              <w:top w:type="dxa" w:w="90"/>
+              <w:left w:type="dxa" w:w="140"/>
+              <w:bottom w:type="dxa" w:w="90"/>
+              <w:right w:type="dxa" w:w="140"/>
+            </w:tcMar>
+            <w:vAlign w:val="center"/>
+          </w:tcPr>
+          <w:p>
+            <w:pPr>
+              <w:spacing w:after="0"/>
+            </w:pPr>
+            <w:r>
+              <w:rPr>
+                <w:rFonts w:ascii="Arial" w:cs="Arial" w:eastAsia="Arial" w:hAnsi="Arial"/>
+                <w:b/>
+                <w:bCs/>
+                <w:color w:val="1E293B"/>
+                <w:sz w:val="18"/>
+                <w:szCs w:val="18"/>
+              </w:rPr>
+              <w:t xml:space="preserve">编号</w:t>
+            </w:r>
+          </w:p>
+        </w:tc>
+        <w:tc>
+          <w:tcPr>
+            <w:tcW w:type="dxa" w:w="700"/>
+            <w:gridSpan w:val="1"/>
+            <w:tcBorders>
+              <w:top w:val="single" w:color="CBD5E1" w:sz="1"/>
+              <w:left w:val="single" w:color="CBD5E1" w:sz="1"/>
+              <w:bottom w:val="single" w:color="CBD5E1" w:sz="1"/>
+              <w:right w:val="single" w:color="CBD5E1" w:sz="1"/>
+            </w:tcBorders>
+            <w:shd w:fill="E2E8F0" w:val="clear"/>
+            <w:tcMar>
+              <w:top w:type="dxa" w:w="90"/>
+              <w:left w:type="dxa" w:w="140"/>
+              <w:bottom w:type="dxa" w:w="90"/>
+              <w:right w:type="dxa" w:w="140"/>
+            </w:tcMar>
+            <w:vAlign w:val="center"/>
+          </w:tcPr>
+          <w:p>
+            <w:pPr>
+              <w:spacing w:after="0"/>
+            </w:pPr>
+            <w:r>
+              <w:rPr>
+                <w:rFonts w:ascii="Arial" w:cs="Arial" w:eastAsia="Arial" w:hAnsi="Arial"/>
+                <w:b/>
+                <w:bCs/>
+                <w:color w:val="1E293B"/>
+                <w:sz w:val="18"/>
+                <w:szCs w:val="18"/>
+              </w:rPr>
+              <w:t xml:space="preserve">优先级</w:t>
+            </w:r>
+          </w:p>
+        </w:tc>
+        <w:tc>
+          <w:tcPr>
+            <w:tcW w:type="dxa" w:w="1500"/>
+            <w:gridSpan w:val="1"/>
+            <w:tcBorders>
+              <w:top w:val="single" w:color="CBD5E1" w:sz="1"/>
+              <w:left w:val="single" w:color="CBD5E1" w:sz="1"/>
+              <w:bottom w:val="single" w:color="CBD5E1" w:sz="1"/>
+              <w:right w:val="single" w:color="CBD5E1" w:sz="1"/>
+            </w:tcBorders>
+            <w:shd w:fill="E2E8F0" w:val="clear"/>
+            <w:tcMar>
+              <w:top w:type="dxa" w:w="90"/>
+              <w:left w:type="dxa" w:w="140"/>
+              <w:bottom w:type="dxa" w:w="90"/>
+              <w:right w:type="dxa" w:w="140"/>
+            </w:tcMar>
+            <w:vAlign w:val="center"/>
+          </w:tcPr>
+          <w:p>
+            <w:pPr>
+              <w:spacing w:after="0"/>
+            </w:pPr>
+            <w:r>
+              <w:rPr>
+                <w:rFonts w:ascii="Arial" w:cs="Arial" w:eastAsia="Arial" w:hAnsi="Arial"/>
+                <w:b/>
+                <w:bCs/>
+                <w:color w:val="1E293B"/>
+                <w:sz w:val="18"/>
+                <w:szCs w:val="18"/>
+              </w:rPr>
+              <w:t xml:space="preserve">功能项</w:t>
+            </w:r>
+          </w:p>
+        </w:tc>
+        <w:tc>
+          <w:tcPr>
+            <w:tcW w:type="dxa" w:w="6260"/>
+            <w:gridSpan w:val="1"/>
+            <w:tcBorders>
+              <w:top w:val="single" w:color="CBD5E1" w:sz="1"/>
+              <w:left w:val="single" w:color="CBD5E1" w:sz="1"/>
+              <w:bottom w:val="single" w:color="CBD5E1" w:sz="1"/>
+              <w:right w:val="single" w:color="CBD5E1" w:sz="1"/>
+            </w:tcBorders>
+            <w:shd w:fill="E2E8F0" w:val="clear"/>
+            <w:tcMar>
+              <w:top w:type="dxa" w:w="90"/>
+              <w:left w:type="dxa" w:w="140"/>
+              <w:bottom w:type="dxa" w:w="90"/>
+              <w:right w:type="dxa" w:w="140"/>
+            </w:tcMar>
+            <w:vAlign w:val="center"/>
+          </w:tcPr>
+          <w:p>
+            <w:pPr>
+              <w:spacing w:after="0"/>
+            </w:pPr>
+            <w:r>
+              <w:rPr>
+                <w:rFonts w:ascii="Arial" w:cs="Arial" w:eastAsia="Arial" w:hAnsi="Arial"/>
+                <w:b/>
+                <w:bCs/>
+                <w:color w:val="1E293B"/>
+                <w:sz w:val="18"/>
+                <w:szCs w:val="18"/>
+              </w:rPr>
+              <w:t xml:space="preserve">详细描述 / 字段规则 / 边界条件</w:t>
+            </w:r>
+          </w:p>
+        </w:tc>
+      </w:tr>
+      <w:tr>
+        <w:tc>
+          <w:tcPr>
+            <w:tcW w:type="dxa" w:w="900"/>
+            <w:tcBorders>
+              <w:top w:val="single" w:color="CBD5E1" w:sz="1"/>
+              <w:left w:val="single" w:color="CBD5E1" w:sz="1"/>
+              <w:bottom w:val="single" w:color="CBD5E1" w:sz="1"/>
+              <w:right w:val="single" w:color="CBD5E1" w:sz="1"/>
+            </w:tcBorders>
+            <w:shd w:fill="F8FAFC" w:val="clear"/>
+            <w:tcMar>
+              <w:top w:type="dxa" w:w="90"/>
+              <w:left w:type="dxa" w:w="140"/>
+              <w:bottom w:type="dxa" w:w="90"/>
+              <w:right w:type="dxa" w:w="140"/>
+            </w:tcMar>
+            <w:vAlign w:val="center"/>
+          </w:tcPr>
+          <w:p>
+            <w:pPr>
+              <w:spacing w:after="0"/>
+            </w:pPr>
+            <w:r>
+              <w:rPr>
+                <w:rFonts w:ascii="Arial" w:cs="Arial" w:eastAsia="Arial" w:hAnsi="Arial"/>
+                <w:color w:val="1E293B"/>
+                <w:sz w:val="18"/>
+                <w:szCs w:val="18"/>
+              </w:rPr>
+              <w:t xml:space="preserve">REQ-25</w:t>
+            </w:r>
+          </w:p>
+        </w:tc>
+        <w:tc>
+          <w:tcPr>
+            <w:tcW w:type="dxa" w:w="700"/>
+            <w:tcBorders>
+              <w:top w:val="single" w:color="CBD5E1" w:sz="1"/>
+              <w:left w:val="single" w:color="CBD5E1" w:sz="1"/>
+              <w:bottom w:val="single" w:color="CBD5E1" w:sz="1"/>
+              <w:right w:val="single" w:color="CBD5E1" w:sz="1"/>
+            </w:tcBorders>
+            <w:shd w:fill="F8FAFC" w:val="clear"/>
+            <w:tcMar>
+              <w:top w:type="dxa" w:w="90"/>
+              <w:left w:type="dxa" w:w="140"/>
+              <w:bottom w:type="dxa" w:w="90"/>
+              <w:right w:type="dxa" w:w="140"/>
+            </w:tcMar>
+            <w:vAlign w:val="center"/>
+          </w:tcPr>
+          <w:p>
+            <w:pPr>
+              <w:spacing w:after="0"/>
+            </w:pPr>
+            <w:r>
+              <w:rPr>
+                <w:rFonts w:ascii="Arial" w:cs="Arial" w:eastAsia="Arial" w:hAnsi="Arial"/>
+                <w:color w:val="1E293B"/>
+                <w:sz w:val="18"/>
+                <w:szCs w:val="18"/>
+              </w:rPr>
+              <w:t xml:space="preserve">P0</w:t>
+            </w:r>
+          </w:p>
+        </w:tc>
+        <w:tc>
+          <w:tcPr>
+            <w:tcW w:type="dxa" w:w="1500"/>
+            <w:tcBorders>
+              <w:top w:val="single" w:color="CBD5E1" w:sz="1"/>
+              <w:left w:val="single" w:color="CBD5E1" w:sz="1"/>
+              <w:bottom w:val="single" w:color="CBD5E1" w:sz="1"/>
+              <w:right w:val="single" w:color="CBD5E1" w:sz="1"/>
+            </w:tcBorders>
+            <w:shd w:fill="F8FAFC" w:val="clear"/>
+            <w:tcMar>
+              <w:top w:type="dxa" w:w="90"/>
+              <w:left w:type="dxa" w:w="140"/>
+              <w:bottom w:type="dxa" w:w="90"/>
+              <w:right w:type="dxa" w:w="140"/>
+            </w:tcMar>
+            <w:vAlign w:val="center"/>
+          </w:tcPr>
+          <w:p>
+            <w:pPr>
+              <w:spacing w:after="0"/>
+            </w:pPr>
+            <w:r>
+              <w:rPr>
+                <w:rFonts w:ascii="Arial" w:cs="Arial" w:eastAsia="Arial" w:hAnsi="Arial"/>
+                <w:color w:val="1E293B"/>
+                <w:sz w:val="18"/>
+                <w:szCs w:val="18"/>
+              </w:rPr>
+              <w:t xml:space="preserve">评论表单</w:t>
+            </w:r>
+          </w:p>
+        </w:tc>
+        <w:tc>
+          <w:tcPr>
+            <w:tcW w:type="dxa" w:w="6260"/>
+            <w:tcBorders>
+              <w:top w:val="single" w:color="CBD5E1" w:sz="1"/>
+              <w:left w:val="single" w:color="CBD5E1" w:sz="1"/>
+              <w:bottom w:val="single" w:color="CBD5E1" w:sz="1"/>
+              <w:right w:val="single" w:color="CBD5E1" w:sz="1"/>
+            </w:tcBorders>
+            <w:shd w:fill="F8FAFC" w:val="clear"/>
+            <w:tcMar>
+              <w:top w:type="dxa" w:w="90"/>
+              <w:left w:type="dxa" w:w="140"/>
+              <w:bottom w:type="dxa" w:w="90"/>
+              <w:right w:type="dxa" w:w="140"/>
+            </w:tcMar>
+            <w:vAlign w:val="center"/>
+          </w:tcPr>
+          <w:p>
+            <w:pPr>
+              <w:spacing w:after="0"/>
+            </w:pPr>
+            <w:r>
+              <w:rPr>
+                <w:rFonts w:ascii="Arial" w:cs="Arial" w:eastAsia="Arial" w:hAnsi="Arial"/>
+                <w:color w:val="1E293B"/>
+                <w:sz w:val="18"/>
+                <w:szCs w:val="18"/>
+              </w:rPr>
+              <w:t xml:space="preserve">文章详情页（article.html）正文下方提供评论区：「昵称」（必填，≤ 20 字符）「邮箱」（选填，≤ 50 字符）「评论内容」（必填，≤ 1000 字符）与提交按钮；提交期间按钮禁用防连点。</w:t>
+            </w:r>
+          </w:p>
+        </w:tc>
+      </w:tr>
+      <w:tr>
+        <w:tc>
+          <w:tcPr>
+            <w:tcW w:type="dxa" w:w="900"/>
+            <w:tcBorders>
+              <w:top w:val="single" w:color="CBD5E1" w:sz="1"/>
+              <w:left w:val="single" w:color="CBD5E1" w:sz="1"/>
+              <w:bottom w:val="single" w:color="CBD5E1" w:sz="1"/>
+              <w:right w:val="single" w:color="CBD5E1" w:sz="1"/>
+            </w:tcBorders>
+            <w:shd w:fill="F8FAFC" w:val="clear"/>
+            <w:tcMar>
+              <w:top w:type="dxa" w:w="90"/>
+              <w:left w:type="dxa" w:w="140"/>
+              <w:bottom w:type="dxa" w:w="90"/>
+              <w:right w:type="dxa" w:w="140"/>
+            </w:tcMar>
+            <w:vAlign w:val="center"/>
+          </w:tcPr>
+          <w:p>
+            <w:pPr>
+              <w:spacing w:after="0"/>
+            </w:pPr>
+            <w:r>
+              <w:rPr>
+                <w:rFonts w:ascii="Arial" w:cs="Arial" w:eastAsia="Arial" w:hAnsi="Arial"/>
+                <w:color w:val="1E293B"/>
+                <w:sz w:val="18"/>
+                <w:szCs w:val="18"/>
+              </w:rPr>
+              <w:t xml:space="preserve">REQ-26</w:t>
+            </w:r>
+          </w:p>
+        </w:tc>
+        <w:tc>
+          <w:tcPr>
+            <w:tcW w:type="dxa" w:w="700"/>
+            <w:tcBorders>
+              <w:top w:val="single" w:color="CBD5E1" w:sz="1"/>
+              <w:left w:val="single" w:color="CBD5E1" w:sz="1"/>
+              <w:bottom w:val="single" w:color="CBD5E1" w:sz="1"/>
+              <w:right w:val="single" w:color="CBD5E1" w:sz="1"/>
+            </w:tcBorders>
+            <w:shd w:fill="F8FAFC" w:val="clear"/>
+            <w:tcMar>
+              <w:top w:type="dxa" w:w="90"/>
+              <w:left w:type="dxa" w:w="140"/>
+              <w:bottom w:type="dxa" w:w="90"/>
+              <w:right w:type="dxa" w:w="140"/>
+            </w:tcMar>
+            <w:vAlign w:val="center"/>
+          </w:tcPr>
+          <w:p>
+            <w:pPr>
+              <w:spacing w:after="0"/>
+            </w:pPr>
+            <w:r>
+              <w:rPr>
+                <w:rFonts w:ascii="Arial" w:cs="Arial" w:eastAsia="Arial" w:hAnsi="Arial"/>
+                <w:color w:val="1E293B"/>
+                <w:sz w:val="18"/>
+                <w:szCs w:val="18"/>
+              </w:rPr>
+              <w:t xml:space="preserve">P0</w:t>
+            </w:r>
+          </w:p>
+        </w:tc>
+        <w:tc>
+          <w:tcPr>
+            <w:tcW w:type="dxa" w:w="1500"/>
+            <w:tcBorders>
+              <w:top w:val="single" w:color="CBD5E1" w:sz="1"/>
+              <w:left w:val="single" w:color="CBD5E1" w:sz="1"/>
+              <w:bottom w:val="single" w:color="CBD5E1" w:sz="1"/>
+              <w:right w:val="single" w:color="CBD5E1" w:sz="1"/>
+            </w:tcBorders>
+            <w:shd w:fill="F8FAFC" w:val="clear"/>
+            <w:tcMar>
+              <w:top w:type="dxa" w:w="90"/>
+              <w:left w:type="dxa" w:w="140"/>
+              <w:bottom w:type="dxa" w:w="90"/>
+              <w:right w:type="dxa" w:w="140"/>
+            </w:tcMar>
+            <w:vAlign w:val="center"/>
+          </w:tcPr>
+          <w:p>
+            <w:pPr>
+              <w:spacing w:after="0"/>
+            </w:pPr>
+            <w:r>
+              <w:rPr>
+                <w:rFonts w:ascii="Arial" w:cs="Arial" w:eastAsia="Arial" w:hAnsi="Arial"/>
+                <w:color w:val="1E293B"/>
+                <w:sz w:val="18"/>
+                <w:szCs w:val="18"/>
+              </w:rPr>
+              <w:t xml:space="preserve">字段校验</w:t>
+            </w:r>
+          </w:p>
+        </w:tc>
+        <w:tc>
+          <w:tcPr>
+            <w:tcW w:type="dxa" w:w="6260"/>
+            <w:tcBorders>
+              <w:top w:val="single" w:color="CBD5E1" w:sz="1"/>
+              <w:left w:val="single" w:color="CBD5E1" w:sz="1"/>
+              <w:bottom w:val="single" w:color="CBD5E1" w:sz="1"/>
+              <w:right w:val="single" w:color="CBD5E1" w:sz="1"/>
+            </w:tcBorders>
+            <w:shd w:fill="F8FAFC" w:val="clear"/>
+            <w:tcMar>
+              <w:top w:type="dxa" w:w="90"/>
+              <w:left w:type="dxa" w:w="140"/>
+              <w:bottom w:type="dxa" w:w="90"/>
+              <w:right w:type="dxa" w:w="140"/>
+            </w:tcMar>
+            <w:vAlign w:val="center"/>
+          </w:tcPr>
+          <w:p>
+            <w:pPr>
+              <w:spacing w:after="0"/>
+            </w:pPr>
+            <w:r>
+              <w:rPr>
+                <w:rFonts w:ascii="Arial" w:cs="Arial" w:eastAsia="Arial" w:hAnsi="Arial"/>
+                <w:color w:val="1E293B"/>
+                <w:sz w:val="18"/>
+                <w:szCs w:val="18"/>
+              </w:rPr>
+              <w:t xml:space="preserve">前端 + 后端双重校验：昵称 trim 后非空，否则提示「昵称不能为空」；评论内容去除 HTML 标签后非空（仅空白/纯标签视为空），否则提示「评论内容不能为空」；邮箱填写时必须符合邮件格式，否则提示「邮箱格式不正确」。</w:t>
+            </w:r>
+          </w:p>
+        </w:tc>
+      </w:tr>
+      <w:tr>
+        <w:tc>
+          <w:tcPr>
+            <w:tcW w:type="dxa" w:w="900"/>
+            <w:tcBorders>
+              <w:top w:val="single" w:color="CBD5E1" w:sz="1"/>
+              <w:left w:val="single" w:color="CBD5E1" w:sz="1"/>
+              <w:bottom w:val="single" w:color="CBD5E1" w:sz="1"/>
+              <w:right w:val="single" w:color="CBD5E1" w:sz="1"/>
+            </w:tcBorders>
+            <w:shd w:fill="F8FAFC" w:val="clear"/>
+            <w:tcMar>
+              <w:top w:type="dxa" w:w="90"/>
+              <w:left w:type="dxa" w:w="140"/>
+              <w:bottom w:type="dxa" w:w="90"/>
+              <w:right w:type="dxa" w:w="140"/>
+            </w:tcMar>
+            <w:vAlign w:val="center"/>
+          </w:tcPr>
+          <w:p>
+            <w:pPr>
+              <w:spacing w:after="0"/>
+            </w:pPr>
+            <w:r>
+              <w:rPr>
+                <w:rFonts w:ascii="Arial" w:cs="Arial" w:eastAsia="Arial" w:hAnsi="Arial"/>
+                <w:color w:val="1E293B"/>
+                <w:sz w:val="18"/>
+                <w:szCs w:val="18"/>
+              </w:rPr>
+              <w:t xml:space="preserve">REQ-27</w:t>
+            </w:r>
+          </w:p>
+        </w:tc>
+        <w:tc>
+          <w:tcPr>
+            <w:tcW w:type="dxa" w:w="700"/>
+            <w:tcBorders>
+              <w:top w:val="single" w:color="CBD5E1" w:sz="1"/>
+              <w:left w:val="single" w:color="CBD5E1" w:sz="1"/>
+              <w:bottom w:val="single" w:color="CBD5E1" w:sz="1"/>
+              <w:right w:val="single" w:color="CBD5E1" w:sz="1"/>
+            </w:tcBorders>
+            <w:shd w:fill="F8FAFC" w:val="clear"/>
+            <w:tcMar>
+              <w:top w:type="dxa" w:w="90"/>
+              <w:left w:type="dxa" w:w="140"/>
+              <w:bottom w:type="dxa" w:w="90"/>
+              <w:right w:type="dxa" w:w="140"/>
+            </w:tcMar>
+            <w:vAlign w:val="center"/>
+          </w:tcPr>
+          <w:p>
+            <w:pPr>
+              <w:spacing w:after="0"/>
+            </w:pPr>
+            <w:r>
+              <w:rPr>
+                <w:rFonts w:ascii="Arial" w:cs="Arial" w:eastAsia="Arial" w:hAnsi="Arial"/>
+                <w:color w:val="1E293B"/>
+                <w:sz w:val="18"/>
+                <w:szCs w:val="18"/>
+              </w:rPr>
+              <w:t xml:space="preserve">P0</w:t>
+            </w:r>
+          </w:p>
+        </w:tc>
+        <w:tc>
+          <w:tcPr>
+            <w:tcW w:type="dxa" w:w="1500"/>
+            <w:tcBorders>
+              <w:top w:val="single" w:color="CBD5E1" w:sz="1"/>
+              <w:left w:val="single" w:color="CBD5E1" w:sz="1"/>
+              <w:bottom w:val="single" w:color="CBD5E1" w:sz="1"/>
+              <w:right w:val="single" w:color="CBD5E1" w:sz="1"/>
+            </w:tcBorders>
+            <w:shd w:fill="F8FAFC" w:val="clear"/>
+            <w:tcMar>
+              <w:top w:type="dxa" w:w="90"/>
+              <w:left w:type="dxa" w:w="140"/>
+              <w:bottom w:type="dxa" w:w="90"/>
+              <w:right w:type="dxa" w:w="140"/>
+            </w:tcMar>
+            <w:vAlign w:val="center"/>
+          </w:tcPr>
+          <w:p>
+            <w:pPr>
+              <w:spacing w:after="0"/>
+            </w:pPr>
+            <w:r>
+              <w:rPr>
+                <w:rFonts w:ascii="Arial" w:cs="Arial" w:eastAsia="Arial" w:hAnsi="Arial"/>
+                <w:color w:val="1E293B"/>
+                <w:sz w:val="18"/>
+                <w:szCs w:val="18"/>
+              </w:rPr>
+              <w:t xml:space="preserve">评论展示</w:t>
+            </w:r>
+          </w:p>
+        </w:tc>
+        <w:tc>
+          <w:tcPr>
+            <w:tcW w:type="dxa" w:w="6260"/>
+            <w:tcBorders>
+              <w:top w:val="single" w:color="CBD5E1" w:sz="1"/>
+              <w:left w:val="single" w:color="CBD5E1" w:sz="1"/>
+              <w:bottom w:val="single" w:color="CBD5E1" w:sz="1"/>
+              <w:right w:val="single" w:color="CBD5E1" w:sz="1"/>
+            </w:tcBorders>
+            <w:shd w:fill="F8FAFC" w:val="clear"/>
+            <w:tcMar>
+              <w:top w:type="dxa" w:w="90"/>
+              <w:left w:type="dxa" w:w="140"/>
+              <w:bottom w:type="dxa" w:w="90"/>
+              <w:right w:type="dxa" w:w="140"/>
+            </w:tcMar>
+            <w:vAlign w:val="center"/>
+          </w:tcPr>
+          <w:p>
+            <w:pPr>
+              <w:spacing w:after="0"/>
+            </w:pPr>
+            <w:r>
+              <w:rPr>
+                <w:rFonts w:ascii="Arial" w:cs="Arial" w:eastAsia="Arial" w:hAnsi="Arial"/>
+                <w:color w:val="1E293B"/>
+                <w:sz w:val="18"/>
+                <w:szCs w:val="18"/>
+              </w:rPr>
+              <w:t xml:space="preserve">文章详情页展示该文章的评论列表（按提交时间升序、新评论在下方），逐条显示昵称、提交时间与内容，并在评论区标题展示评论总数；无评论时提示「暂无评论，快来抢沙发」。</w:t>
+            </w:r>
+          </w:p>
+        </w:tc>
+      </w:tr>
+      <w:tr>
+        <w:tc>
+          <w:tcPr>
+            <w:tcW w:type="dxa" w:w="900"/>
+            <w:tcBorders>
+              <w:top w:val="single" w:color="CBD5E1" w:sz="1"/>
+              <w:left w:val="single" w:color="CBD5E1" w:sz="1"/>
+              <w:bottom w:val="single" w:color="CBD5E1" w:sz="1"/>
+              <w:right w:val="single" w:color="CBD5E1" w:sz="1"/>
+            </w:tcBorders>
+            <w:shd w:fill="F8FAFC" w:val="clear"/>
+            <w:tcMar>
+              <w:top w:type="dxa" w:w="90"/>
+              <w:left w:type="dxa" w:w="140"/>
+              <w:bottom w:type="dxa" w:w="90"/>
+              <w:right w:type="dxa" w:w="140"/>
+            </w:tcMar>
+            <w:vAlign w:val="center"/>
+          </w:tcPr>
+          <w:p>
+            <w:pPr>
+              <w:spacing w:after="0"/>
+            </w:pPr>
+            <w:r>
+              <w:rPr>
+                <w:rFonts w:ascii="Arial" w:cs="Arial" w:eastAsia="Arial" w:hAnsi="Arial"/>
+                <w:color w:val="1E293B"/>
+                <w:sz w:val="18"/>
+                <w:szCs w:val="18"/>
+              </w:rPr>
+              <w:t xml:space="preserve">REQ-28</w:t>
+            </w:r>
+          </w:p>
+        </w:tc>
+        <w:tc>
+          <w:tcPr>
+            <w:tcW w:type="dxa" w:w="700"/>
+            <w:tcBorders>
+              <w:top w:val="single" w:color="CBD5E1" w:sz="1"/>
+              <w:left w:val="single" w:color="CBD5E1" w:sz="1"/>
+              <w:bottom w:val="single" w:color="CBD5E1" w:sz="1"/>
+              <w:right w:val="single" w:color="CBD5E1" w:sz="1"/>
+            </w:tcBorders>
+            <w:shd w:fill="F8FAFC" w:val="clear"/>
+            <w:tcMar>
+              <w:top w:type="dxa" w:w="90"/>
+              <w:left w:type="dxa" w:w="140"/>
+              <w:bottom w:type="dxa" w:w="90"/>
+              <w:right w:type="dxa" w:w="140"/>
+            </w:tcMar>
+            <w:vAlign w:val="center"/>
+          </w:tcPr>
+          <w:p>
+            <w:pPr>
+              <w:spacing w:after="0"/>
+            </w:pPr>
+            <w:r>
+              <w:rPr>
+                <w:rFonts w:ascii="Arial" w:cs="Arial" w:eastAsia="Arial" w:hAnsi="Arial"/>
+                <w:color w:val="1E293B"/>
+                <w:sz w:val="18"/>
+                <w:szCs w:val="18"/>
+              </w:rPr>
+              <w:t xml:space="preserve">P0</w:t>
+            </w:r>
+          </w:p>
+        </w:tc>
+        <w:tc>
+          <w:tcPr>
+            <w:tcW w:type="dxa" w:w="1500"/>
+            <w:tcBorders>
+              <w:top w:val="single" w:color="CBD5E1" w:sz="1"/>
+              <w:left w:val="single" w:color="CBD5E1" w:sz="1"/>
+              <w:bottom w:val="single" w:color="CBD5E1" w:sz="1"/>
+              <w:right w:val="single" w:color="CBD5E1" w:sz="1"/>
+            </w:tcBorders>
+            <w:shd w:fill="F8FAFC" w:val="clear"/>
+            <w:tcMar>
+              <w:top w:type="dxa" w:w="90"/>
+              <w:left w:type="dxa" w:w="140"/>
+              <w:bottom w:type="dxa" w:w="90"/>
+              <w:right w:type="dxa" w:w="140"/>
+            </w:tcMar>
+            <w:vAlign w:val="center"/>
+          </w:tcPr>
+          <w:p>
+            <w:pPr>
+              <w:spacing w:after="0"/>
+            </w:pPr>
+            <w:r>
+              <w:rPr>
+                <w:rFonts w:ascii="Arial" w:cs="Arial" w:eastAsia="Arial" w:hAnsi="Arial"/>
+                <w:color w:val="1E293B"/>
+                <w:sz w:val="18"/>
+                <w:szCs w:val="18"/>
+              </w:rPr>
+              <w:t xml:space="preserve">内容安全</w:t>
+            </w:r>
+          </w:p>
+        </w:tc>
+        <w:tc>
+          <w:tcPr>
+            <w:tcW w:type="dxa" w:w="6260"/>
+            <w:tcBorders>
+              <w:top w:val="single" w:color="CBD5E1" w:sz="1"/>
+              <w:left w:val="single" w:color="CBD5E1" w:sz="1"/>
+              <w:bottom w:val="single" w:color="CBD5E1" w:sz="1"/>
+              <w:right w:val="single" w:color="CBD5E1" w:sz="1"/>
+            </w:tcBorders>
+            <w:shd w:fill="F8FAFC" w:val="clear"/>
+            <w:tcMar>
+              <w:top w:type="dxa" w:w="90"/>
+              <w:left w:type="dxa" w:w="140"/>
+              <w:bottom w:type="dxa" w:w="90"/>
+              <w:right w:type="dxa" w:w="140"/>
+            </w:tcMar>
+            <w:vAlign w:val="center"/>
+          </w:tcPr>
+          <w:p>
+            <w:pPr>
+              <w:spacing w:after="0"/>
+            </w:pPr>
+            <w:r>
+              <w:rPr>
+                <w:rFonts w:ascii="Arial" w:cs="Arial" w:eastAsia="Arial" w:hAnsi="Arial"/>
+                <w:color w:val="1E293B"/>
+                <w:sz w:val="18"/>
+                <w:szCs w:val="18"/>
+              </w:rPr>
+              <w:t xml:space="preserve">评论内容提交后经 XSS 白名单过滤（去除全部 HTML 标签与危险元素，以纯文本入库）；前台渲染时再次转义，双层防御防脚本注入。</w:t>
+            </w:r>
+          </w:p>
+        </w:tc>
+      </w:tr>
+      <w:tr>
+        <w:tc>
+          <w:tcPr>
+            <w:tcW w:type="dxa" w:w="900"/>
+            <w:tcBorders>
+              <w:top w:val="single" w:color="CBD5E1" w:sz="1"/>
+              <w:left w:val="single" w:color="CBD5E1" w:sz="1"/>
+              <w:bottom w:val="single" w:color="CBD5E1" w:sz="1"/>
+              <w:right w:val="single" w:color="CBD5E1" w:sz="1"/>
+            </w:tcBorders>
+            <w:shd w:fill="F8FAFC" w:val="clear"/>
+            <w:tcMar>
+              <w:top w:type="dxa" w:w="90"/>
+              <w:left w:type="dxa" w:w="140"/>
+              <w:bottom w:type="dxa" w:w="90"/>
+              <w:right w:type="dxa" w:w="140"/>
+            </w:tcMar>
+            <w:vAlign w:val="center"/>
+          </w:tcPr>
+          <w:p>
+            <w:pPr>
+              <w:spacing w:after="0"/>
+            </w:pPr>
+            <w:r>
+              <w:rPr>
+                <w:rFonts w:ascii="Arial" w:cs="Arial" w:eastAsia="Arial" w:hAnsi="Arial"/>
+                <w:color w:val="1E293B"/>
+                <w:sz w:val="18"/>
+                <w:szCs w:val="18"/>
+              </w:rPr>
+              <w:t xml:space="preserve">REQ-29</w:t>
+            </w:r>
+          </w:p>
+        </w:tc>
+        <w:tc>
+          <w:tcPr>
+            <w:tcW w:type="dxa" w:w="700"/>
+            <w:tcBorders>
+              <w:top w:val="single" w:color="CBD5E1" w:sz="1"/>
+              <w:left w:val="single" w:color="CBD5E1" w:sz="1"/>
+              <w:bottom w:val="single" w:color="CBD5E1" w:sz="1"/>
+              <w:right w:val="single" w:color="CBD5E1" w:sz="1"/>
+            </w:tcBorders>
+            <w:shd w:fill="F8FAFC" w:val="clear"/>
+            <w:tcMar>
+              <w:top w:type="dxa" w:w="90"/>
+              <w:left w:type="dxa" w:w="140"/>
+              <w:bottom w:type="dxa" w:w="90"/>
+              <w:right w:type="dxa" w:w="140"/>
+            </w:tcMar>
+            <w:vAlign w:val="center"/>
+          </w:tcPr>
+          <w:p>
+            <w:pPr>
+              <w:spacing w:after="0"/>
+            </w:pPr>
+            <w:r>
+              <w:rPr>
+                <w:rFonts w:ascii="Arial" w:cs="Arial" w:eastAsia="Arial" w:hAnsi="Arial"/>
+                <w:color w:val="1E293B"/>
+                <w:sz w:val="18"/>
+                <w:szCs w:val="18"/>
+              </w:rPr>
+              <w:t xml:space="preserve">P0</w:t>
+            </w:r>
+          </w:p>
+        </w:tc>
+        <w:tc>
+          <w:tcPr>
+            <w:tcW w:type="dxa" w:w="1500"/>
+            <w:tcBorders>
+              <w:top w:val="single" w:color="CBD5E1" w:sz="1"/>
+              <w:left w:val="single" w:color="CBD5E1" w:sz="1"/>
+              <w:bottom w:val="single" w:color="CBD5E1" w:sz="1"/>
+              <w:right w:val="single" w:color="CBD5E1" w:sz="1"/>
+            </w:tcBorders>
+            <w:shd w:fill="F8FAFC" w:val="clear"/>
+            <w:tcMar>
+              <w:top w:type="dxa" w:w="90"/>
+              <w:left w:type="dxa" w:w="140"/>
+              <w:bottom w:type="dxa" w:w="90"/>
+              <w:right w:type="dxa" w:w="140"/>
+            </w:tcMar>
+            <w:vAlign w:val="center"/>
+          </w:tcPr>
+          <w:p>
+            <w:pPr>
+              <w:spacing w:after="0"/>
+            </w:pPr>
+            <w:r>
+              <w:rPr>
+                <w:rFonts w:ascii="Arial" w:cs="Arial" w:eastAsia="Arial" w:hAnsi="Arial"/>
+                <w:color w:val="1E293B"/>
+                <w:sz w:val="18"/>
+                <w:szCs w:val="18"/>
+              </w:rPr>
+              <w:t xml:space="preserve">文章关联</w:t>
+            </w:r>
+          </w:p>
+        </w:tc>
+        <w:tc>
+          <w:tcPr>
+            <w:tcW w:type="dxa" w:w="6260"/>
+            <w:tcBorders>
+              <w:top w:val="single" w:color="CBD5E1" w:sz="1"/>
+              <w:left w:val="single" w:color="CBD5E1" w:sz="1"/>
+              <w:bottom w:val="single" w:color="CBD5E1" w:sz="1"/>
+              <w:right w:val="single" w:color="CBD5E1" w:sz="1"/>
+            </w:tcBorders>
+            <w:shd w:fill="F8FAFC" w:val="clear"/>
+            <w:tcMar>
+              <w:top w:type="dxa" w:w="90"/>
+              <w:left w:type="dxa" w:w="140"/>
+              <w:bottom w:type="dxa" w:w="90"/>
+              <w:right w:type="dxa" w:w="140"/>
+            </w:tcMar>
+            <w:vAlign w:val="center"/>
+          </w:tcPr>
+          <w:p>
+            <w:pPr>
+              <w:spacing w:after="0"/>
+            </w:pPr>
+            <w:r>
+              <w:rPr>
+                <w:rFonts w:ascii="Arial" w:cs="Arial" w:eastAsia="Arial" w:hAnsi="Arial"/>
+                <w:color w:val="1E293B"/>
+                <w:sz w:val="18"/>
+                <w:szCs w:val="18"/>
+              </w:rPr>
+              <w:t xml:space="preserve">评论只能针对已存在的文章提交；文章不存在或已被删除时返回 404「文章不存在或已被删除」。文章删除后其评论级联删除，不产生孤儿记录。</w:t>
+            </w:r>
+          </w:p>
+        </w:tc>
+      </w:tr>
+      <w:tr>
+        <w:tc>
+          <w:tcPr>
+            <w:tcW w:type="dxa" w:w="900"/>
+            <w:tcBorders>
+              <w:top w:val="single" w:color="CBD5E1" w:sz="1"/>
+              <w:left w:val="single" w:color="CBD5E1" w:sz="1"/>
+              <w:bottom w:val="single" w:color="CBD5E1" w:sz="1"/>
+              <w:right w:val="single" w:color="CBD5E1" w:sz="1"/>
+            </w:tcBorders>
+            <w:shd w:fill="F8FAFC" w:val="clear"/>
+            <w:tcMar>
+              <w:top w:type="dxa" w:w="90"/>
+              <w:left w:type="dxa" w:w="140"/>
+              <w:bottom w:type="dxa" w:w="90"/>
+              <w:right w:type="dxa" w:w="140"/>
+            </w:tcMar>
+            <w:vAlign w:val="center"/>
+          </w:tcPr>
+          <w:p>
+            <w:pPr>
+              <w:spacing w:after="0"/>
+            </w:pPr>
+            <w:r>
+              <w:rPr>
+                <w:rFonts w:ascii="Arial" w:cs="Arial" w:eastAsia="Arial" w:hAnsi="Arial"/>
+                <w:color w:val="1E293B"/>
+                <w:sz w:val="18"/>
+                <w:szCs w:val="18"/>
+              </w:rPr>
+              <w:t xml:space="preserve">REQ-30</w:t>
+            </w:r>
+          </w:p>
+        </w:tc>
+        <w:tc>
+          <w:tcPr>
+            <w:tcW w:type="dxa" w:w="700"/>
+            <w:tcBorders>
+              <w:top w:val="single" w:color="CBD5E1" w:sz="1"/>
+              <w:left w:val="single" w:color="CBD5E1" w:sz="1"/>
+              <w:bottom w:val="single" w:color="CBD5E1" w:sz="1"/>
+              <w:right w:val="single" w:color="CBD5E1" w:sz="1"/>
+            </w:tcBorders>
+            <w:shd w:fill="F8FAFC" w:val="clear"/>
+            <w:tcMar>
+              <w:top w:type="dxa" w:w="90"/>
+              <w:left w:type="dxa" w:w="140"/>
+              <w:bottom w:type="dxa" w:w="90"/>
+              <w:right w:type="dxa" w:w="140"/>
+            </w:tcMar>
+            <w:vAlign w:val="center"/>
+          </w:tcPr>
+          <w:p>
+            <w:pPr>
+              <w:spacing w:after="0"/>
+            </w:pPr>
+            <w:r>
+              <w:rPr>
+                <w:rFonts w:ascii="Arial" w:cs="Arial" w:eastAsia="Arial" w:hAnsi="Arial"/>
+                <w:color w:val="1E293B"/>
+                <w:sz w:val="18"/>
+                <w:szCs w:val="18"/>
+              </w:rPr>
+              <w:t xml:space="preserve">P1</w:t>
+            </w:r>
+          </w:p>
+        </w:tc>
+        <w:tc>
+          <w:tcPr>
+            <w:tcW w:type="dxa" w:w="1500"/>
+            <w:tcBorders>
+              <w:top w:val="single" w:color="CBD5E1" w:sz="1"/>
+              <w:left w:val="single" w:color="CBD5E1" w:sz="1"/>
+              <w:bottom w:val="single" w:color="CBD5E1" w:sz="1"/>
+              <w:right w:val="single" w:color="CBD5E1" w:sz="1"/>
+            </w:tcBorders>
+            <w:shd w:fill="F8FAFC" w:val="clear"/>
+            <w:tcMar>
+              <w:top w:type="dxa" w:w="90"/>
+              <w:left w:type="dxa" w:w="140"/>
+              <w:bottom w:type="dxa" w:w="90"/>
+              <w:right w:type="dxa" w:w="140"/>
+            </w:tcMar>
+            <w:vAlign w:val="center"/>
+          </w:tcPr>
+          <w:p>
+            <w:pPr>
+              <w:spacing w:after="0"/>
+            </w:pPr>
+            <w:r>
+              <w:rPr>
+                <w:rFonts w:ascii="Arial" w:cs="Arial" w:eastAsia="Arial" w:hAnsi="Arial"/>
+                <w:color w:val="1E293B"/>
+                <w:sz w:val="18"/>
+                <w:szCs w:val="18"/>
+              </w:rPr>
+              <w:t xml:space="preserve">防重复提交</w:t>
+            </w:r>
+          </w:p>
+        </w:tc>
+        <w:tc>
+          <w:tcPr>
+            <w:tcW w:type="dxa" w:w="6260"/>
+            <w:tcBorders>
+              <w:top w:val="single" w:color="CBD5E1" w:sz="1"/>
+              <w:left w:val="single" w:color="CBD5E1" w:sz="1"/>
+              <w:bottom w:val="single" w:color="CBD5E1" w:sz="1"/>
+              <w:right w:val="single" w:color="CBD5E1" w:sz="1"/>
+            </w:tcBorders>
+            <w:shd w:fill="F8FAFC" w:val="clear"/>
+            <w:tcMar>
+              <w:top w:type="dxa" w:w="90"/>
+              <w:left w:type="dxa" w:w="140"/>
+              <w:bottom w:type="dxa" w:w="90"/>
+              <w:right w:type="dxa" w:w="140"/>
+            </w:tcMar>
+            <w:vAlign w:val="center"/>
+          </w:tcPr>
+          <w:p>
+            <w:pPr>
+              <w:spacing w:after="0"/>
+            </w:pPr>
+            <w:r>
+              <w:rPr>
+                <w:rFonts w:ascii="Arial" w:cs="Arial" w:eastAsia="Arial" w:hAnsi="Arial"/>
+                <w:color w:val="1E293B"/>
+                <w:sz w:val="18"/>
+                <w:szCs w:val="18"/>
+              </w:rPr>
+              <w:t xml:space="preserve">同一 IP 对同一文章提交相同内容，60 秒内第二次起拒绝（429），提示「请勿重复提交评论」。</w:t>
+            </w:r>
+          </w:p>
+        </w:tc>
+      </w:tr>
+      <w:tr>
+        <w:tc>
+          <w:tcPr>
+            <w:tcW w:type="dxa" w:w="900"/>
+            <w:tcBorders>
+              <w:top w:val="single" w:color="CBD5E1" w:sz="1"/>
+              <w:left w:val="single" w:color="CBD5E1" w:sz="1"/>
+              <w:bottom w:val="single" w:color="CBD5E1" w:sz="1"/>
+              <w:right w:val="single" w:color="CBD5E1" w:sz="1"/>
+            </w:tcBorders>
+            <w:shd w:fill="F8FAFC" w:val="clear"/>
+            <w:tcMar>
+              <w:top w:type="dxa" w:w="90"/>
+              <w:left w:type="dxa" w:w="140"/>
+              <w:bottom w:type="dxa" w:w="90"/>
+              <w:right w:type="dxa" w:w="140"/>
+            </w:tcMar>
+            <w:vAlign w:val="center"/>
+          </w:tcPr>
+          <w:p>
+            <w:pPr>
+              <w:spacing w:after="0"/>
+            </w:pPr>
+            <w:r>
+              <w:rPr>
+                <w:rFonts w:ascii="Arial" w:cs="Arial" w:eastAsia="Arial" w:hAnsi="Arial"/>
+                <w:color w:val="1E293B"/>
+                <w:sz w:val="18"/>
+                <w:szCs w:val="18"/>
+              </w:rPr>
+              <w:t xml:space="preserve">REQ-31</w:t>
+            </w:r>
+          </w:p>
+        </w:tc>
+        <w:tc>
+          <w:tcPr>
+            <w:tcW w:type="dxa" w:w="700"/>
+            <w:tcBorders>
+              <w:top w:val="single" w:color="CBD5E1" w:sz="1"/>
+              <w:left w:val="single" w:color="CBD5E1" w:sz="1"/>
+              <w:bottom w:val="single" w:color="CBD5E1" w:sz="1"/>
+              <w:right w:val="single" w:color="CBD5E1" w:sz="1"/>
+            </w:tcBorders>
+            <w:shd w:fill="F8FAFC" w:val="clear"/>
+            <w:tcMar>
+              <w:top w:type="dxa" w:w="90"/>
+              <w:left w:type="dxa" w:w="140"/>
+              <w:bottom w:type="dxa" w:w="90"/>
+              <w:right w:type="dxa" w:w="140"/>
+            </w:tcMar>
+            <w:vAlign w:val="center"/>
+          </w:tcPr>
+          <w:p>
+            <w:pPr>
+              <w:spacing w:after="0"/>
+            </w:pPr>
+            <w:r>
+              <w:rPr>
+                <w:rFonts w:ascii="Arial" w:cs="Arial" w:eastAsia="Arial" w:hAnsi="Arial"/>
+                <w:color w:val="1E293B"/>
+                <w:sz w:val="18"/>
+                <w:szCs w:val="18"/>
+              </w:rPr>
+              <w:t xml:space="preserve">P1</w:t>
+            </w:r>
+          </w:p>
+        </w:tc>
+        <w:tc>
+          <w:tcPr>
+            <w:tcW w:type="dxa" w:w="1500"/>
+            <w:tcBorders>
+              <w:top w:val="single" w:color="CBD5E1" w:sz="1"/>
+              <w:left w:val="single" w:color="CBD5E1" w:sz="1"/>
+              <w:bottom w:val="single" w:color="CBD5E1" w:sz="1"/>
+              <w:right w:val="single" w:color="CBD5E1" w:sz="1"/>
+            </w:tcBorders>
+            <w:shd w:fill="F8FAFC" w:val="clear"/>
+            <w:tcMar>
+              <w:top w:type="dxa" w:w="90"/>
+              <w:left w:type="dxa" w:w="140"/>
+              <w:bottom w:type="dxa" w:w="90"/>
+              <w:right w:type="dxa" w:w="140"/>
+            </w:tcMar>
+            <w:vAlign w:val="center"/>
+          </w:tcPr>
+          <w:p>
+            <w:pPr>
+              <w:spacing w:after="0"/>
+            </w:pPr>
+            <w:r>
+              <w:rPr>
+                <w:rFonts w:ascii="Arial" w:cs="Arial" w:eastAsia="Arial" w:hAnsi="Arial"/>
+                <w:color w:val="1E293B"/>
+                <w:sz w:val="18"/>
+                <w:szCs w:val="18"/>
+              </w:rPr>
+              <w:t xml:space="preserve">按 IP 限流</w:t>
+            </w:r>
+          </w:p>
+        </w:tc>
+        <w:tc>
+          <w:tcPr>
+            <w:tcW w:type="dxa" w:w="6260"/>
+            <w:tcBorders>
+              <w:top w:val="single" w:color="CBD5E1" w:sz="1"/>
+              <w:left w:val="single" w:color="CBD5E1" w:sz="1"/>
+              <w:bottom w:val="single" w:color="CBD5E1" w:sz="1"/>
+              <w:right w:val="single" w:color="CBD5E1" w:sz="1"/>
+            </w:tcBorders>
+            <w:shd w:fill="F8FAFC" w:val="clear"/>
+            <w:tcMar>
+              <w:top w:type="dxa" w:w="90"/>
+              <w:left w:type="dxa" w:w="140"/>
+              <w:bottom w:type="dxa" w:w="90"/>
+              <w:right w:type="dxa" w:w="140"/>
+            </w:tcMar>
+            <w:vAlign w:val="center"/>
+          </w:tcPr>
+          <w:p>
+            <w:pPr>
+              <w:spacing w:after="0"/>
+            </w:pPr>
+            <w:r>
+              <w:rPr>
+                <w:rFonts w:ascii="Arial" w:cs="Arial" w:eastAsia="Arial" w:hAnsi="Arial"/>
+                <w:color w:val="1E293B"/>
+                <w:sz w:val="18"/>
+                <w:szCs w:val="18"/>
+              </w:rPr>
+              <w:t xml:space="preserve">同一 IP 每小时最多提交 10 条评论，超出返回 429，提示「评论过于频繁，请稍后再试」。</w:t>
+            </w:r>
+          </w:p>
+        </w:tc>
+      </w:tr>
+      <w:tr>
+        <w:tc>
+          <w:tcPr>
+            <w:tcW w:type="dxa" w:w="900"/>
+            <w:tcBorders>
+              <w:top w:val="single" w:color="CBD5E1" w:sz="1"/>
+              <w:left w:val="single" w:color="CBD5E1" w:sz="1"/>
+              <w:bottom w:val="single" w:color="CBD5E1" w:sz="1"/>
+              <w:right w:val="single" w:color="CBD5E1" w:sz="1"/>
+            </w:tcBorders>
+            <w:shd w:fill="F8FAFC" w:val="clear"/>
+            <w:tcMar>
+              <w:top w:type="dxa" w:w="90"/>
+              <w:left w:type="dxa" w:w="140"/>
+              <w:bottom w:type="dxa" w:w="90"/>
+              <w:right w:type="dxa" w:w="140"/>
+            </w:tcMar>
+            <w:vAlign w:val="center"/>
+          </w:tcPr>
+          <w:p>
+            <w:pPr>
+              <w:spacing w:after="0"/>
+            </w:pPr>
+            <w:r>
+              <w:rPr>
+                <w:rFonts w:ascii="Arial" w:cs="Arial" w:eastAsia="Arial" w:hAnsi="Arial"/>
+                <w:color w:val="1E293B"/>
+                <w:sz w:val="18"/>
+                <w:szCs w:val="18"/>
+              </w:rPr>
+              <w:t xml:space="preserve">REQ-32</w:t>
+            </w:r>
+          </w:p>
+        </w:tc>
+        <w:tc>
+          <w:tcPr>
+            <w:tcW w:type="dxa" w:w="700"/>
+            <w:tcBorders>
+              <w:top w:val="single" w:color="CBD5E1" w:sz="1"/>
+              <w:left w:val="single" w:color="CBD5E1" w:sz="1"/>
+              <w:bottom w:val="single" w:color="CBD5E1" w:sz="1"/>
+              <w:right w:val="single" w:color="CBD5E1" w:sz="1"/>
+            </w:tcBorders>
+            <w:shd w:fill="F8FAFC" w:val="clear"/>
+            <w:tcMar>
+              <w:top w:type="dxa" w:w="90"/>
+              <w:left w:type="dxa" w:w="140"/>
+              <w:bottom w:type="dxa" w:w="90"/>
+              <w:right w:type="dxa" w:w="140"/>
+            </w:tcMar>
+            <w:vAlign w:val="center"/>
+          </w:tcPr>
+          <w:p>
+            <w:pPr>
+              <w:spacing w:after="0"/>
+            </w:pPr>
+            <w:r>
+              <w:rPr>
+                <w:rFonts w:ascii="Arial" w:cs="Arial" w:eastAsia="Arial" w:hAnsi="Arial"/>
+                <w:color w:val="1E293B"/>
+                <w:sz w:val="18"/>
+                <w:szCs w:val="18"/>
+              </w:rPr>
+              <w:t xml:space="preserve">P0</w:t>
+            </w:r>
+          </w:p>
+        </w:tc>
+        <w:tc>
+          <w:tcPr>
+            <w:tcW w:type="dxa" w:w="1500"/>
+            <w:tcBorders>
+              <w:top w:val="single" w:color="CBD5E1" w:sz="1"/>
+              <w:left w:val="single" w:color="CBD5E1" w:sz="1"/>
+              <w:bottom w:val="single" w:color="CBD5E1" w:sz="1"/>
+              <w:right w:val="single" w:color="CBD5E1" w:sz="1"/>
+            </w:tcBorders>
+            <w:shd w:fill="F8FAFC" w:val="clear"/>
+            <w:tcMar>
+              <w:top w:type="dxa" w:w="90"/>
+              <w:left w:type="dxa" w:w="140"/>
+              <w:bottom w:type="dxa" w:w="90"/>
+              <w:right w:type="dxa" w:w="140"/>
+            </w:tcMar>
+            <w:vAlign w:val="center"/>
+          </w:tcPr>
+          <w:p>
+            <w:pPr>
+              <w:spacing w:after="0"/>
+            </w:pPr>
+            <w:r>
+              <w:rPr>
+                <w:rFonts w:ascii="Arial" w:cs="Arial" w:eastAsia="Arial" w:hAnsi="Arial"/>
+                <w:color w:val="1E293B"/>
+                <w:sz w:val="18"/>
+                <w:szCs w:val="18"/>
+              </w:rPr>
+              <w:t xml:space="preserve">后台评论管理</w:t>
+            </w:r>
+          </w:p>
+        </w:tc>
+        <w:tc>
+          <w:tcPr>
+            <w:tcW w:type="dxa" w:w="6260"/>
+            <w:tcBorders>
+              <w:top w:val="single" w:color="CBD5E1" w:sz="1"/>
+              <w:left w:val="single" w:color="CBD5E1" w:sz="1"/>
+              <w:bottom w:val="single" w:color="CBD5E1" w:sz="1"/>
+              <w:right w:val="single" w:color="CBD5E1" w:sz="1"/>
+            </w:tcBorders>
+            <w:shd w:fill="F8FAFC" w:val="clear"/>
+            <w:tcMar>
+              <w:top w:type="dxa" w:w="90"/>
+              <w:left w:type="dxa" w:w="140"/>
+              <w:bottom w:type="dxa" w:w="90"/>
+              <w:right w:type="dxa" w:w="140"/>
+            </w:tcMar>
+            <w:vAlign w:val="center"/>
+          </w:tcPr>
+          <w:p>
+            <w:pPr>
+              <w:spacing w:after="0"/>
+            </w:pPr>
+            <w:r>
+              <w:rPr>
+                <w:rFonts w:ascii="Arial" w:cs="Arial" w:eastAsia="Arial" w:hAnsi="Arial"/>
+                <w:color w:val="1E293B"/>
+                <w:sz w:val="18"/>
+                <w:szCs w:val="18"/>
+              </w:rPr>
+              <w:t xml:space="preserve">后台新增「评论管理」Tab：评论列表展示 ID、文章标题、昵称、邮箱、内容、IP、时间，支持按文章 ID 检索；每条提供删除操作。</w:t>
+            </w:r>
+          </w:p>
+        </w:tc>
+      </w:tr>
+      <w:tr>
+        <w:tc>
+          <w:tcPr>
+            <w:tcW w:type="dxa" w:w="900"/>
+            <w:tcBorders>
+              <w:top w:val="single" w:color="CBD5E1" w:sz="1"/>
+              <w:left w:val="single" w:color="CBD5E1" w:sz="1"/>
+              <w:bottom w:val="single" w:color="CBD5E1" w:sz="1"/>
+              <w:right w:val="single" w:color="CBD5E1" w:sz="1"/>
+            </w:tcBorders>
+            <w:shd w:fill="F8FAFC" w:val="clear"/>
+            <w:tcMar>
+              <w:top w:type="dxa" w:w="90"/>
+              <w:left w:type="dxa" w:w="140"/>
+              <w:bottom w:type="dxa" w:w="90"/>
+              <w:right w:type="dxa" w:w="140"/>
+            </w:tcMar>
+            <w:vAlign w:val="center"/>
+          </w:tcPr>
+          <w:p>
+            <w:pPr>
+              <w:spacing w:after="0"/>
+            </w:pPr>
+            <w:r>
+              <w:rPr>
+                <w:rFonts w:ascii="Arial" w:cs="Arial" w:eastAsia="Arial" w:hAnsi="Arial"/>
+                <w:color w:val="1E293B"/>
+                <w:sz w:val="18"/>
+                <w:szCs w:val="18"/>
+              </w:rPr>
+              <w:t xml:space="preserve">REQ-33</w:t>
+            </w:r>
+          </w:p>
+        </w:tc>
+        <w:tc>
+          <w:tcPr>
+            <w:tcW w:type="dxa" w:w="700"/>
+            <w:tcBorders>
+              <w:top w:val="single" w:color="CBD5E1" w:sz="1"/>
+              <w:left w:val="single" w:color="CBD5E1" w:sz="1"/>
+              <w:bottom w:val="single" w:color="CBD5E1" w:sz="1"/>
+              <w:right w:val="single" w:color="CBD5E1" w:sz="1"/>
+            </w:tcBorders>
+            <w:shd w:fill="F8FAFC" w:val="clear"/>
+            <w:tcMar>
+              <w:top w:type="dxa" w:w="90"/>
+              <w:left w:type="dxa" w:w="140"/>
+              <w:bottom w:type="dxa" w:w="90"/>
+              <w:right w:type="dxa" w:w="140"/>
+            </w:tcMar>
+            <w:vAlign w:val="center"/>
+          </w:tcPr>
+          <w:p>
+            <w:pPr>
+              <w:spacing w:after="0"/>
+            </w:pPr>
+            <w:r>
+              <w:rPr>
+                <w:rFonts w:ascii="Arial" w:cs="Arial" w:eastAsia="Arial" w:hAnsi="Arial"/>
+                <w:color w:val="1E293B"/>
+                <w:sz w:val="18"/>
+                <w:szCs w:val="18"/>
+              </w:rPr>
+              <w:t xml:space="preserve">P0</w:t>
+            </w:r>
+          </w:p>
+        </w:tc>
+        <w:tc>
+          <w:tcPr>
+            <w:tcW w:type="dxa" w:w="1500"/>
+            <w:tcBorders>
+              <w:top w:val="single" w:color="CBD5E1" w:sz="1"/>
+              <w:left w:val="single" w:color="CBD5E1" w:sz="1"/>
+              <w:bottom w:val="single" w:color="CBD5E1" w:sz="1"/>
+              <w:right w:val="single" w:color="CBD5E1" w:sz="1"/>
+            </w:tcBorders>
+            <w:shd w:fill="F8FAFC" w:val="clear"/>
+            <w:tcMar>
+              <w:top w:type="dxa" w:w="90"/>
+              <w:left w:type="dxa" w:w="140"/>
+              <w:bottom w:type="dxa" w:w="90"/>
+              <w:right w:type="dxa" w:w="140"/>
+            </w:tcMar>
+            <w:vAlign w:val="center"/>
+          </w:tcPr>
+          <w:p>
+            <w:pPr>
+              <w:spacing w:after="0"/>
+            </w:pPr>
+            <w:r>
+              <w:rPr>
+                <w:rFonts w:ascii="Arial" w:cs="Arial" w:eastAsia="Arial" w:hAnsi="Arial"/>
+                <w:color w:val="1E293B"/>
+                <w:sz w:val="18"/>
+                <w:szCs w:val="18"/>
+              </w:rPr>
+              <w:t xml:space="preserve">删除身份校验</w:t>
+            </w:r>
+          </w:p>
+        </w:tc>
+        <w:tc>
+          <w:tcPr>
+            <w:tcW w:type="dxa" w:w="6260"/>
+            <w:tcBorders>
+              <w:top w:val="single" w:color="CBD5E1" w:sz="1"/>
+              <w:left w:val="single" w:color="CBD5E1" w:sz="1"/>
+              <w:bottom w:val="single" w:color="CBD5E1" w:sz="1"/>
+              <w:right w:val="single" w:color="CBD5E1" w:sz="1"/>
+            </w:tcBorders>
+            <w:shd w:fill="F8FAFC" w:val="clear"/>
+            <w:tcMar>
+              <w:top w:type="dxa" w:w="90"/>
+              <w:left w:type="dxa" w:w="140"/>
+              <w:bottom w:type="dxa" w:w="90"/>
+              <w:right w:type="dxa" w:w="140"/>
+            </w:tcMar>
+            <w:vAlign w:val="center"/>
+          </w:tcPr>
+          <w:p>
+            <w:pPr>
+              <w:spacing w:after="0"/>
+            </w:pPr>
+            <w:r>
+              <w:rPr>
+                <w:rFonts w:ascii="Arial" w:cs="Arial" w:eastAsia="Arial" w:hAnsi="Arial"/>
+                <w:color w:val="1E293B"/>
+                <w:sz w:val="18"/>
+                <w:szCs w:val="18"/>
+              </w:rPr>
+              <w:t xml:space="preserve">后台删除评论复用「管理员会话 + CSRF Token」校验（复用 REQ-21 / REQ-24 逻辑）；未登录或 Token 无效返回 401/403 并记录日志。</w:t>
+            </w:r>
+          </w:p>
+        </w:tc>
+      </w:tr>
+    </w:tbl>
+    <w:p>
+      <w:pPr>
+        <w:pStyle w:val="Heading2"/>
+      </w:pPr>
+      <w:r>
+        <w:rPr>
+          <w:rFonts w:ascii="Arial" w:cs="Arial" w:eastAsia="Arial" w:hAnsi="Arial"/>
+          <w:b/>
+          <w:bCs/>
+          <w:color w:val="1E293B"/>
+        </w:rPr>
+        <w:t xml:space="preserve">5.5.2 字段规格</w:t>
+      </w:r>
+    </w:p>
+    <w:tbl>
+      <w:tblPr>
+        <w:tblW w:type="3" w:w="9360"/>
+        <w:tblBorders>
+          <w:top w:val="single" w:color="auto" w:sz="4"/>
+          <w:left w:val="single" w:color="auto" w:sz="4"/>
+          <w:bottom w:val="single" w:color="auto" w:sz="4"/>
+          <w:right w:val="single" w:color="auto" w:sz="4"/>
+          <w:insideH w:val="single" w:color="auto" w:sz="4"/>
+          <w:insideV w:val="single" w:color="auto" w:sz="4"/>
+        </w:tblBorders>
+      </w:tblPr>
+      <w:tblGrid>
+        <w:gridCol w:w="1100"/>
+        <w:gridCol w:w="900"/>
+        <w:gridCol w:w="5260"/>
+        <w:gridCol w:w="2100"/>
+      </w:tblGrid>
+      <w:tr>
+        <w:tc>
+          <w:tcPr>
+            <w:tcW w:type="dxa" w:w="1100"/>
+            <w:gridSpan w:val="1"/>
+            <w:tcBorders>
+              <w:top w:val="single" w:color="CBD5E1" w:sz="1"/>
+              <w:left w:val="single" w:color="CBD5E1" w:sz="1"/>
+              <w:bottom w:val="single" w:color="CBD5E1" w:sz="1"/>
+              <w:right w:val="single" w:color="CBD5E1" w:sz="1"/>
+            </w:tcBorders>
+            <w:shd w:fill="E2E8F0" w:val="clear"/>
+            <w:tcMar>
+              <w:top w:type="dxa" w:w="90"/>
+              <w:left w:type="dxa" w:w="140"/>
+              <w:bottom w:type="dxa" w:w="90"/>
+              <w:right w:type="dxa" w:w="140"/>
+            </w:tcMar>
+            <w:vAlign w:val="center"/>
+          </w:tcPr>
+          <w:p>
+            <w:pPr>
+              <w:spacing w:after="0"/>
+            </w:pPr>
+            <w:r>
+              <w:rPr>
+                <w:rFonts w:ascii="Arial" w:cs="Arial" w:eastAsia="Arial" w:hAnsi="Arial"/>
+                <w:b/>
+                <w:bCs/>
+                <w:color w:val="1E293B"/>
+                <w:sz w:val="18"/>
+                <w:szCs w:val="18"/>
+              </w:rPr>
+              <w:t xml:space="preserve">字段</w:t>
+            </w:r>
+          </w:p>
+        </w:tc>
+        <w:tc>
+          <w:tcPr>
+            <w:tcW w:type="dxa" w:w="900"/>
+            <w:gridSpan w:val="1"/>
+            <w:tcBorders>
+              <w:top w:val="single" w:color="CBD5E1" w:sz="1"/>
+              <w:left w:val="single" w:color="CBD5E1" w:sz="1"/>
+              <w:bottom w:val="single" w:color="CBD5E1" w:sz="1"/>
+              <w:right w:val="single" w:color="CBD5E1" w:sz="1"/>
+            </w:tcBorders>
+            <w:shd w:fill="E2E8F0" w:val="clear"/>
+            <w:tcMar>
+              <w:top w:type="dxa" w:w="90"/>
+              <w:left w:type="dxa" w:w="140"/>
+              <w:bottom w:type="dxa" w:w="90"/>
+              <w:right w:type="dxa" w:w="140"/>
+            </w:tcMar>
+            <w:vAlign w:val="center"/>
+          </w:tcPr>
+          <w:p>
+            <w:pPr>
+              <w:spacing w:after="0"/>
+            </w:pPr>
+            <w:r>
+              <w:rPr>
+                <w:rFonts w:ascii="Arial" w:cs="Arial" w:eastAsia="Arial" w:hAnsi="Arial"/>
+                <w:b/>
+                <w:bCs/>
+                <w:color w:val="1E293B"/>
+                <w:sz w:val="18"/>
+                <w:szCs w:val="18"/>
+              </w:rPr>
+              <w:t xml:space="preserve">必填</w:t>
+            </w:r>
+          </w:p>
+        </w:tc>
+        <w:tc>
+          <w:tcPr>
+            <w:tcW w:type="dxa" w:w="5260"/>
+            <w:gridSpan w:val="1"/>
+            <w:tcBorders>
+              <w:top w:val="single" w:color="CBD5E1" w:sz="1"/>
+              <w:left w:val="single" w:color="CBD5E1" w:sz="1"/>
+              <w:bottom w:val="single" w:color="CBD5E1" w:sz="1"/>
+              <w:right w:val="single" w:color="CBD5E1" w:sz="1"/>
+            </w:tcBorders>
+            <w:shd w:fill="E2E8F0" w:val="clear"/>
+            <w:tcMar>
+              <w:top w:type="dxa" w:w="90"/>
+              <w:left w:type="dxa" w:w="140"/>
+              <w:bottom w:type="dxa" w:w="90"/>
+              <w:right w:type="dxa" w:w="140"/>
+            </w:tcMar>
+            <w:vAlign w:val="center"/>
+          </w:tcPr>
+          <w:p>
+            <w:pPr>
+              <w:spacing w:after="0"/>
+            </w:pPr>
+            <w:r>
+              <w:rPr>
+                <w:rFonts w:ascii="Arial" w:cs="Arial" w:eastAsia="Arial" w:hAnsi="Arial"/>
+                <w:b/>
+                <w:bCs/>
+                <w:color w:val="1E293B"/>
+                <w:sz w:val="18"/>
+                <w:szCs w:val="18"/>
+              </w:rPr>
+              <w:t xml:space="preserve">校验规则（格式）</w:t>
+            </w:r>
+          </w:p>
+        </w:tc>
+        <w:tc>
+          <w:tcPr>
+            <w:tcW w:type="dxa" w:w="2100"/>
+            <w:gridSpan w:val="1"/>
+            <w:tcBorders>
+              <w:top w:val="single" w:color="CBD5E1" w:sz="1"/>
+              <w:left w:val="single" w:color="CBD5E1" w:sz="1"/>
+              <w:bottom w:val="single" w:color="CBD5E1" w:sz="1"/>
+              <w:right w:val="single" w:color="CBD5E1" w:sz="1"/>
+            </w:tcBorders>
+            <w:shd w:fill="E2E8F0" w:val="clear"/>
+            <w:tcMar>
+              <w:top w:type="dxa" w:w="90"/>
+              <w:left w:type="dxa" w:w="140"/>
+              <w:bottom w:type="dxa" w:w="90"/>
+              <w:right w:type="dxa" w:w="140"/>
+            </w:tcMar>
+            <w:vAlign w:val="center"/>
+          </w:tcPr>
+          <w:p>
+            <w:pPr>
+              <w:spacing w:after="0"/>
+            </w:pPr>
+            <w:r>
+              <w:rPr>
+                <w:rFonts w:ascii="Arial" w:cs="Arial" w:eastAsia="Arial" w:hAnsi="Arial"/>
+                <w:b/>
+                <w:bCs/>
+                <w:color w:val="1E293B"/>
+                <w:sz w:val="18"/>
+                <w:szCs w:val="18"/>
+              </w:rPr>
+              <w:t xml:space="preserve">最大长度</w:t>
+            </w:r>
+          </w:p>
+        </w:tc>
+      </w:tr>
+      <w:tr>
+        <w:tc>
+          <w:tcPr>
+            <w:tcW w:type="dxa" w:w="1100"/>
+            <w:tcBorders>
+              <w:top w:val="single" w:color="CBD5E1" w:sz="1"/>
+              <w:left w:val="single" w:color="CBD5E1" w:sz="1"/>
+              <w:bottom w:val="single" w:color="CBD5E1" w:sz="1"/>
+              <w:right w:val="single" w:color="CBD5E1" w:sz="1"/>
+            </w:tcBorders>
+            <w:shd w:fill="F8FAFC" w:val="clear"/>
+            <w:tcMar>
+              <w:top w:type="dxa" w:w="90"/>
+              <w:left w:type="dxa" w:w="140"/>
+              <w:bottom w:type="dxa" w:w="90"/>
+              <w:right w:type="dxa" w:w="140"/>
+            </w:tcMar>
+            <w:vAlign w:val="center"/>
+          </w:tcPr>
+          <w:p>
+            <w:pPr>
+              <w:spacing w:after="0"/>
+            </w:pPr>
+            <w:r>
+              <w:rPr>
+                <w:rFonts w:ascii="Arial" w:cs="Arial" w:eastAsia="Arial" w:hAnsi="Arial"/>
+                <w:color w:val="1E293B"/>
+                <w:sz w:val="18"/>
+                <w:szCs w:val="18"/>
+              </w:rPr>
+              <w:t xml:space="preserve">昵称</w:t>
+            </w:r>
+          </w:p>
+        </w:tc>
+        <w:tc>
+          <w:tcPr>
+            <w:tcW w:type="dxa" w:w="900"/>
+            <w:tcBorders>
+              <w:top w:val="single" w:color="CBD5E1" w:sz="1"/>
+              <w:left w:val="single" w:color="CBD5E1" w:sz="1"/>
+              <w:bottom w:val="single" w:color="CBD5E1" w:sz="1"/>
+              <w:right w:val="single" w:color="CBD5E1" w:sz="1"/>
+            </w:tcBorders>
+            <w:shd w:fill="F8FAFC" w:val="clear"/>
+            <w:tcMar>
+              <w:top w:type="dxa" w:w="90"/>
+              <w:left w:type="dxa" w:w="140"/>
+              <w:bottom w:type="dxa" w:w="90"/>
+              <w:right w:type="dxa" w:w="140"/>
+            </w:tcMar>
+            <w:vAlign w:val="center"/>
+          </w:tcPr>
+          <w:p>
+            <w:pPr>
+              <w:spacing w:after="0"/>
+            </w:pPr>
+            <w:r>
+              <w:rPr>
+                <w:rFonts w:ascii="Arial" w:cs="Arial" w:eastAsia="Arial" w:hAnsi="Arial"/>
+                <w:color w:val="1E293B"/>
+                <w:sz w:val="18"/>
+                <w:szCs w:val="18"/>
+              </w:rPr>
+              <w:t xml:space="preserve">是</w:t>
+            </w:r>
+          </w:p>
+        </w:tc>
+        <w:tc>
+          <w:tcPr>
+            <w:tcW w:type="dxa" w:w="5260"/>
+            <w:tcBorders>
+              <w:top w:val="single" w:color="CBD5E1" w:sz="1"/>
+              <w:left w:val="single" w:color="CBD5E1" w:sz="1"/>
+              <w:bottom w:val="single" w:color="CBD5E1" w:sz="1"/>
+              <w:right w:val="single" w:color="CBD5E1" w:sz="1"/>
+            </w:tcBorders>
+            <w:shd w:fill="F8FAFC" w:val="clear"/>
+            <w:tcMar>
+              <w:top w:type="dxa" w:w="90"/>
+              <w:left w:type="dxa" w:w="140"/>
+              <w:bottom w:type="dxa" w:w="90"/>
+              <w:right w:type="dxa" w:w="140"/>
+            </w:tcMar>
+            <w:vAlign w:val="center"/>
+          </w:tcPr>
+          <w:p>
+            <w:pPr>
+              <w:spacing w:after="0"/>
+            </w:pPr>
+            <w:r>
+              <w:rPr>
+                <w:rFonts w:ascii="Arial" w:cs="Arial" w:eastAsia="Arial" w:hAnsi="Arial"/>
+                <w:color w:val="1E293B"/>
+                <w:sz w:val="18"/>
+                <w:szCs w:val="18"/>
+              </w:rPr>
+              <w:t xml:space="preserve">trim 后非空；仅去除首尾空白</w:t>
+            </w:r>
+          </w:p>
+        </w:tc>
+        <w:tc>
+          <w:tcPr>
+            <w:tcW w:type="dxa" w:w="2100"/>
+            <w:tcBorders>
+              <w:top w:val="single" w:color="CBD5E1" w:sz="1"/>
+              <w:left w:val="single" w:color="CBD5E1" w:sz="1"/>
+              <w:bottom w:val="single" w:color="CBD5E1" w:sz="1"/>
+              <w:right w:val="single" w:color="CBD5E1" w:sz="1"/>
+            </w:tcBorders>
+            <w:shd w:fill="F8FAFC" w:val="clear"/>
+            <w:tcMar>
+              <w:top w:type="dxa" w:w="90"/>
+              <w:left w:type="dxa" w:w="140"/>
+              <w:bottom w:type="dxa" w:w="90"/>
+              <w:right w:type="dxa" w:w="140"/>
+            </w:tcMar>
+            <w:vAlign w:val="center"/>
+          </w:tcPr>
+          <w:p>
+            <w:pPr>
+              <w:spacing w:after="0"/>
+            </w:pPr>
+            <w:r>
+              <w:rPr>
+                <w:rFonts w:ascii="Arial" w:cs="Arial" w:eastAsia="Arial" w:hAnsi="Arial"/>
+                <w:color w:val="1E293B"/>
+                <w:sz w:val="18"/>
+                <w:szCs w:val="18"/>
+              </w:rPr>
+              <w:t xml:space="preserve">≤ 20 字符</w:t>
+            </w:r>
+          </w:p>
+        </w:tc>
+      </w:tr>
+      <w:tr>
+        <w:tc>
+          <w:tcPr>
+            <w:tcW w:type="dxa" w:w="1100"/>
+            <w:tcBorders>
+              <w:top w:val="single" w:color="CBD5E1" w:sz="1"/>
+              <w:left w:val="single" w:color="CBD5E1" w:sz="1"/>
+              <w:bottom w:val="single" w:color="CBD5E1" w:sz="1"/>
+              <w:right w:val="single" w:color="CBD5E1" w:sz="1"/>
+            </w:tcBorders>
+            <w:shd w:fill="F8FAFC" w:val="clear"/>
+            <w:tcMar>
+              <w:top w:type="dxa" w:w="90"/>
+              <w:left w:type="dxa" w:w="140"/>
+              <w:bottom w:type="dxa" w:w="90"/>
+              <w:right w:type="dxa" w:w="140"/>
+            </w:tcMar>
+            <w:vAlign w:val="center"/>
+          </w:tcPr>
+          <w:p>
+            <w:pPr>
+              <w:spacing w:after="0"/>
+            </w:pPr>
+            <w:r>
+              <w:rPr>
+                <w:rFonts w:ascii="Arial" w:cs="Arial" w:eastAsia="Arial" w:hAnsi="Arial"/>
+                <w:color w:val="1E293B"/>
+                <w:sz w:val="18"/>
+                <w:szCs w:val="18"/>
+              </w:rPr>
+              <w:t xml:space="preserve">邮箱</w:t>
+            </w:r>
+          </w:p>
+        </w:tc>
+        <w:tc>
+          <w:tcPr>
+            <w:tcW w:type="dxa" w:w="900"/>
+            <w:tcBorders>
+              <w:top w:val="single" w:color="CBD5E1" w:sz="1"/>
+              <w:left w:val="single" w:color="CBD5E1" w:sz="1"/>
+              <w:bottom w:val="single" w:color="CBD5E1" w:sz="1"/>
+              <w:right w:val="single" w:color="CBD5E1" w:sz="1"/>
+            </w:tcBorders>
+            <w:shd w:fill="F8FAFC" w:val="clear"/>
+            <w:tcMar>
+              <w:top w:type="dxa" w:w="90"/>
+              <w:left w:type="dxa" w:w="140"/>
+              <w:bottom w:type="dxa" w:w="90"/>
+              <w:right w:type="dxa" w:w="140"/>
+            </w:tcMar>
+            <w:vAlign w:val="center"/>
+          </w:tcPr>
+          <w:p>
+            <w:pPr>
+              <w:spacing w:after="0"/>
+            </w:pPr>
+            <w:r>
+              <w:rPr>
+                <w:rFonts w:ascii="Arial" w:cs="Arial" w:eastAsia="Arial" w:hAnsi="Arial"/>
+                <w:color w:val="1E293B"/>
+                <w:sz w:val="18"/>
+                <w:szCs w:val="18"/>
+              </w:rPr>
+              <w:t xml:space="preserve">否</w:t>
+            </w:r>
+          </w:p>
+        </w:tc>
+        <w:tc>
+          <w:tcPr>
+            <w:tcW w:type="dxa" w:w="5260"/>
+            <w:tcBorders>
+              <w:top w:val="single" w:color="CBD5E1" w:sz="1"/>
+              <w:left w:val="single" w:color="CBD5E1" w:sz="1"/>
+              <w:bottom w:val="single" w:color="CBD5E1" w:sz="1"/>
+              <w:right w:val="single" w:color="CBD5E1" w:sz="1"/>
+            </w:tcBorders>
+            <w:shd w:fill="F8FAFC" w:val="clear"/>
+            <w:tcMar>
+              <w:top w:type="dxa" w:w="90"/>
+              <w:left w:type="dxa" w:w="140"/>
+              <w:bottom w:type="dxa" w:w="90"/>
+              <w:right w:type="dxa" w:w="140"/>
+            </w:tcMar>
+            <w:vAlign w:val="center"/>
+          </w:tcPr>
+          <w:p>
+            <w:pPr>
+              <w:spacing w:after="0"/>
+            </w:pPr>
+            <w:r>
+              <w:rPr>
+                <w:rFonts w:ascii="Arial" w:cs="Arial" w:eastAsia="Arial" w:hAnsi="Arial"/>
+                <w:color w:val="1E293B"/>
+                <w:sz w:val="18"/>
+                <w:szCs w:val="18"/>
+              </w:rPr>
+              <w:t xml:space="preserve">选填；填写时须符合标准邮件格式（xxx@yyy.zz）</w:t>
+            </w:r>
+          </w:p>
+        </w:tc>
+        <w:tc>
+          <w:tcPr>
+            <w:tcW w:type="dxa" w:w="2100"/>
+            <w:tcBorders>
+              <w:top w:val="single" w:color="CBD5E1" w:sz="1"/>
+              <w:left w:val="single" w:color="CBD5E1" w:sz="1"/>
+              <w:bottom w:val="single" w:color="CBD5E1" w:sz="1"/>
+              <w:right w:val="single" w:color="CBD5E1" w:sz="1"/>
+            </w:tcBorders>
+            <w:shd w:fill="F8FAFC" w:val="clear"/>
+            <w:tcMar>
+              <w:top w:type="dxa" w:w="90"/>
+              <w:left w:type="dxa" w:w="140"/>
+              <w:bottom w:type="dxa" w:w="90"/>
+              <w:right w:type="dxa" w:w="140"/>
+            </w:tcMar>
+            <w:vAlign w:val="center"/>
+          </w:tcPr>
+          <w:p>
+            <w:pPr>
+              <w:spacing w:after="0"/>
+            </w:pPr>
+            <w:r>
+              <w:rPr>
+                <w:rFonts w:ascii="Arial" w:cs="Arial" w:eastAsia="Arial" w:hAnsi="Arial"/>
+                <w:color w:val="1E293B"/>
+                <w:sz w:val="18"/>
+                <w:szCs w:val="18"/>
+              </w:rPr>
+              <w:t xml:space="preserve">≤ 50 字符</w:t>
+            </w:r>
+          </w:p>
+        </w:tc>
+      </w:tr>
+      <w:tr>
+        <w:tc>
+          <w:tcPr>
+            <w:tcW w:type="dxa" w:w="1100"/>
+            <w:tcBorders>
+              <w:top w:val="single" w:color="CBD5E1" w:sz="1"/>
+              <w:left w:val="single" w:color="CBD5E1" w:sz="1"/>
+              <w:bottom w:val="single" w:color="CBD5E1" w:sz="1"/>
+              <w:right w:val="single" w:color="CBD5E1" w:sz="1"/>
+            </w:tcBorders>
+            <w:shd w:fill="F8FAFC" w:val="clear"/>
+            <w:tcMar>
+              <w:top w:type="dxa" w:w="90"/>
+              <w:left w:type="dxa" w:w="140"/>
+              <w:bottom w:type="dxa" w:w="90"/>
+              <w:right w:type="dxa" w:w="140"/>
+            </w:tcMar>
+            <w:vAlign w:val="center"/>
+          </w:tcPr>
+          <w:p>
+            <w:pPr>
+              <w:spacing w:after="0"/>
+            </w:pPr>
+            <w:r>
+              <w:rPr>
+                <w:rFonts w:ascii="Arial" w:cs="Arial" w:eastAsia="Arial" w:hAnsi="Arial"/>
+                <w:color w:val="1E293B"/>
+                <w:sz w:val="18"/>
+                <w:szCs w:val="18"/>
+              </w:rPr>
+              <w:t xml:space="preserve">评论内容</w:t>
+            </w:r>
+          </w:p>
+        </w:tc>
+        <w:tc>
+          <w:tcPr>
+            <w:tcW w:type="dxa" w:w="900"/>
+            <w:tcBorders>
+              <w:top w:val="single" w:color="CBD5E1" w:sz="1"/>
+              <w:left w:val="single" w:color="CBD5E1" w:sz="1"/>
+              <w:bottom w:val="single" w:color="CBD5E1" w:sz="1"/>
+              <w:right w:val="single" w:color="CBD5E1" w:sz="1"/>
+            </w:tcBorders>
+            <w:shd w:fill="F8FAFC" w:val="clear"/>
+            <w:tcMar>
+              <w:top w:type="dxa" w:w="90"/>
+              <w:left w:type="dxa" w:w="140"/>
+              <w:bottom w:type="dxa" w:w="90"/>
+              <w:right w:type="dxa" w:w="140"/>
+            </w:tcMar>
+            <w:vAlign w:val="center"/>
+          </w:tcPr>
+          <w:p>
+            <w:pPr>
+              <w:spacing w:after="0"/>
+            </w:pPr>
+            <w:r>
+              <w:rPr>
+                <w:rFonts w:ascii="Arial" w:cs="Arial" w:eastAsia="Arial" w:hAnsi="Arial"/>
+                <w:color w:val="1E293B"/>
+                <w:sz w:val="18"/>
+                <w:szCs w:val="18"/>
+              </w:rPr>
+              <w:t xml:space="preserve">是</w:t>
+            </w:r>
+          </w:p>
+        </w:tc>
+        <w:tc>
+          <w:tcPr>
+            <w:tcW w:type="dxa" w:w="5260"/>
+            <w:tcBorders>
+              <w:top w:val="single" w:color="CBD5E1" w:sz="1"/>
+              <w:left w:val="single" w:color="CBD5E1" w:sz="1"/>
+              <w:bottom w:val="single" w:color="CBD5E1" w:sz="1"/>
+              <w:right w:val="single" w:color="CBD5E1" w:sz="1"/>
+            </w:tcBorders>
+            <w:shd w:fill="F8FAFC" w:val="clear"/>
+            <w:tcMar>
+              <w:top w:type="dxa" w:w="90"/>
+              <w:left w:type="dxa" w:w="140"/>
+              <w:bottom w:type="dxa" w:w="90"/>
+              <w:right w:type="dxa" w:w="140"/>
+            </w:tcMar>
+            <w:vAlign w:val="center"/>
+          </w:tcPr>
+          <w:p>
+            <w:pPr>
+              <w:spacing w:after="0"/>
+            </w:pPr>
+            <w:r>
+              <w:rPr>
+                <w:rFonts w:ascii="Arial" w:cs="Arial" w:eastAsia="Arial" w:hAnsi="Arial"/>
+                <w:color w:val="1E293B"/>
+                <w:sz w:val="18"/>
+                <w:szCs w:val="18"/>
+              </w:rPr>
+              <w:t xml:space="preserve">去除全部 HTML 标签后 trim 非空（仅空白/纯标签视为空）</w:t>
+            </w:r>
+          </w:p>
+        </w:tc>
+        <w:tc>
+          <w:tcPr>
+            <w:tcW w:type="dxa" w:w="2100"/>
+            <w:tcBorders>
+              <w:top w:val="single" w:color="CBD5E1" w:sz="1"/>
+              <w:left w:val="single" w:color="CBD5E1" w:sz="1"/>
+              <w:bottom w:val="single" w:color="CBD5E1" w:sz="1"/>
+              <w:right w:val="single" w:color="CBD5E1" w:sz="1"/>
+            </w:tcBorders>
+            <w:shd w:fill="F8FAFC" w:val="clear"/>
+            <w:tcMar>
+              <w:top w:type="dxa" w:w="90"/>
+              <w:left w:type="dxa" w:w="140"/>
+              <w:bottom w:type="dxa" w:w="90"/>
+              <w:right w:type="dxa" w:w="140"/>
+            </w:tcMar>
+            <w:vAlign w:val="center"/>
+          </w:tcPr>
+          <w:p>
+            <w:pPr>
+              <w:spacing w:after="0"/>
+            </w:pPr>
+            <w:r>
+              <w:rPr>
+                <w:rFonts w:ascii="Arial" w:cs="Arial" w:eastAsia="Arial" w:hAnsi="Arial"/>
+                <w:color w:val="1E293B"/>
+                <w:sz w:val="18"/>
+                <w:szCs w:val="18"/>
+              </w:rPr>
+              <w:t xml:space="preserve">≤ 1000 字符</w:t>
+            </w:r>
+          </w:p>
+        </w:tc>
+      </w:tr>
+      <w:tr>
+        <w:tc>
+          <w:tcPr>
+            <w:tcW w:type="dxa" w:w="1100"/>
+            <w:tcBorders>
+              <w:top w:val="single" w:color="CBD5E1" w:sz="1"/>
+              <w:left w:val="single" w:color="CBD5E1" w:sz="1"/>
+              <w:bottom w:val="single" w:color="CBD5E1" w:sz="1"/>
+              <w:right w:val="single" w:color="CBD5E1" w:sz="1"/>
+            </w:tcBorders>
+            <w:shd w:fill="F8FAFC" w:val="clear"/>
+            <w:tcMar>
+              <w:top w:type="dxa" w:w="90"/>
+              <w:left w:type="dxa" w:w="140"/>
+              <w:bottom w:type="dxa" w:w="90"/>
+              <w:right w:type="dxa" w:w="140"/>
+            </w:tcMar>
+            <w:vAlign w:val="center"/>
+          </w:tcPr>
+          <w:p>
+            <w:pPr>
+              <w:spacing w:after="0"/>
+            </w:pPr>
+            <w:r>
+              <w:rPr>
+                <w:rFonts w:ascii="Arial" w:cs="Arial" w:eastAsia="Arial" w:hAnsi="Arial"/>
+                <w:color w:val="1E293B"/>
+                <w:sz w:val="18"/>
+                <w:szCs w:val="18"/>
+              </w:rPr>
+              <w:t xml:space="preserve">目标文章</w:t>
+            </w:r>
+          </w:p>
+        </w:tc>
+        <w:tc>
+          <w:tcPr>
+            <w:tcW w:type="dxa" w:w="900"/>
+            <w:tcBorders>
+              <w:top w:val="single" w:color="CBD5E1" w:sz="1"/>
+              <w:left w:val="single" w:color="CBD5E1" w:sz="1"/>
+              <w:bottom w:val="single" w:color="CBD5E1" w:sz="1"/>
+              <w:right w:val="single" w:color="CBD5E1" w:sz="1"/>
+            </w:tcBorders>
+            <w:shd w:fill="F8FAFC" w:val="clear"/>
+            <w:tcMar>
+              <w:top w:type="dxa" w:w="90"/>
+              <w:left w:type="dxa" w:w="140"/>
+              <w:bottom w:type="dxa" w:w="90"/>
+              <w:right w:type="dxa" w:w="140"/>
+            </w:tcMar>
+            <w:vAlign w:val="center"/>
+          </w:tcPr>
+          <w:p>
+            <w:pPr>
+              <w:spacing w:after="0"/>
+            </w:pPr>
+            <w:r>
+              <w:rPr>
+                <w:rFonts w:ascii="Arial" w:cs="Arial" w:eastAsia="Arial" w:hAnsi="Arial"/>
+                <w:color w:val="1E293B"/>
+                <w:sz w:val="18"/>
+                <w:szCs w:val="18"/>
+              </w:rPr>
+              <w:t xml:space="preserve">是（系统自动携带）</w:t>
+            </w:r>
+          </w:p>
+        </w:tc>
+        <w:tc>
+          <w:tcPr>
+            <w:tcW w:type="dxa" w:w="5260"/>
+            <w:tcBorders>
+              <w:top w:val="single" w:color="CBD5E1" w:sz="1"/>
+              <w:left w:val="single" w:color="CBD5E1" w:sz="1"/>
+              <w:bottom w:val="single" w:color="CBD5E1" w:sz="1"/>
+              <w:right w:val="single" w:color="CBD5E1" w:sz="1"/>
+            </w:tcBorders>
+            <w:shd w:fill="F8FAFC" w:val="clear"/>
+            <w:tcMar>
+              <w:top w:type="dxa" w:w="90"/>
+              <w:left w:type="dxa" w:w="140"/>
+              <w:bottom w:type="dxa" w:w="90"/>
+              <w:right w:type="dxa" w:w="140"/>
+            </w:tcMar>
+            <w:vAlign w:val="center"/>
+          </w:tcPr>
+          <w:p>
+            <w:pPr>
+              <w:spacing w:after="0"/>
+            </w:pPr>
+            <w:r>
+              <w:rPr>
+                <w:rFonts w:ascii="Arial" w:cs="Arial" w:eastAsia="Arial" w:hAnsi="Arial"/>
+                <w:color w:val="1E293B"/>
+                <w:sz w:val="18"/>
+                <w:szCs w:val="18"/>
+              </w:rPr>
+              <w:t xml:space="preserve">必须为已存在的文章 ID；文章被删除后拒绝评论并级联清理</w:t>
+            </w:r>
+          </w:p>
+        </w:tc>
+        <w:tc>
+          <w:tcPr>
+            <w:tcW w:type="dxa" w:w="2100"/>
+            <w:tcBorders>
+              <w:top w:val="single" w:color="CBD5E1" w:sz="1"/>
+              <w:left w:val="single" w:color="CBD5E1" w:sz="1"/>
+              <w:bottom w:val="single" w:color="CBD5E1" w:sz="1"/>
+              <w:right w:val="single" w:color="CBD5E1" w:sz="1"/>
+            </w:tcBorders>
+            <w:shd w:fill="F8FAFC" w:val="clear"/>
+            <w:tcMar>
+              <w:top w:type="dxa" w:w="90"/>
+              <w:left w:type="dxa" w:w="140"/>
+              <w:bottom w:type="dxa" w:w="90"/>
+              <w:right w:type="dxa" w:w="140"/>
+            </w:tcMar>
+            <w:vAlign w:val="center"/>
+          </w:tcPr>
+          <w:p>
+            <w:pPr>
+              <w:spacing w:after="0"/>
+            </w:pPr>
+            <w:r>
+              <w:rPr>
+                <w:rFonts w:ascii="Arial" w:cs="Arial" w:eastAsia="Arial" w:hAnsi="Arial"/>
+                <w:color w:val="1E293B"/>
+                <w:sz w:val="18"/>
+                <w:szCs w:val="18"/>
+              </w:rPr>
+              <w:t xml:space="preserve">—</w:t>
+            </w:r>
+          </w:p>
+        </w:tc>
+      </w:tr>
+    </w:tbl>
+    <w:p>
+      <w:pPr>
+        <w:pStyle w:val="Heading2"/>
+      </w:pPr>
+      <w:r>
+        <w:rPr>
+          <w:rFonts w:ascii="Arial" w:cs="Arial" w:eastAsia="Arial" w:hAnsi="Arial"/>
+          <w:b/>
+          <w:bCs/>
+          <w:color w:val="1E293B"/>
+        </w:rPr>
+        <w:t xml:space="preserve">5.5.3 边界条件</w:t>
+      </w:r>
+    </w:p>
+    <w:tbl>
+      <w:tblPr>
+        <w:tblW w:type="dxa" w:w="9360"/>
+        <w:tblBorders>
+          <w:top w:val="single" w:color="auto" w:sz="4"/>
+          <w:left w:val="single" w:color="auto" w:sz="4"/>
+          <w:bottom w:val="single" w:color="auto" w:sz="4"/>
+          <w:right w:val="single" w:color="auto" w:sz="4"/>
+          <w:insideH w:val="single" w:color="auto" w:sz="4"/>
+          <w:insideV w:val="single" w:color="auto" w:sz="4"/>
+        </w:tblBorders>
+      </w:tblPr>
+      <w:tblGrid>
+        <w:gridCol w:w="1000"/>
+        <w:gridCol w:w="1800"/>
+        <w:gridCol w:w="2400"/>
+        <w:gridCol w:w="2160"/>
+        <w:gridCol w:w="2000"/>
+      </w:tblGrid>
+      <w:tr>
+        <w:tc>
+          <w:tcPr>
+            <w:tcW w:type="dxa" w:w="1000"/>
+            <w:gridSpan w:val="1"/>
+            <w:tcBorders>
+              <w:top w:val="single" w:color="CBD5E1" w:sz="1"/>
+              <w:left w:val="single" w:color="CBD5E1" w:sz="1"/>
+              <w:bottom w:val="single" w:color="CBD5E1" w:sz="1"/>
+              <w:right w:val="single" w:color="CBD5E1" w:sz="1"/>
+            </w:tcBorders>
+            <w:shd w:fill="E2E8F0" w:val="clear"/>
+            <w:tcMar>
+              <w:top w:type="dxa" w:w="90"/>
+              <w:left w:type="dxa" w:w="140"/>
+              <w:bottom w:type="dxa" w:w="90"/>
+              <w:right w:type="dxa" w:w="140"/>
+            </w:tcMar>
+            <w:vAlign w:val="center"/>
+          </w:tcPr>
+          <w:p>
+            <w:pPr>
+              <w:spacing w:after="0"/>
+            </w:pPr>
+            <w:r>
+              <w:rPr>
+                <w:rFonts w:ascii="Arial" w:cs="Arial" w:eastAsia="Arial" w:hAnsi="Arial"/>
+                <w:b/>
+                <w:bCs/>
+                <w:color w:val="1E293B"/>
+                <w:sz w:val="18"/>
+                <w:szCs w:val="18"/>
+              </w:rPr>
+              <w:t xml:space="preserve">编号</w:t>
+            </w:r>
+          </w:p>
+        </w:tc>
+        <w:tc>
+          <w:tcPr>
+            <w:tcW w:type="dxa" w:w="1800"/>
+            <w:gridSpan w:val="1"/>
+            <w:tcBorders>
+              <w:top w:val="single" w:color="CBD5E1" w:sz="1"/>
+              <w:left w:val="single" w:color="CBD5E1" w:sz="1"/>
+              <w:bottom w:val="single" w:color="CBD5E1" w:sz="1"/>
+              <w:right w:val="single" w:color="CBD5E1" w:sz="1"/>
+            </w:tcBorders>
+            <w:shd w:fill="E2E8F0" w:val="clear"/>
+            <w:tcMar>
+              <w:top w:type="dxa" w:w="90"/>
+              <w:left w:type="dxa" w:w="140"/>
+              <w:bottom w:type="dxa" w:w="90"/>
+              <w:right w:type="dxa" w:w="140"/>
+            </w:tcMar>
+            <w:vAlign w:val="center"/>
+          </w:tcPr>
+          <w:p>
+            <w:pPr>
+              <w:spacing w:after="0"/>
+            </w:pPr>
+            <w:r>
+              <w:rPr>
+                <w:rFonts w:ascii="Arial" w:cs="Arial" w:eastAsia="Arial" w:hAnsi="Arial"/>
+                <w:b/>
+                <w:bCs/>
+                <w:color w:val="1E293B"/>
+                <w:sz w:val="18"/>
+                <w:szCs w:val="18"/>
+              </w:rPr>
+              <w:t xml:space="preserve">边界场景</w:t>
+            </w:r>
+          </w:p>
+        </w:tc>
+        <w:tc>
+          <w:tcPr>
+            <w:tcW w:type="dxa" w:w="2400"/>
+            <w:gridSpan w:val="1"/>
+            <w:tcBorders>
+              <w:top w:val="single" w:color="CBD5E1" w:sz="1"/>
+              <w:left w:val="single" w:color="CBD5E1" w:sz="1"/>
+              <w:bottom w:val="single" w:color="CBD5E1" w:sz="1"/>
+              <w:right w:val="single" w:color="CBD5E1" w:sz="1"/>
+            </w:tcBorders>
+            <w:shd w:fill="E2E8F0" w:val="clear"/>
+            <w:tcMar>
+              <w:top w:type="dxa" w:w="90"/>
+              <w:left w:type="dxa" w:w="140"/>
+              <w:bottom w:type="dxa" w:w="90"/>
+              <w:right w:type="dxa" w:w="140"/>
+            </w:tcMar>
+            <w:vAlign w:val="center"/>
+          </w:tcPr>
+          <w:p>
+            <w:pPr>
+              <w:spacing w:after="0"/>
+            </w:pPr>
+            <w:r>
+              <w:rPr>
+                <w:rFonts w:ascii="Arial" w:cs="Arial" w:eastAsia="Arial" w:hAnsi="Arial"/>
+                <w:b/>
+                <w:bCs/>
+                <w:color w:val="1E293B"/>
+                <w:sz w:val="18"/>
+                <w:szCs w:val="18"/>
+              </w:rPr>
+              <w:t xml:space="preserve">触发条件</w:t>
+            </w:r>
+          </w:p>
+        </w:tc>
+        <w:tc>
+          <w:tcPr>
+            <w:tcW w:type="dxa" w:w="2160"/>
+            <w:gridSpan w:val="1"/>
+            <w:tcBorders>
+              <w:top w:val="single" w:color="CBD5E1" w:sz="1"/>
+              <w:left w:val="single" w:color="CBD5E1" w:sz="1"/>
+              <w:bottom w:val="single" w:color="CBD5E1" w:sz="1"/>
+              <w:right w:val="single" w:color="CBD5E1" w:sz="1"/>
+            </w:tcBorders>
+            <w:shd w:fill="E2E8F0" w:val="clear"/>
+            <w:tcMar>
+              <w:top w:type="dxa" w:w="90"/>
+              <w:left w:type="dxa" w:w="140"/>
+              <w:bottom w:type="dxa" w:w="90"/>
+              <w:right w:type="dxa" w:w="140"/>
+            </w:tcMar>
+            <w:vAlign w:val="center"/>
+          </w:tcPr>
+          <w:p>
+            <w:pPr>
+              <w:spacing w:after="0"/>
+            </w:pPr>
+            <w:r>
+              <w:rPr>
+                <w:rFonts w:ascii="Arial" w:cs="Arial" w:eastAsia="Arial" w:hAnsi="Arial"/>
+                <w:b/>
+                <w:bCs/>
+                <w:color w:val="1E293B"/>
+                <w:sz w:val="18"/>
+                <w:szCs w:val="18"/>
+              </w:rPr>
+              <w:t xml:space="preserve">系统行为</w:t>
+            </w:r>
+          </w:p>
+        </w:tc>
+        <w:tc>
+          <w:tcPr>
+            <w:tcW w:type="dxa" w:w="2000"/>
+            <w:gridSpan w:val="1"/>
+            <w:tcBorders>
+              <w:top w:val="single" w:color="CBD5E1" w:sz="1"/>
+              <w:left w:val="single" w:color="CBD5E1" w:sz="1"/>
+              <w:bottom w:val="single" w:color="CBD5E1" w:sz="1"/>
+              <w:right w:val="single" w:color="CBD5E1" w:sz="1"/>
+            </w:tcBorders>
+            <w:shd w:fill="E2E8F0" w:val="clear"/>
+            <w:tcMar>
+              <w:top w:type="dxa" w:w="90"/>
+              <w:left w:type="dxa" w:w="140"/>
+              <w:bottom w:type="dxa" w:w="90"/>
+              <w:right w:type="dxa" w:w="140"/>
+            </w:tcMar>
+            <w:vAlign w:val="center"/>
+          </w:tcPr>
+          <w:p>
+            <w:pPr>
+              <w:spacing w:after="0"/>
+            </w:pPr>
+            <w:r>
+              <w:rPr>
+                <w:rFonts w:ascii="Arial" w:cs="Arial" w:eastAsia="Arial" w:hAnsi="Arial"/>
+                <w:b/>
+                <w:bCs/>
+                <w:color w:val="1E293B"/>
+                <w:sz w:val="18"/>
+                <w:szCs w:val="18"/>
+              </w:rPr>
+              <w:t xml:space="preserve">恢复策略</w:t>
+            </w:r>
+          </w:p>
+        </w:tc>
+      </w:tr>
+      <w:tr>
+        <w:tc>
+          <w:tcPr>
+            <w:tcW w:type="dxa" w:w="1000"/>
+            <w:tcBorders>
+              <w:top w:val="single" w:color="CBD5E1" w:sz="1"/>
+              <w:left w:val="single" w:color="CBD5E1" w:sz="1"/>
+              <w:bottom w:val="single" w:color="CBD5E1" w:sz="1"/>
+              <w:right w:val="single" w:color="CBD5E1" w:sz="1"/>
+            </w:tcBorders>
+            <w:shd w:fill="F8FAFC" w:val="clear"/>
+            <w:tcMar>
+              <w:top w:type="dxa" w:w="90"/>
+              <w:left w:type="dxa" w:w="140"/>
+              <w:bottom w:type="dxa" w:w="90"/>
+              <w:right w:type="dxa" w:w="140"/>
+            </w:tcMar>
+            <w:vAlign w:val="center"/>
+          </w:tcPr>
+          <w:p>
+            <w:pPr>
+              <w:spacing w:after="0"/>
+            </w:pPr>
+            <w:r>
+              <w:rPr>
+                <w:rFonts w:ascii="Arial" w:cs="Arial" w:eastAsia="Arial" w:hAnsi="Arial"/>
+                <w:color w:val="1E293B"/>
+                <w:sz w:val="18"/>
+                <w:szCs w:val="18"/>
+              </w:rPr>
+              <w:t xml:space="preserve">BC-27</w:t>
+            </w:r>
+          </w:p>
+        </w:tc>
+        <w:tc>
+          <w:tcPr>
+            <w:tcW w:type="dxa" w:w="1800"/>
+            <w:tcBorders>
+              <w:top w:val="single" w:color="CBD5E1" w:sz="1"/>
+              <w:left w:val="single" w:color="CBD5E1" w:sz="1"/>
+              <w:bottom w:val="single" w:color="CBD5E1" w:sz="1"/>
+              <w:right w:val="single" w:color="CBD5E1" w:sz="1"/>
+            </w:tcBorders>
+            <w:shd w:fill="F8FAFC" w:val="clear"/>
+            <w:tcMar>
+              <w:top w:type="dxa" w:w="90"/>
+              <w:left w:type="dxa" w:w="140"/>
+              <w:bottom w:type="dxa" w:w="90"/>
+              <w:right w:type="dxa" w:w="140"/>
+            </w:tcMar>
+            <w:vAlign w:val="center"/>
+          </w:tcPr>
+          <w:p>
+            <w:pPr>
+              <w:spacing w:after="0"/>
+            </w:pPr>
+            <w:r>
+              <w:rPr>
+                <w:rFonts w:ascii="Arial" w:cs="Arial" w:eastAsia="Arial" w:hAnsi="Arial"/>
+                <w:color w:val="1E293B"/>
+                <w:sz w:val="18"/>
+                <w:szCs w:val="18"/>
+              </w:rPr>
+              <w:t xml:space="preserve">昵称为空</w:t>
+            </w:r>
+          </w:p>
+        </w:tc>
+        <w:tc>
+          <w:tcPr>
+            <w:tcW w:type="dxa" w:w="2400"/>
+            <w:tcBorders>
+              <w:top w:val="single" w:color="CBD5E1" w:sz="1"/>
+              <w:left w:val="single" w:color="CBD5E1" w:sz="1"/>
+              <w:bottom w:val="single" w:color="CBD5E1" w:sz="1"/>
+              <w:right w:val="single" w:color="CBD5E1" w:sz="1"/>
+            </w:tcBorders>
+            <w:shd w:fill="F8FAFC" w:val="clear"/>
+            <w:tcMar>
+              <w:top w:type="dxa" w:w="90"/>
+              <w:left w:type="dxa" w:w="140"/>
+              <w:bottom w:type="dxa" w:w="90"/>
+              <w:right w:type="dxa" w:w="140"/>
+            </w:tcMar>
+            <w:vAlign w:val="center"/>
+          </w:tcPr>
+          <w:p>
+            <w:pPr>
+              <w:spacing w:after="0"/>
+            </w:pPr>
+            <w:r>
+              <w:rPr>
+                <w:rFonts w:ascii="Arial" w:cs="Arial" w:eastAsia="Arial" w:hAnsi="Arial"/>
+                <w:color w:val="1E293B"/>
+                <w:sz w:val="18"/>
+                <w:szCs w:val="18"/>
+              </w:rPr>
+              <w:t xml:space="preserve">昵称未填或全为空白字符</w:t>
+            </w:r>
+          </w:p>
+        </w:tc>
+        <w:tc>
+          <w:tcPr>
+            <w:tcW w:type="dxa" w:w="2160"/>
+            <w:tcBorders>
+              <w:top w:val="single" w:color="CBD5E1" w:sz="1"/>
+              <w:left w:val="single" w:color="CBD5E1" w:sz="1"/>
+              <w:bottom w:val="single" w:color="CBD5E1" w:sz="1"/>
+              <w:right w:val="single" w:color="CBD5E1" w:sz="1"/>
+            </w:tcBorders>
+            <w:shd w:fill="F8FAFC" w:val="clear"/>
+            <w:tcMar>
+              <w:top w:type="dxa" w:w="90"/>
+              <w:left w:type="dxa" w:w="140"/>
+              <w:bottom w:type="dxa" w:w="90"/>
+              <w:right w:type="dxa" w:w="140"/>
+            </w:tcMar>
+            <w:vAlign w:val="center"/>
+          </w:tcPr>
+          <w:p>
+            <w:pPr>
+              <w:spacing w:after="0"/>
+            </w:pPr>
+            <w:r>
+              <w:rPr>
+                <w:rFonts w:ascii="Arial" w:cs="Arial" w:eastAsia="Arial" w:hAnsi="Arial"/>
+                <w:color w:val="1E293B"/>
+                <w:sz w:val="18"/>
+                <w:szCs w:val="18"/>
+              </w:rPr>
+              <w:t xml:space="preserve">拒绝提交，提示「昵称不能为空」</w:t>
+            </w:r>
+          </w:p>
+        </w:tc>
+        <w:tc>
+          <w:tcPr>
+            <w:tcW w:type="dxa" w:w="2000"/>
+            <w:tcBorders>
+              <w:top w:val="single" w:color="CBD5E1" w:sz="1"/>
+              <w:left w:val="single" w:color="CBD5E1" w:sz="1"/>
+              <w:bottom w:val="single" w:color="CBD5E1" w:sz="1"/>
+              <w:right w:val="single" w:color="CBD5E1" w:sz="1"/>
+            </w:tcBorders>
+            <w:shd w:fill="F8FAFC" w:val="clear"/>
+            <w:tcMar>
+              <w:top w:type="dxa" w:w="90"/>
+              <w:left w:type="dxa" w:w="140"/>
+              <w:bottom w:type="dxa" w:w="90"/>
+              <w:right w:type="dxa" w:w="140"/>
+            </w:tcMar>
+            <w:vAlign w:val="center"/>
+          </w:tcPr>
+          <w:p>
+            <w:pPr>
+              <w:spacing w:after="0"/>
+            </w:pPr>
+            <w:r>
+              <w:rPr>
+                <w:rFonts w:ascii="Arial" w:cs="Arial" w:eastAsia="Arial" w:hAnsi="Arial"/>
+                <w:color w:val="1E293B"/>
+                <w:sz w:val="18"/>
+                <w:szCs w:val="18"/>
+              </w:rPr>
+              <w:t xml:space="preserve">填写昵称后重试</w:t>
+            </w:r>
+          </w:p>
+        </w:tc>
+      </w:tr>
+      <w:tr>
+        <w:tc>
+          <w:tcPr>
+            <w:tcW w:type="dxa" w:w="1000"/>
+            <w:tcBorders>
+              <w:top w:val="single" w:color="CBD5E1" w:sz="1"/>
+              <w:left w:val="single" w:color="CBD5E1" w:sz="1"/>
+              <w:bottom w:val="single" w:color="CBD5E1" w:sz="1"/>
+              <w:right w:val="single" w:color="CBD5E1" w:sz="1"/>
+            </w:tcBorders>
+            <w:shd w:fill="F8FAFC" w:val="clear"/>
+            <w:tcMar>
+              <w:top w:type="dxa" w:w="90"/>
+              <w:left w:type="dxa" w:w="140"/>
+              <w:bottom w:type="dxa" w:w="90"/>
+              <w:right w:type="dxa" w:w="140"/>
+            </w:tcMar>
+            <w:vAlign w:val="center"/>
+          </w:tcPr>
+          <w:p>
+            <w:pPr>
+              <w:spacing w:after="0"/>
+            </w:pPr>
+            <w:r>
+              <w:rPr>
+                <w:rFonts w:ascii="Arial" w:cs="Arial" w:eastAsia="Arial" w:hAnsi="Arial"/>
+                <w:color w:val="1E293B"/>
+                <w:sz w:val="18"/>
+                <w:szCs w:val="18"/>
+              </w:rPr>
+              <w:t xml:space="preserve">BC-28</w:t>
+            </w:r>
+          </w:p>
+        </w:tc>
+        <w:tc>
+          <w:tcPr>
+            <w:tcW w:type="dxa" w:w="1800"/>
+            <w:tcBorders>
+              <w:top w:val="single" w:color="CBD5E1" w:sz="1"/>
+              <w:left w:val="single" w:color="CBD5E1" w:sz="1"/>
+              <w:bottom w:val="single" w:color="CBD5E1" w:sz="1"/>
+              <w:right w:val="single" w:color="CBD5E1" w:sz="1"/>
+            </w:tcBorders>
+            <w:shd w:fill="F8FAFC" w:val="clear"/>
+            <w:tcMar>
+              <w:top w:type="dxa" w:w="90"/>
+              <w:left w:type="dxa" w:w="140"/>
+              <w:bottom w:type="dxa" w:w="90"/>
+              <w:right w:type="dxa" w:w="140"/>
+            </w:tcMar>
+            <w:vAlign w:val="center"/>
+          </w:tcPr>
+          <w:p>
+            <w:pPr>
+              <w:spacing w:after="0"/>
+            </w:pPr>
+            <w:r>
+              <w:rPr>
+                <w:rFonts w:ascii="Arial" w:cs="Arial" w:eastAsia="Arial" w:hAnsi="Arial"/>
+                <w:color w:val="1E293B"/>
+                <w:sz w:val="18"/>
+                <w:szCs w:val="18"/>
+              </w:rPr>
+              <w:t xml:space="preserve">评论内容为空</w:t>
+            </w:r>
+          </w:p>
+        </w:tc>
+        <w:tc>
+          <w:tcPr>
+            <w:tcW w:type="dxa" w:w="2400"/>
+            <w:tcBorders>
+              <w:top w:val="single" w:color="CBD5E1" w:sz="1"/>
+              <w:left w:val="single" w:color="CBD5E1" w:sz="1"/>
+              <w:bottom w:val="single" w:color="CBD5E1" w:sz="1"/>
+              <w:right w:val="single" w:color="CBD5E1" w:sz="1"/>
+            </w:tcBorders>
+            <w:shd w:fill="F8FAFC" w:val="clear"/>
+            <w:tcMar>
+              <w:top w:type="dxa" w:w="90"/>
+              <w:left w:type="dxa" w:w="140"/>
+              <w:bottom w:type="dxa" w:w="90"/>
+              <w:right w:type="dxa" w:w="140"/>
+            </w:tcMar>
+            <w:vAlign w:val="center"/>
+          </w:tcPr>
+          <w:p>
+            <w:pPr>
+              <w:spacing w:after="0"/>
+            </w:pPr>
+            <w:r>
+              <w:rPr>
+                <w:rFonts w:ascii="Arial" w:cs="Arial" w:eastAsia="Arial" w:hAnsi="Arial"/>
+                <w:color w:val="1E293B"/>
+                <w:sz w:val="18"/>
+                <w:szCs w:val="18"/>
+              </w:rPr>
+              <w:t xml:space="preserve">内容为空、仅空白或仅 HTML 标签</w:t>
+            </w:r>
+          </w:p>
+        </w:tc>
+        <w:tc>
+          <w:tcPr>
+            <w:tcW w:type="dxa" w:w="2160"/>
+            <w:tcBorders>
+              <w:top w:val="single" w:color="CBD5E1" w:sz="1"/>
+              <w:left w:val="single" w:color="CBD5E1" w:sz="1"/>
+              <w:bottom w:val="single" w:color="CBD5E1" w:sz="1"/>
+              <w:right w:val="single" w:color="CBD5E1" w:sz="1"/>
+            </w:tcBorders>
+            <w:shd w:fill="F8FAFC" w:val="clear"/>
+            <w:tcMar>
+              <w:top w:type="dxa" w:w="90"/>
+              <w:left w:type="dxa" w:w="140"/>
+              <w:bottom w:type="dxa" w:w="90"/>
+              <w:right w:type="dxa" w:w="140"/>
+            </w:tcMar>
+            <w:vAlign w:val="center"/>
+          </w:tcPr>
+          <w:p>
+            <w:pPr>
+              <w:spacing w:after="0"/>
+            </w:pPr>
+            <w:r>
+              <w:rPr>
+                <w:rFonts w:ascii="Arial" w:cs="Arial" w:eastAsia="Arial" w:hAnsi="Arial"/>
+                <w:color w:val="1E293B"/>
+                <w:sz w:val="18"/>
+                <w:szCs w:val="18"/>
+              </w:rPr>
+              <w:t xml:space="preserve">拒绝提交，提示「评论内容不能为空」</w:t>
+            </w:r>
+          </w:p>
+        </w:tc>
+        <w:tc>
+          <w:tcPr>
+            <w:tcW w:type="dxa" w:w="2000"/>
+            <w:tcBorders>
+              <w:top w:val="single" w:color="CBD5E1" w:sz="1"/>
+              <w:left w:val="single" w:color="CBD5E1" w:sz="1"/>
+              <w:bottom w:val="single" w:color="CBD5E1" w:sz="1"/>
+              <w:right w:val="single" w:color="CBD5E1" w:sz="1"/>
+            </w:tcBorders>
+            <w:shd w:fill="F8FAFC" w:val="clear"/>
+            <w:tcMar>
+              <w:top w:type="dxa" w:w="90"/>
+              <w:left w:type="dxa" w:w="140"/>
+              <w:bottom w:type="dxa" w:w="90"/>
+              <w:right w:type="dxa" w:w="140"/>
+            </w:tcMar>
+            <w:vAlign w:val="center"/>
+          </w:tcPr>
+          <w:p>
+            <w:pPr>
+              <w:spacing w:after="0"/>
+            </w:pPr>
+            <w:r>
+              <w:rPr>
+                <w:rFonts w:ascii="Arial" w:cs="Arial" w:eastAsia="Arial" w:hAnsi="Arial"/>
+                <w:color w:val="1E293B"/>
+                <w:sz w:val="18"/>
+                <w:szCs w:val="18"/>
+              </w:rPr>
+              <w:t xml:space="preserve">填写内容后重试</w:t>
+            </w:r>
+          </w:p>
+        </w:tc>
+      </w:tr>
+      <w:tr>
+        <w:tc>
+          <w:tcPr>
+            <w:tcW w:type="dxa" w:w="1000"/>
+            <w:tcBorders>
+              <w:top w:val="single" w:color="CBD5E1" w:sz="1"/>
+              <w:left w:val="single" w:color="CBD5E1" w:sz="1"/>
+              <w:bottom w:val="single" w:color="CBD5E1" w:sz="1"/>
+              <w:right w:val="single" w:color="CBD5E1" w:sz="1"/>
+            </w:tcBorders>
+            <w:shd w:fill="F8FAFC" w:val="clear"/>
+            <w:tcMar>
+              <w:top w:type="dxa" w:w="90"/>
+              <w:left w:type="dxa" w:w="140"/>
+              <w:bottom w:type="dxa" w:w="90"/>
+              <w:right w:type="dxa" w:w="140"/>
+            </w:tcMar>
+            <w:vAlign w:val="center"/>
+          </w:tcPr>
+          <w:p>
+            <w:pPr>
+              <w:spacing w:after="0"/>
+            </w:pPr>
+            <w:r>
+              <w:rPr>
+                <w:rFonts w:ascii="Arial" w:cs="Arial" w:eastAsia="Arial" w:hAnsi="Arial"/>
+                <w:color w:val="1E293B"/>
+                <w:sz w:val="18"/>
+                <w:szCs w:val="18"/>
+              </w:rPr>
+              <w:t xml:space="preserve">BC-29</w:t>
+            </w:r>
+          </w:p>
+        </w:tc>
+        <w:tc>
+          <w:tcPr>
+            <w:tcW w:type="dxa" w:w="1800"/>
+            <w:tcBorders>
+              <w:top w:val="single" w:color="CBD5E1" w:sz="1"/>
+              <w:left w:val="single" w:color="CBD5E1" w:sz="1"/>
+              <w:bottom w:val="single" w:color="CBD5E1" w:sz="1"/>
+              <w:right w:val="single" w:color="CBD5E1" w:sz="1"/>
+            </w:tcBorders>
+            <w:shd w:fill="F8FAFC" w:val="clear"/>
+            <w:tcMar>
+              <w:top w:type="dxa" w:w="90"/>
+              <w:left w:type="dxa" w:w="140"/>
+              <w:bottom w:type="dxa" w:w="90"/>
+              <w:right w:type="dxa" w:w="140"/>
+            </w:tcMar>
+            <w:vAlign w:val="center"/>
+          </w:tcPr>
+          <w:p>
+            <w:pPr>
+              <w:spacing w:after="0"/>
+            </w:pPr>
+            <w:r>
+              <w:rPr>
+                <w:rFonts w:ascii="Arial" w:cs="Arial" w:eastAsia="Arial" w:hAnsi="Arial"/>
+                <w:color w:val="1E293B"/>
+                <w:sz w:val="18"/>
+                <w:szCs w:val="18"/>
+              </w:rPr>
+              <w:t xml:space="preserve">内容超长</w:t>
+            </w:r>
+          </w:p>
+        </w:tc>
+        <w:tc>
+          <w:tcPr>
+            <w:tcW w:type="dxa" w:w="2400"/>
+            <w:tcBorders>
+              <w:top w:val="single" w:color="CBD5E1" w:sz="1"/>
+              <w:left w:val="single" w:color="CBD5E1" w:sz="1"/>
+              <w:bottom w:val="single" w:color="CBD5E1" w:sz="1"/>
+              <w:right w:val="single" w:color="CBD5E1" w:sz="1"/>
+            </w:tcBorders>
+            <w:shd w:fill="F8FAFC" w:val="clear"/>
+            <w:tcMar>
+              <w:top w:type="dxa" w:w="90"/>
+              <w:left w:type="dxa" w:w="140"/>
+              <w:bottom w:type="dxa" w:w="90"/>
+              <w:right w:type="dxa" w:w="140"/>
+            </w:tcMar>
+            <w:vAlign w:val="center"/>
+          </w:tcPr>
+          <w:p>
+            <w:pPr>
+              <w:spacing w:after="0"/>
+            </w:pPr>
+            <w:r>
+              <w:rPr>
+                <w:rFonts w:ascii="Arial" w:cs="Arial" w:eastAsia="Arial" w:hAnsi="Arial"/>
+                <w:color w:val="1E293B"/>
+                <w:sz w:val="18"/>
+                <w:szCs w:val="18"/>
+              </w:rPr>
+              <w:t xml:space="preserve">评论内容超过 1000 字符</w:t>
+            </w:r>
+          </w:p>
+        </w:tc>
+        <w:tc>
+          <w:tcPr>
+            <w:tcW w:type="dxa" w:w="2160"/>
+            <w:tcBorders>
+              <w:top w:val="single" w:color="CBD5E1" w:sz="1"/>
+              <w:left w:val="single" w:color="CBD5E1" w:sz="1"/>
+              <w:bottom w:val="single" w:color="CBD5E1" w:sz="1"/>
+              <w:right w:val="single" w:color="CBD5E1" w:sz="1"/>
+            </w:tcBorders>
+            <w:shd w:fill="F8FAFC" w:val="clear"/>
+            <w:tcMar>
+              <w:top w:type="dxa" w:w="90"/>
+              <w:left w:type="dxa" w:w="140"/>
+              <w:bottom w:type="dxa" w:w="90"/>
+              <w:right w:type="dxa" w:w="140"/>
+            </w:tcMar>
+            <w:vAlign w:val="center"/>
+          </w:tcPr>
+          <w:p>
+            <w:pPr>
+              <w:spacing w:after="0"/>
+            </w:pPr>
+            <w:r>
+              <w:rPr>
+                <w:rFonts w:ascii="Arial" w:cs="Arial" w:eastAsia="Arial" w:hAnsi="Arial"/>
+                <w:color w:val="1E293B"/>
+                <w:sz w:val="18"/>
+                <w:szCs w:val="18"/>
+              </w:rPr>
+              <w:t xml:space="preserve">拒绝提交并提示内容过长</w:t>
+            </w:r>
+          </w:p>
+        </w:tc>
+        <w:tc>
+          <w:tcPr>
+            <w:tcW w:type="dxa" w:w="2000"/>
+            <w:tcBorders>
+              <w:top w:val="single" w:color="CBD5E1" w:sz="1"/>
+              <w:left w:val="single" w:color="CBD5E1" w:sz="1"/>
+              <w:bottom w:val="single" w:color="CBD5E1" w:sz="1"/>
+              <w:right w:val="single" w:color="CBD5E1" w:sz="1"/>
+            </w:tcBorders>
+            <w:shd w:fill="F8FAFC" w:val="clear"/>
+            <w:tcMar>
+              <w:top w:type="dxa" w:w="90"/>
+              <w:left w:type="dxa" w:w="140"/>
+              <w:bottom w:type="dxa" w:w="90"/>
+              <w:right w:type="dxa" w:w="140"/>
+            </w:tcMar>
+            <w:vAlign w:val="center"/>
+          </w:tcPr>
+          <w:p>
+            <w:pPr>
+              <w:spacing w:after="0"/>
+            </w:pPr>
+            <w:r>
+              <w:rPr>
+                <w:rFonts w:ascii="Arial" w:cs="Arial" w:eastAsia="Arial" w:hAnsi="Arial"/>
+                <w:color w:val="1E293B"/>
+                <w:sz w:val="18"/>
+                <w:szCs w:val="18"/>
+              </w:rPr>
+              <w:t xml:space="preserve">精简内容后重试</w:t>
+            </w:r>
+          </w:p>
+        </w:tc>
+      </w:tr>
+      <w:tr>
+        <w:tc>
+          <w:tcPr>
+            <w:tcW w:type="dxa" w:w="1000"/>
+            <w:tcBorders>
+              <w:top w:val="single" w:color="CBD5E1" w:sz="1"/>
+              <w:left w:val="single" w:color="CBD5E1" w:sz="1"/>
+              <w:bottom w:val="single" w:color="CBD5E1" w:sz="1"/>
+              <w:right w:val="single" w:color="CBD5E1" w:sz="1"/>
+            </w:tcBorders>
+            <w:shd w:fill="F8FAFC" w:val="clear"/>
+            <w:tcMar>
+              <w:top w:type="dxa" w:w="90"/>
+              <w:left w:type="dxa" w:w="140"/>
+              <w:bottom w:type="dxa" w:w="90"/>
+              <w:right w:type="dxa" w:w="140"/>
+            </w:tcMar>
+            <w:vAlign w:val="center"/>
+          </w:tcPr>
+          <w:p>
+            <w:pPr>
+              <w:spacing w:after="0"/>
+            </w:pPr>
+            <w:r>
+              <w:rPr>
+                <w:rFonts w:ascii="Arial" w:cs="Arial" w:eastAsia="Arial" w:hAnsi="Arial"/>
+                <w:color w:val="1E293B"/>
+                <w:sz w:val="18"/>
+                <w:szCs w:val="18"/>
+              </w:rPr>
+              <w:t xml:space="preserve">BC-30</w:t>
+            </w:r>
+          </w:p>
+        </w:tc>
+        <w:tc>
+          <w:tcPr>
+            <w:tcW w:type="dxa" w:w="1800"/>
+            <w:tcBorders>
+              <w:top w:val="single" w:color="CBD5E1" w:sz="1"/>
+              <w:left w:val="single" w:color="CBD5E1" w:sz="1"/>
+              <w:bottom w:val="single" w:color="CBD5E1" w:sz="1"/>
+              <w:right w:val="single" w:color="CBD5E1" w:sz="1"/>
+            </w:tcBorders>
+            <w:shd w:fill="F8FAFC" w:val="clear"/>
+            <w:tcMar>
+              <w:top w:type="dxa" w:w="90"/>
+              <w:left w:type="dxa" w:w="140"/>
+              <w:bottom w:type="dxa" w:w="90"/>
+              <w:right w:type="dxa" w:w="140"/>
+            </w:tcMar>
+            <w:vAlign w:val="center"/>
+          </w:tcPr>
+          <w:p>
+            <w:pPr>
+              <w:spacing w:after="0"/>
+            </w:pPr>
+            <w:r>
+              <w:rPr>
+                <w:rFonts w:ascii="Arial" w:cs="Arial" w:eastAsia="Arial" w:hAnsi="Arial"/>
+                <w:color w:val="1E293B"/>
+                <w:sz w:val="18"/>
+                <w:szCs w:val="18"/>
+              </w:rPr>
+              <w:t xml:space="preserve">邮箱格式非法</w:t>
+            </w:r>
+          </w:p>
+        </w:tc>
+        <w:tc>
+          <w:tcPr>
+            <w:tcW w:type="dxa" w:w="2400"/>
+            <w:tcBorders>
+              <w:top w:val="single" w:color="CBD5E1" w:sz="1"/>
+              <w:left w:val="single" w:color="CBD5E1" w:sz="1"/>
+              <w:bottom w:val="single" w:color="CBD5E1" w:sz="1"/>
+              <w:right w:val="single" w:color="CBD5E1" w:sz="1"/>
+            </w:tcBorders>
+            <w:shd w:fill="F8FAFC" w:val="clear"/>
+            <w:tcMar>
+              <w:top w:type="dxa" w:w="90"/>
+              <w:left w:type="dxa" w:w="140"/>
+              <w:bottom w:type="dxa" w:w="90"/>
+              <w:right w:type="dxa" w:w="140"/>
+            </w:tcMar>
+            <w:vAlign w:val="center"/>
+          </w:tcPr>
+          <w:p>
+            <w:pPr>
+              <w:spacing w:after="0"/>
+            </w:pPr>
+            <w:r>
+              <w:rPr>
+                <w:rFonts w:ascii="Arial" w:cs="Arial" w:eastAsia="Arial" w:hAnsi="Arial"/>
+                <w:color w:val="1E293B"/>
+                <w:sz w:val="18"/>
+                <w:szCs w:val="18"/>
+              </w:rPr>
+              <w:t xml:space="preserve">填写的邮箱不符合邮件格式</w:t>
+            </w:r>
+          </w:p>
+        </w:tc>
+        <w:tc>
+          <w:tcPr>
+            <w:tcW w:type="dxa" w:w="2160"/>
+            <w:tcBorders>
+              <w:top w:val="single" w:color="CBD5E1" w:sz="1"/>
+              <w:left w:val="single" w:color="CBD5E1" w:sz="1"/>
+              <w:bottom w:val="single" w:color="CBD5E1" w:sz="1"/>
+              <w:right w:val="single" w:color="CBD5E1" w:sz="1"/>
+            </w:tcBorders>
+            <w:shd w:fill="F8FAFC" w:val="clear"/>
+            <w:tcMar>
+              <w:top w:type="dxa" w:w="90"/>
+              <w:left w:type="dxa" w:w="140"/>
+              <w:bottom w:type="dxa" w:w="90"/>
+              <w:right w:type="dxa" w:w="140"/>
+            </w:tcMar>
+            <w:vAlign w:val="center"/>
+          </w:tcPr>
+          <w:p>
+            <w:pPr>
+              <w:spacing w:after="0"/>
+            </w:pPr>
+            <w:r>
+              <w:rPr>
+                <w:rFonts w:ascii="Arial" w:cs="Arial" w:eastAsia="Arial" w:hAnsi="Arial"/>
+                <w:color w:val="1E293B"/>
+                <w:sz w:val="18"/>
+                <w:szCs w:val="18"/>
+              </w:rPr>
+              <w:t xml:space="preserve">拒绝提交，提示「邮箱格式不正确」</w:t>
+            </w:r>
+          </w:p>
+        </w:tc>
+        <w:tc>
+          <w:tcPr>
+            <w:tcW w:type="dxa" w:w="2000"/>
+            <w:tcBorders>
+              <w:top w:val="single" w:color="CBD5E1" w:sz="1"/>
+              <w:left w:val="single" w:color="CBD5E1" w:sz="1"/>
+              <w:bottom w:val="single" w:color="CBD5E1" w:sz="1"/>
+              <w:right w:val="single" w:color="CBD5E1" w:sz="1"/>
+            </w:tcBorders>
+            <w:shd w:fill="F8FAFC" w:val="clear"/>
+            <w:tcMar>
+              <w:top w:type="dxa" w:w="90"/>
+              <w:left w:type="dxa" w:w="140"/>
+              <w:bottom w:type="dxa" w:w="90"/>
+              <w:right w:type="dxa" w:w="140"/>
+            </w:tcMar>
+            <w:vAlign w:val="center"/>
+          </w:tcPr>
+          <w:p>
+            <w:pPr>
+              <w:spacing w:after="0"/>
+            </w:pPr>
+            <w:r>
+              <w:rPr>
+                <w:rFonts w:ascii="Arial" w:cs="Arial" w:eastAsia="Arial" w:hAnsi="Arial"/>
+                <w:color w:val="1E293B"/>
+                <w:sz w:val="18"/>
+                <w:szCs w:val="18"/>
+              </w:rPr>
+              <w:t xml:space="preserve">修正邮箱后重试</w:t>
+            </w:r>
+          </w:p>
+        </w:tc>
+      </w:tr>
+      <w:tr>
+        <w:tc>
+          <w:tcPr>
+            <w:tcW w:type="dxa" w:w="1000"/>
+            <w:tcBorders>
+              <w:top w:val="single" w:color="CBD5E1" w:sz="1"/>
+              <w:left w:val="single" w:color="CBD5E1" w:sz="1"/>
+              <w:bottom w:val="single" w:color="CBD5E1" w:sz="1"/>
+              <w:right w:val="single" w:color="CBD5E1" w:sz="1"/>
+            </w:tcBorders>
+            <w:shd w:fill="F8FAFC" w:val="clear"/>
+            <w:tcMar>
+              <w:top w:type="dxa" w:w="90"/>
+              <w:left w:type="dxa" w:w="140"/>
+              <w:bottom w:type="dxa" w:w="90"/>
+              <w:right w:type="dxa" w:w="140"/>
+            </w:tcMar>
+            <w:vAlign w:val="center"/>
+          </w:tcPr>
+          <w:p>
+            <w:pPr>
+              <w:spacing w:after="0"/>
+            </w:pPr>
+            <w:r>
+              <w:rPr>
+                <w:rFonts w:ascii="Arial" w:cs="Arial" w:eastAsia="Arial" w:hAnsi="Arial"/>
+                <w:color w:val="1E293B"/>
+                <w:sz w:val="18"/>
+                <w:szCs w:val="18"/>
+              </w:rPr>
+              <w:t xml:space="preserve">BC-31</w:t>
+            </w:r>
+          </w:p>
+        </w:tc>
+        <w:tc>
+          <w:tcPr>
+            <w:tcW w:type="dxa" w:w="1800"/>
+            <w:tcBorders>
+              <w:top w:val="single" w:color="CBD5E1" w:sz="1"/>
+              <w:left w:val="single" w:color="CBD5E1" w:sz="1"/>
+              <w:bottom w:val="single" w:color="CBD5E1" w:sz="1"/>
+              <w:right w:val="single" w:color="CBD5E1" w:sz="1"/>
+            </w:tcBorders>
+            <w:shd w:fill="F8FAFC" w:val="clear"/>
+            <w:tcMar>
+              <w:top w:type="dxa" w:w="90"/>
+              <w:left w:type="dxa" w:w="140"/>
+              <w:bottom w:type="dxa" w:w="90"/>
+              <w:right w:type="dxa" w:w="140"/>
+            </w:tcMar>
+            <w:vAlign w:val="center"/>
+          </w:tcPr>
+          <w:p>
+            <w:pPr>
+              <w:spacing w:after="0"/>
+            </w:pPr>
+            <w:r>
+              <w:rPr>
+                <w:rFonts w:ascii="Arial" w:cs="Arial" w:eastAsia="Arial" w:hAnsi="Arial"/>
+                <w:color w:val="1E293B"/>
+                <w:sz w:val="18"/>
+                <w:szCs w:val="18"/>
+              </w:rPr>
+              <w:t xml:space="preserve">XSS 载荷</w:t>
+            </w:r>
+          </w:p>
+        </w:tc>
+        <w:tc>
+          <w:tcPr>
+            <w:tcW w:type="dxa" w:w="2400"/>
+            <w:tcBorders>
+              <w:top w:val="single" w:color="CBD5E1" w:sz="1"/>
+              <w:left w:val="single" w:color="CBD5E1" w:sz="1"/>
+              <w:bottom w:val="single" w:color="CBD5E1" w:sz="1"/>
+              <w:right w:val="single" w:color="CBD5E1" w:sz="1"/>
+            </w:tcBorders>
+            <w:shd w:fill="F8FAFC" w:val="clear"/>
+            <w:tcMar>
+              <w:top w:type="dxa" w:w="90"/>
+              <w:left w:type="dxa" w:w="140"/>
+              <w:bottom w:type="dxa" w:w="90"/>
+              <w:right w:type="dxa" w:w="140"/>
+            </w:tcMar>
+            <w:vAlign w:val="center"/>
+          </w:tcPr>
+          <w:p>
+            <w:pPr>
+              <w:spacing w:after="0"/>
+            </w:pPr>
+            <w:r>
+              <w:rPr>
+                <w:rFonts w:ascii="Arial" w:cs="Arial" w:eastAsia="Arial" w:hAnsi="Arial"/>
+                <w:color w:val="1E293B"/>
+                <w:sz w:val="18"/>
+                <w:szCs w:val="18"/>
+              </w:rPr>
+              <w:t xml:space="preserve">评论内容含 script 等危险代码</w:t>
+            </w:r>
+          </w:p>
+        </w:tc>
+        <w:tc>
+          <w:tcPr>
+            <w:tcW w:type="dxa" w:w="2160"/>
+            <w:tcBorders>
+              <w:top w:val="single" w:color="CBD5E1" w:sz="1"/>
+              <w:left w:val="single" w:color="CBD5E1" w:sz="1"/>
+              <w:bottom w:val="single" w:color="CBD5E1" w:sz="1"/>
+              <w:right w:val="single" w:color="CBD5E1" w:sz="1"/>
+            </w:tcBorders>
+            <w:shd w:fill="F8FAFC" w:val="clear"/>
+            <w:tcMar>
+              <w:top w:type="dxa" w:w="90"/>
+              <w:left w:type="dxa" w:w="140"/>
+              <w:bottom w:type="dxa" w:w="90"/>
+              <w:right w:type="dxa" w:w="140"/>
+            </w:tcMar>
+            <w:vAlign w:val="center"/>
+          </w:tcPr>
+          <w:p>
+            <w:pPr>
+              <w:spacing w:after="0"/>
+            </w:pPr>
+            <w:r>
+              <w:rPr>
+                <w:rFonts w:ascii="Arial" w:cs="Arial" w:eastAsia="Arial" w:hAnsi="Arial"/>
+                <w:color w:val="1E293B"/>
+                <w:sz w:val="18"/>
+                <w:szCs w:val="18"/>
+              </w:rPr>
+              <w:t xml:space="preserve">全部标签去除后以纯文本入库，前台转义渲染</w:t>
+            </w:r>
+          </w:p>
+        </w:tc>
+        <w:tc>
+          <w:tcPr>
+            <w:tcW w:type="dxa" w:w="2000"/>
+            <w:tcBorders>
+              <w:top w:val="single" w:color="CBD5E1" w:sz="1"/>
+              <w:left w:val="single" w:color="CBD5E1" w:sz="1"/>
+              <w:bottom w:val="single" w:color="CBD5E1" w:sz="1"/>
+              <w:right w:val="single" w:color="CBD5E1" w:sz="1"/>
+            </w:tcBorders>
+            <w:shd w:fill="F8FAFC" w:val="clear"/>
+            <w:tcMar>
+              <w:top w:type="dxa" w:w="90"/>
+              <w:left w:type="dxa" w:w="140"/>
+              <w:bottom w:type="dxa" w:w="90"/>
+              <w:right w:type="dxa" w:w="140"/>
+            </w:tcMar>
+            <w:vAlign w:val="center"/>
+          </w:tcPr>
+          <w:p>
+            <w:pPr>
+              <w:spacing w:after="0"/>
+            </w:pPr>
+            <w:r>
+              <w:rPr>
+                <w:rFonts w:ascii="Arial" w:cs="Arial" w:eastAsia="Arial" w:hAnsi="Arial"/>
+                <w:color w:val="1E293B"/>
+                <w:sz w:val="18"/>
+                <w:szCs w:val="18"/>
+              </w:rPr>
+              <w:t xml:space="preserve">无（自动处理）</w:t>
+            </w:r>
+          </w:p>
+        </w:tc>
+      </w:tr>
+      <w:tr>
+        <w:tc>
+          <w:tcPr>
+            <w:tcW w:type="dxa" w:w="1000"/>
+            <w:tcBorders>
+              <w:top w:val="single" w:color="CBD5E1" w:sz="1"/>
+              <w:left w:val="single" w:color="CBD5E1" w:sz="1"/>
+              <w:bottom w:val="single" w:color="CBD5E1" w:sz="1"/>
+              <w:right w:val="single" w:color="CBD5E1" w:sz="1"/>
+            </w:tcBorders>
+            <w:shd w:fill="F8FAFC" w:val="clear"/>
+            <w:tcMar>
+              <w:top w:type="dxa" w:w="90"/>
+              <w:left w:type="dxa" w:w="140"/>
+              <w:bottom w:type="dxa" w:w="90"/>
+              <w:right w:type="dxa" w:w="140"/>
+            </w:tcMar>
+            <w:vAlign w:val="center"/>
+          </w:tcPr>
+          <w:p>
+            <w:pPr>
+              <w:spacing w:after="0"/>
+            </w:pPr>
+            <w:r>
+              <w:rPr>
+                <w:rFonts w:ascii="Arial" w:cs="Arial" w:eastAsia="Arial" w:hAnsi="Arial"/>
+                <w:color w:val="1E293B"/>
+                <w:sz w:val="18"/>
+                <w:szCs w:val="18"/>
+              </w:rPr>
+              <w:t xml:space="preserve">BC-32</w:t>
+            </w:r>
+          </w:p>
+        </w:tc>
+        <w:tc>
+          <w:tcPr>
+            <w:tcW w:type="dxa" w:w="1800"/>
+            <w:tcBorders>
+              <w:top w:val="single" w:color="CBD5E1" w:sz="1"/>
+              <w:left w:val="single" w:color="CBD5E1" w:sz="1"/>
+              <w:bottom w:val="single" w:color="CBD5E1" w:sz="1"/>
+              <w:right w:val="single" w:color="CBD5E1" w:sz="1"/>
+            </w:tcBorders>
+            <w:shd w:fill="F8FAFC" w:val="clear"/>
+            <w:tcMar>
+              <w:top w:type="dxa" w:w="90"/>
+              <w:left w:type="dxa" w:w="140"/>
+              <w:bottom w:type="dxa" w:w="90"/>
+              <w:right w:type="dxa" w:w="140"/>
+            </w:tcMar>
+            <w:vAlign w:val="center"/>
+          </w:tcPr>
+          <w:p>
+            <w:pPr>
+              <w:spacing w:after="0"/>
+            </w:pPr>
+            <w:r>
+              <w:rPr>
+                <w:rFonts w:ascii="Arial" w:cs="Arial" w:eastAsia="Arial" w:hAnsi="Arial"/>
+                <w:color w:val="1E293B"/>
+                <w:sz w:val="18"/>
+                <w:szCs w:val="18"/>
+              </w:rPr>
+              <w:t xml:space="preserve">文章不存在</w:t>
+            </w:r>
+          </w:p>
+        </w:tc>
+        <w:tc>
+          <w:tcPr>
+            <w:tcW w:type="dxa" w:w="2400"/>
+            <w:tcBorders>
+              <w:top w:val="single" w:color="CBD5E1" w:sz="1"/>
+              <w:left w:val="single" w:color="CBD5E1" w:sz="1"/>
+              <w:bottom w:val="single" w:color="CBD5E1" w:sz="1"/>
+              <w:right w:val="single" w:color="CBD5E1" w:sz="1"/>
+            </w:tcBorders>
+            <w:shd w:fill="F8FAFC" w:val="clear"/>
+            <w:tcMar>
+              <w:top w:type="dxa" w:w="90"/>
+              <w:left w:type="dxa" w:w="140"/>
+              <w:bottom w:type="dxa" w:w="90"/>
+              <w:right w:type="dxa" w:w="140"/>
+            </w:tcMar>
+            <w:vAlign w:val="center"/>
+          </w:tcPr>
+          <w:p>
+            <w:pPr>
+              <w:spacing w:after="0"/>
+            </w:pPr>
+            <w:r>
+              <w:rPr>
+                <w:rFonts w:ascii="Arial" w:cs="Arial" w:eastAsia="Arial" w:hAnsi="Arial"/>
+                <w:color w:val="1E293B"/>
+                <w:sz w:val="18"/>
+                <w:szCs w:val="18"/>
+              </w:rPr>
+              <w:t xml:space="preserve">向已删除或不存在的文章提交/读取评论</w:t>
+            </w:r>
+          </w:p>
+        </w:tc>
+        <w:tc>
+          <w:tcPr>
+            <w:tcW w:type="dxa" w:w="2160"/>
+            <w:tcBorders>
+              <w:top w:val="single" w:color="CBD5E1" w:sz="1"/>
+              <w:left w:val="single" w:color="CBD5E1" w:sz="1"/>
+              <w:bottom w:val="single" w:color="CBD5E1" w:sz="1"/>
+              <w:right w:val="single" w:color="CBD5E1" w:sz="1"/>
+            </w:tcBorders>
+            <w:shd w:fill="F8FAFC" w:val="clear"/>
+            <w:tcMar>
+              <w:top w:type="dxa" w:w="90"/>
+              <w:left w:type="dxa" w:w="140"/>
+              <w:bottom w:type="dxa" w:w="90"/>
+              <w:right w:type="dxa" w:w="140"/>
+            </w:tcMar>
+            <w:vAlign w:val="center"/>
+          </w:tcPr>
+          <w:p>
+            <w:pPr>
+              <w:spacing w:after="0"/>
+            </w:pPr>
+            <w:r>
+              <w:rPr>
+                <w:rFonts w:ascii="Arial" w:cs="Arial" w:eastAsia="Arial" w:hAnsi="Arial"/>
+                <w:color w:val="1E293B"/>
+                <w:sz w:val="18"/>
+                <w:szCs w:val="18"/>
+              </w:rPr>
+              <w:t xml:space="preserve">返回 404「文章不存在或已被删除」</w:t>
+            </w:r>
+          </w:p>
+        </w:tc>
+        <w:tc>
+          <w:tcPr>
+            <w:tcW w:type="dxa" w:w="2000"/>
+            <w:tcBorders>
+              <w:top w:val="single" w:color="CBD5E1" w:sz="1"/>
+              <w:left w:val="single" w:color="CBD5E1" w:sz="1"/>
+              <w:bottom w:val="single" w:color="CBD5E1" w:sz="1"/>
+              <w:right w:val="single" w:color="CBD5E1" w:sz="1"/>
+            </w:tcBorders>
+            <w:shd w:fill="F8FAFC" w:val="clear"/>
+            <w:tcMar>
+              <w:top w:type="dxa" w:w="90"/>
+              <w:left w:type="dxa" w:w="140"/>
+              <w:bottom w:type="dxa" w:w="90"/>
+              <w:right w:type="dxa" w:w="140"/>
+            </w:tcMar>
+            <w:vAlign w:val="center"/>
+          </w:tcPr>
+          <w:p>
+            <w:pPr>
+              <w:spacing w:after="0"/>
+            </w:pPr>
+            <w:r>
+              <w:rPr>
+                <w:rFonts w:ascii="Arial" w:cs="Arial" w:eastAsia="Arial" w:hAnsi="Arial"/>
+                <w:color w:val="1E293B"/>
+                <w:sz w:val="18"/>
+                <w:szCs w:val="18"/>
+              </w:rPr>
+              <w:t xml:space="preserve">无</w:t>
+            </w:r>
+          </w:p>
+        </w:tc>
+      </w:tr>
+      <w:tr>
+        <w:tc>
+          <w:tcPr>
+            <w:tcW w:type="dxa" w:w="1000"/>
+            <w:tcBorders>
+              <w:top w:val="single" w:color="CBD5E1" w:sz="1"/>
+              <w:left w:val="single" w:color="CBD5E1" w:sz="1"/>
+              <w:bottom w:val="single" w:color="CBD5E1" w:sz="1"/>
+              <w:right w:val="single" w:color="CBD5E1" w:sz="1"/>
+            </w:tcBorders>
+            <w:shd w:fill="F8FAFC" w:val="clear"/>
+            <w:tcMar>
+              <w:top w:type="dxa" w:w="90"/>
+              <w:left w:type="dxa" w:w="140"/>
+              <w:bottom w:type="dxa" w:w="90"/>
+              <w:right w:type="dxa" w:w="140"/>
+            </w:tcMar>
+            <w:vAlign w:val="center"/>
+          </w:tcPr>
+          <w:p>
+            <w:pPr>
+              <w:spacing w:after="0"/>
+            </w:pPr>
+            <w:r>
+              <w:rPr>
+                <w:rFonts w:ascii="Arial" w:cs="Arial" w:eastAsia="Arial" w:hAnsi="Arial"/>
+                <w:color w:val="1E293B"/>
+                <w:sz w:val="18"/>
+                <w:szCs w:val="18"/>
+              </w:rPr>
+              <w:t xml:space="preserve">BC-33</w:t>
+            </w:r>
+          </w:p>
+        </w:tc>
+        <w:tc>
+          <w:tcPr>
+            <w:tcW w:type="dxa" w:w="1800"/>
+            <w:tcBorders>
+              <w:top w:val="single" w:color="CBD5E1" w:sz="1"/>
+              <w:left w:val="single" w:color="CBD5E1" w:sz="1"/>
+              <w:bottom w:val="single" w:color="CBD5E1" w:sz="1"/>
+              <w:right w:val="single" w:color="CBD5E1" w:sz="1"/>
+            </w:tcBorders>
+            <w:shd w:fill="F8FAFC" w:val="clear"/>
+            <w:tcMar>
+              <w:top w:type="dxa" w:w="90"/>
+              <w:left w:type="dxa" w:w="140"/>
+              <w:bottom w:type="dxa" w:w="90"/>
+              <w:right w:type="dxa" w:w="140"/>
+            </w:tcMar>
+            <w:vAlign w:val="center"/>
+          </w:tcPr>
+          <w:p>
+            <w:pPr>
+              <w:spacing w:after="0"/>
+            </w:pPr>
+            <w:r>
+              <w:rPr>
+                <w:rFonts w:ascii="Arial" w:cs="Arial" w:eastAsia="Arial" w:hAnsi="Arial"/>
+                <w:color w:val="1E293B"/>
+                <w:sz w:val="18"/>
+                <w:szCs w:val="18"/>
+              </w:rPr>
+              <w:t xml:space="preserve">重复评论</w:t>
+            </w:r>
+          </w:p>
+        </w:tc>
+        <w:tc>
+          <w:tcPr>
+            <w:tcW w:type="dxa" w:w="2400"/>
+            <w:tcBorders>
+              <w:top w:val="single" w:color="CBD5E1" w:sz="1"/>
+              <w:left w:val="single" w:color="CBD5E1" w:sz="1"/>
+              <w:bottom w:val="single" w:color="CBD5E1" w:sz="1"/>
+              <w:right w:val="single" w:color="CBD5E1" w:sz="1"/>
+            </w:tcBorders>
+            <w:shd w:fill="F8FAFC" w:val="clear"/>
+            <w:tcMar>
+              <w:top w:type="dxa" w:w="90"/>
+              <w:left w:type="dxa" w:w="140"/>
+              <w:bottom w:type="dxa" w:w="90"/>
+              <w:right w:type="dxa" w:w="140"/>
+            </w:tcMar>
+            <w:vAlign w:val="center"/>
+          </w:tcPr>
+          <w:p>
+            <w:pPr>
+              <w:spacing w:after="0"/>
+            </w:pPr>
+            <w:r>
+              <w:rPr>
+                <w:rFonts w:ascii="Arial" w:cs="Arial" w:eastAsia="Arial" w:hAnsi="Arial"/>
+                <w:color w:val="1E293B"/>
+                <w:sz w:val="18"/>
+                <w:szCs w:val="18"/>
+              </w:rPr>
+              <w:t xml:space="preserve">同 IP + 同文章 + 同内容 60 秒内再次提交</w:t>
+            </w:r>
+          </w:p>
+        </w:tc>
+        <w:tc>
+          <w:tcPr>
+            <w:tcW w:type="dxa" w:w="2160"/>
+            <w:tcBorders>
+              <w:top w:val="single" w:color="CBD5E1" w:sz="1"/>
+              <w:left w:val="single" w:color="CBD5E1" w:sz="1"/>
+              <w:bottom w:val="single" w:color="CBD5E1" w:sz="1"/>
+              <w:right w:val="single" w:color="CBD5E1" w:sz="1"/>
+            </w:tcBorders>
+            <w:shd w:fill="F8FAFC" w:val="clear"/>
+            <w:tcMar>
+              <w:top w:type="dxa" w:w="90"/>
+              <w:left w:type="dxa" w:w="140"/>
+              <w:bottom w:type="dxa" w:w="90"/>
+              <w:right w:type="dxa" w:w="140"/>
+            </w:tcMar>
+            <w:vAlign w:val="center"/>
+          </w:tcPr>
+          <w:p>
+            <w:pPr>
+              <w:spacing w:after="0"/>
+            </w:pPr>
+            <w:r>
+              <w:rPr>
+                <w:rFonts w:ascii="Arial" w:cs="Arial" w:eastAsia="Arial" w:hAnsi="Arial"/>
+                <w:color w:val="1E293B"/>
+                <w:sz w:val="18"/>
+                <w:szCs w:val="18"/>
+              </w:rPr>
+              <w:t xml:space="preserve">返回 429「请勿重复提交评论」</w:t>
+            </w:r>
+          </w:p>
+        </w:tc>
+        <w:tc>
+          <w:tcPr>
+            <w:tcW w:type="dxa" w:w="2000"/>
+            <w:tcBorders>
+              <w:top w:val="single" w:color="CBD5E1" w:sz="1"/>
+              <w:left w:val="single" w:color="CBD5E1" w:sz="1"/>
+              <w:bottom w:val="single" w:color="CBD5E1" w:sz="1"/>
+              <w:right w:val="single" w:color="CBD5E1" w:sz="1"/>
+            </w:tcBorders>
+            <w:shd w:fill="F8FAFC" w:val="clear"/>
+            <w:tcMar>
+              <w:top w:type="dxa" w:w="90"/>
+              <w:left w:type="dxa" w:w="140"/>
+              <w:bottom w:type="dxa" w:w="90"/>
+              <w:right w:type="dxa" w:w="140"/>
+            </w:tcMar>
+            <w:vAlign w:val="center"/>
+          </w:tcPr>
+          <w:p>
+            <w:pPr>
+              <w:spacing w:after="0"/>
+            </w:pPr>
+            <w:r>
+              <w:rPr>
+                <w:rFonts w:ascii="Arial" w:cs="Arial" w:eastAsia="Arial" w:hAnsi="Arial"/>
+                <w:color w:val="1E293B"/>
+                <w:sz w:val="18"/>
+                <w:szCs w:val="18"/>
+              </w:rPr>
+              <w:t xml:space="preserve">无（自动处理）</w:t>
+            </w:r>
+          </w:p>
+        </w:tc>
+      </w:tr>
+      <w:tr>
+        <w:tc>
+          <w:tcPr>
+            <w:tcW w:type="dxa" w:w="1000"/>
+            <w:tcBorders>
+              <w:top w:val="single" w:color="CBD5E1" w:sz="1"/>
+              <w:left w:val="single" w:color="CBD5E1" w:sz="1"/>
+              <w:bottom w:val="single" w:color="CBD5E1" w:sz="1"/>
+              <w:right w:val="single" w:color="CBD5E1" w:sz="1"/>
+            </w:tcBorders>
+            <w:shd w:fill="F8FAFC" w:val="clear"/>
+            <w:tcMar>
+              <w:top w:type="dxa" w:w="90"/>
+              <w:left w:type="dxa" w:w="140"/>
+              <w:bottom w:type="dxa" w:w="90"/>
+              <w:right w:type="dxa" w:w="140"/>
+            </w:tcMar>
+            <w:vAlign w:val="center"/>
+          </w:tcPr>
+          <w:p>
+            <w:pPr>
+              <w:spacing w:after="0"/>
+            </w:pPr>
+            <w:r>
+              <w:rPr>
+                <w:rFonts w:ascii="Arial" w:cs="Arial" w:eastAsia="Arial" w:hAnsi="Arial"/>
+                <w:color w:val="1E293B"/>
+                <w:sz w:val="18"/>
+                <w:szCs w:val="18"/>
+              </w:rPr>
+              <w:t xml:space="preserve">BC-34</w:t>
+            </w:r>
+          </w:p>
+        </w:tc>
+        <w:tc>
+          <w:tcPr>
+            <w:tcW w:type="dxa" w:w="1800"/>
+            <w:tcBorders>
+              <w:top w:val="single" w:color="CBD5E1" w:sz="1"/>
+              <w:left w:val="single" w:color="CBD5E1" w:sz="1"/>
+              <w:bottom w:val="single" w:color="CBD5E1" w:sz="1"/>
+              <w:right w:val="single" w:color="CBD5E1" w:sz="1"/>
+            </w:tcBorders>
+            <w:shd w:fill="F8FAFC" w:val="clear"/>
+            <w:tcMar>
+              <w:top w:type="dxa" w:w="90"/>
+              <w:left w:type="dxa" w:w="140"/>
+              <w:bottom w:type="dxa" w:w="90"/>
+              <w:right w:type="dxa" w:w="140"/>
+            </w:tcMar>
+            <w:vAlign w:val="center"/>
+          </w:tcPr>
+          <w:p>
+            <w:pPr>
+              <w:spacing w:after="0"/>
+            </w:pPr>
+            <w:r>
+              <w:rPr>
+                <w:rFonts w:ascii="Arial" w:cs="Arial" w:eastAsia="Arial" w:hAnsi="Arial"/>
+                <w:color w:val="1E293B"/>
+                <w:sz w:val="18"/>
+                <w:szCs w:val="18"/>
+              </w:rPr>
+              <w:t xml:space="preserve">限流触发</w:t>
+            </w:r>
+          </w:p>
+        </w:tc>
+        <w:tc>
+          <w:tcPr>
+            <w:tcW w:type="dxa" w:w="2400"/>
+            <w:tcBorders>
+              <w:top w:val="single" w:color="CBD5E1" w:sz="1"/>
+              <w:left w:val="single" w:color="CBD5E1" w:sz="1"/>
+              <w:bottom w:val="single" w:color="CBD5E1" w:sz="1"/>
+              <w:right w:val="single" w:color="CBD5E1" w:sz="1"/>
+            </w:tcBorders>
+            <w:shd w:fill="F8FAFC" w:val="clear"/>
+            <w:tcMar>
+              <w:top w:type="dxa" w:w="90"/>
+              <w:left w:type="dxa" w:w="140"/>
+              <w:bottom w:type="dxa" w:w="90"/>
+              <w:right w:type="dxa" w:w="140"/>
+            </w:tcMar>
+            <w:vAlign w:val="center"/>
+          </w:tcPr>
+          <w:p>
+            <w:pPr>
+              <w:spacing w:after="0"/>
+            </w:pPr>
+            <w:r>
+              <w:rPr>
+                <w:rFonts w:ascii="Arial" w:cs="Arial" w:eastAsia="Arial" w:hAnsi="Arial"/>
+                <w:color w:val="1E293B"/>
+                <w:sz w:val="18"/>
+                <w:szCs w:val="18"/>
+              </w:rPr>
+              <w:t xml:space="preserve">同 IP 单小时提交超过 10 条</w:t>
+            </w:r>
+          </w:p>
+        </w:tc>
+        <w:tc>
+          <w:tcPr>
+            <w:tcW w:type="dxa" w:w="2160"/>
+            <w:tcBorders>
+              <w:top w:val="single" w:color="CBD5E1" w:sz="1"/>
+              <w:left w:val="single" w:color="CBD5E1" w:sz="1"/>
+              <w:bottom w:val="single" w:color="CBD5E1" w:sz="1"/>
+              <w:right w:val="single" w:color="CBD5E1" w:sz="1"/>
+            </w:tcBorders>
+            <w:shd w:fill="F8FAFC" w:val="clear"/>
+            <w:tcMar>
+              <w:top w:type="dxa" w:w="90"/>
+              <w:left w:type="dxa" w:w="140"/>
+              <w:bottom w:type="dxa" w:w="90"/>
+              <w:right w:type="dxa" w:w="140"/>
+            </w:tcMar>
+            <w:vAlign w:val="center"/>
+          </w:tcPr>
+          <w:p>
+            <w:pPr>
+              <w:spacing w:after="0"/>
+            </w:pPr>
+            <w:r>
+              <w:rPr>
+                <w:rFonts w:ascii="Arial" w:cs="Arial" w:eastAsia="Arial" w:hAnsi="Arial"/>
+                <w:color w:val="1E293B"/>
+                <w:sz w:val="18"/>
+                <w:szCs w:val="18"/>
+              </w:rPr>
+              <w:t xml:space="preserve">返回 429「评论过于频繁，请稍后再试」</w:t>
+            </w:r>
+          </w:p>
+        </w:tc>
+        <w:tc>
+          <w:tcPr>
+            <w:tcW w:type="dxa" w:w="2000"/>
+            <w:tcBorders>
+              <w:top w:val="single" w:color="CBD5E1" w:sz="1"/>
+              <w:left w:val="single" w:color="CBD5E1" w:sz="1"/>
+              <w:bottom w:val="single" w:color="CBD5E1" w:sz="1"/>
+              <w:right w:val="single" w:color="CBD5E1" w:sz="1"/>
+            </w:tcBorders>
+            <w:shd w:fill="F8FAFC" w:val="clear"/>
+            <w:tcMar>
+              <w:top w:type="dxa" w:w="90"/>
+              <w:left w:type="dxa" w:w="140"/>
+              <w:bottom w:type="dxa" w:w="90"/>
+              <w:right w:type="dxa" w:w="140"/>
+            </w:tcMar>
+            <w:vAlign w:val="center"/>
+          </w:tcPr>
+          <w:p>
+            <w:pPr>
+              <w:spacing w:after="0"/>
+            </w:pPr>
+            <w:r>
+              <w:rPr>
+                <w:rFonts w:ascii="Arial" w:cs="Arial" w:eastAsia="Arial" w:hAnsi="Arial"/>
+                <w:color w:val="1E293B"/>
+                <w:sz w:val="18"/>
+                <w:szCs w:val="18"/>
+              </w:rPr>
+              <w:t xml:space="preserve">1 小时后重试</w:t>
+            </w:r>
+          </w:p>
+        </w:tc>
+      </w:tr>
+      <w:tr>
+        <w:tc>
+          <w:tcPr>
+            <w:tcW w:type="dxa" w:w="1000"/>
+            <w:tcBorders>
+              <w:top w:val="single" w:color="CBD5E1" w:sz="1"/>
+              <w:left w:val="single" w:color="CBD5E1" w:sz="1"/>
+              <w:bottom w:val="single" w:color="CBD5E1" w:sz="1"/>
+              <w:right w:val="single" w:color="CBD5E1" w:sz="1"/>
+            </w:tcBorders>
+            <w:shd w:fill="F8FAFC" w:val="clear"/>
+            <w:tcMar>
+              <w:top w:type="dxa" w:w="90"/>
+              <w:left w:type="dxa" w:w="140"/>
+              <w:bottom w:type="dxa" w:w="90"/>
+              <w:right w:type="dxa" w:w="140"/>
+            </w:tcMar>
+            <w:vAlign w:val="center"/>
+          </w:tcPr>
+          <w:p>
+            <w:pPr>
+              <w:spacing w:after="0"/>
+            </w:pPr>
+            <w:r>
+              <w:rPr>
+                <w:rFonts w:ascii="Arial" w:cs="Arial" w:eastAsia="Arial" w:hAnsi="Arial"/>
+                <w:color w:val="1E293B"/>
+                <w:sz w:val="18"/>
+                <w:szCs w:val="18"/>
+              </w:rPr>
+              <w:t xml:space="preserve">BC-35</w:t>
+            </w:r>
+          </w:p>
+        </w:tc>
+        <w:tc>
+          <w:tcPr>
+            <w:tcW w:type="dxa" w:w="1800"/>
+            <w:tcBorders>
+              <w:top w:val="single" w:color="CBD5E1" w:sz="1"/>
+              <w:left w:val="single" w:color="CBD5E1" w:sz="1"/>
+              <w:bottom w:val="single" w:color="CBD5E1" w:sz="1"/>
+              <w:right w:val="single" w:color="CBD5E1" w:sz="1"/>
+            </w:tcBorders>
+            <w:shd w:fill="F8FAFC" w:val="clear"/>
+            <w:tcMar>
+              <w:top w:type="dxa" w:w="90"/>
+              <w:left w:type="dxa" w:w="140"/>
+              <w:bottom w:type="dxa" w:w="90"/>
+              <w:right w:type="dxa" w:w="140"/>
+            </w:tcMar>
+            <w:vAlign w:val="center"/>
+          </w:tcPr>
+          <w:p>
+            <w:pPr>
+              <w:spacing w:after="0"/>
+            </w:pPr>
+            <w:r>
+              <w:rPr>
+                <w:rFonts w:ascii="Arial" w:cs="Arial" w:eastAsia="Arial" w:hAnsi="Arial"/>
+                <w:color w:val="1E293B"/>
+                <w:sz w:val="18"/>
+                <w:szCs w:val="18"/>
+              </w:rPr>
+              <w:t xml:space="preserve">未授权删除评论</w:t>
+            </w:r>
+          </w:p>
+        </w:tc>
+        <w:tc>
+          <w:tcPr>
+            <w:tcW w:type="dxa" w:w="2400"/>
+            <w:tcBorders>
+              <w:top w:val="single" w:color="CBD5E1" w:sz="1"/>
+              <w:left w:val="single" w:color="CBD5E1" w:sz="1"/>
+              <w:bottom w:val="single" w:color="CBD5E1" w:sz="1"/>
+              <w:right w:val="single" w:color="CBD5E1" w:sz="1"/>
+            </w:tcBorders>
+            <w:shd w:fill="F8FAFC" w:val="clear"/>
+            <w:tcMar>
+              <w:top w:type="dxa" w:w="90"/>
+              <w:left w:type="dxa" w:w="140"/>
+              <w:bottom w:type="dxa" w:w="90"/>
+              <w:right w:type="dxa" w:w="140"/>
+            </w:tcMar>
+            <w:vAlign w:val="center"/>
+          </w:tcPr>
+          <w:p>
+            <w:pPr>
+              <w:spacing w:after="0"/>
+            </w:pPr>
+            <w:r>
+              <w:rPr>
+                <w:rFonts w:ascii="Arial" w:cs="Arial" w:eastAsia="Arial" w:hAnsi="Arial"/>
+                <w:color w:val="1E293B"/>
+                <w:sz w:val="18"/>
+                <w:szCs w:val="18"/>
+              </w:rPr>
+              <w:t xml:space="preserve">未登录或 CSRF Token 无效时调用后台删除评论接口</w:t>
+            </w:r>
+          </w:p>
+        </w:tc>
+        <w:tc>
+          <w:tcPr>
+            <w:tcW w:type="dxa" w:w="2160"/>
+            <w:tcBorders>
+              <w:top w:val="single" w:color="CBD5E1" w:sz="1"/>
+              <w:left w:val="single" w:color="CBD5E1" w:sz="1"/>
+              <w:bottom w:val="single" w:color="CBD5E1" w:sz="1"/>
+              <w:right w:val="single" w:color="CBD5E1" w:sz="1"/>
+            </w:tcBorders>
+            <w:shd w:fill="F8FAFC" w:val="clear"/>
+            <w:tcMar>
+              <w:top w:type="dxa" w:w="90"/>
+              <w:left w:type="dxa" w:w="140"/>
+              <w:bottom w:type="dxa" w:w="90"/>
+              <w:right w:type="dxa" w:w="140"/>
+            </w:tcMar>
+            <w:vAlign w:val="center"/>
+          </w:tcPr>
+          <w:p>
+            <w:pPr>
+              <w:spacing w:after="0"/>
+            </w:pPr>
+            <w:r>
+              <w:rPr>
+                <w:rFonts w:ascii="Arial" w:cs="Arial" w:eastAsia="Arial" w:hAnsi="Arial"/>
+                <w:color w:val="1E293B"/>
+                <w:sz w:val="18"/>
+                <w:szCs w:val="18"/>
+              </w:rPr>
+              <w:t xml:space="preserve">返回 401/403 并记录日志</w:t>
+            </w:r>
+          </w:p>
+        </w:tc>
+        <w:tc>
+          <w:tcPr>
+            <w:tcW w:type="dxa" w:w="2000"/>
+            <w:tcBorders>
+              <w:top w:val="single" w:color="CBD5E1" w:sz="1"/>
+              <w:left w:val="single" w:color="CBD5E1" w:sz="1"/>
+              <w:bottom w:val="single" w:color="CBD5E1" w:sz="1"/>
+              <w:right w:val="single" w:color="CBD5E1" w:sz="1"/>
+            </w:tcBorders>
+            <w:shd w:fill="F8FAFC" w:val="clear"/>
+            <w:tcMar>
+              <w:top w:type="dxa" w:w="90"/>
+              <w:left w:type="dxa" w:w="140"/>
+              <w:bottom w:type="dxa" w:w="90"/>
+              <w:right w:type="dxa" w:w="140"/>
+            </w:tcMar>
+            <w:vAlign w:val="center"/>
+          </w:tcPr>
+          <w:p>
+            <w:pPr>
+              <w:spacing w:after="0"/>
+            </w:pPr>
+            <w:r>
+              <w:rPr>
+                <w:rFonts w:ascii="Arial" w:cs="Arial" w:eastAsia="Arial" w:hAnsi="Arial"/>
+                <w:color w:val="1E293B"/>
+                <w:sz w:val="18"/>
+                <w:szCs w:val="18"/>
+              </w:rPr>
+              <w:t xml:space="preserve">重新登录后重试</w:t>
+            </w:r>
+          </w:p>
+        </w:tc>
+      </w:tr>
+      <w:tr>
+        <w:tc>
+          <w:tcPr>
+            <w:tcW w:type="dxa" w:w="1000"/>
+            <w:tcBorders>
+              <w:top w:val="single" w:color="CBD5E1" w:sz="1"/>
+              <w:left w:val="single" w:color="CBD5E1" w:sz="1"/>
+              <w:bottom w:val="single" w:color="CBD5E1" w:sz="1"/>
+              <w:right w:val="single" w:color="CBD5E1" w:sz="1"/>
+            </w:tcBorders>
+            <w:shd w:fill="F8FAFC" w:val="clear"/>
+            <w:tcMar>
+              <w:top w:type="dxa" w:w="90"/>
+              <w:left w:type="dxa" w:w="140"/>
+              <w:bottom w:type="dxa" w:w="90"/>
+              <w:right w:type="dxa" w:w="140"/>
+            </w:tcMar>
+            <w:vAlign w:val="center"/>
+          </w:tcPr>
+          <w:p>
+            <w:pPr>
+              <w:spacing w:after="0"/>
+            </w:pPr>
+            <w:r>
+              <w:rPr>
+                <w:rFonts w:ascii="Arial" w:cs="Arial" w:eastAsia="Arial" w:hAnsi="Arial"/>
+                <w:color w:val="1E293B"/>
+                <w:sz w:val="18"/>
+                <w:szCs w:val="18"/>
+              </w:rPr>
+              <w:t xml:space="preserve">BC-36</w:t>
+            </w:r>
+          </w:p>
+        </w:tc>
+        <w:tc>
+          <w:tcPr>
+            <w:tcW w:type="dxa" w:w="1800"/>
+            <w:tcBorders>
+              <w:top w:val="single" w:color="CBD5E1" w:sz="1"/>
+              <w:left w:val="single" w:color="CBD5E1" w:sz="1"/>
+              <w:bottom w:val="single" w:color="CBD5E1" w:sz="1"/>
+              <w:right w:val="single" w:color="CBD5E1" w:sz="1"/>
+            </w:tcBorders>
+            <w:shd w:fill="F8FAFC" w:val="clear"/>
+            <w:tcMar>
+              <w:top w:type="dxa" w:w="90"/>
+              <w:left w:type="dxa" w:w="140"/>
+              <w:bottom w:type="dxa" w:w="90"/>
+              <w:right w:type="dxa" w:w="140"/>
+            </w:tcMar>
+            <w:vAlign w:val="center"/>
+          </w:tcPr>
+          <w:p>
+            <w:pPr>
+              <w:spacing w:after="0"/>
+            </w:pPr>
+            <w:r>
+              <w:rPr>
+                <w:rFonts w:ascii="Arial" w:cs="Arial" w:eastAsia="Arial" w:hAnsi="Arial"/>
+                <w:color w:val="1E293B"/>
+                <w:sz w:val="18"/>
+                <w:szCs w:val="18"/>
+              </w:rPr>
+              <w:t xml:space="preserve">数据库写入失败</w:t>
+            </w:r>
+          </w:p>
+        </w:tc>
+        <w:tc>
+          <w:tcPr>
+            <w:tcW w:type="dxa" w:w="2400"/>
+            <w:tcBorders>
+              <w:top w:val="single" w:color="CBD5E1" w:sz="1"/>
+              <w:left w:val="single" w:color="CBD5E1" w:sz="1"/>
+              <w:bottom w:val="single" w:color="CBD5E1" w:sz="1"/>
+              <w:right w:val="single" w:color="CBD5E1" w:sz="1"/>
+            </w:tcBorders>
+            <w:shd w:fill="F8FAFC" w:val="clear"/>
+            <w:tcMar>
+              <w:top w:type="dxa" w:w="90"/>
+              <w:left w:type="dxa" w:w="140"/>
+              <w:bottom w:type="dxa" w:w="90"/>
+              <w:right w:type="dxa" w:w="140"/>
+            </w:tcMar>
+            <w:vAlign w:val="center"/>
+          </w:tcPr>
+          <w:p>
+            <w:pPr>
+              <w:spacing w:after="0"/>
+            </w:pPr>
+            <w:r>
+              <w:rPr>
+                <w:rFonts w:ascii="Arial" w:cs="Arial" w:eastAsia="Arial" w:hAnsi="Arial"/>
+                <w:color w:val="1E293B"/>
+                <w:sz w:val="18"/>
+                <w:szCs w:val="18"/>
+              </w:rPr>
+              <w:t xml:space="preserve">评论表写入异常</w:t>
+            </w:r>
+          </w:p>
+        </w:tc>
+        <w:tc>
+          <w:tcPr>
+            <w:tcW w:type="dxa" w:w="2160"/>
+            <w:tcBorders>
+              <w:top w:val="single" w:color="CBD5E1" w:sz="1"/>
+              <w:left w:val="single" w:color="CBD5E1" w:sz="1"/>
+              <w:bottom w:val="single" w:color="CBD5E1" w:sz="1"/>
+              <w:right w:val="single" w:color="CBD5E1" w:sz="1"/>
+            </w:tcBorders>
+            <w:shd w:fill="F8FAFC" w:val="clear"/>
+            <w:tcMar>
+              <w:top w:type="dxa" w:w="90"/>
+              <w:left w:type="dxa" w:w="140"/>
+              <w:bottom w:type="dxa" w:w="90"/>
+              <w:right w:type="dxa" w:w="140"/>
+            </w:tcMar>
+            <w:vAlign w:val="center"/>
+          </w:tcPr>
+          <w:p>
+            <w:pPr>
+              <w:spacing w:after="0"/>
+            </w:pPr>
+            <w:r>
+              <w:rPr>
+                <w:rFonts w:ascii="Arial" w:cs="Arial" w:eastAsia="Arial" w:hAnsi="Arial"/>
+                <w:color w:val="1E293B"/>
+                <w:sz w:val="18"/>
+                <w:szCs w:val="18"/>
+              </w:rPr>
+              <w:t xml:space="preserve">提示「评论发布失败，请稍后重试」</w:t>
+            </w:r>
+          </w:p>
+        </w:tc>
+        <w:tc>
+          <w:tcPr>
+            <w:tcW w:type="dxa" w:w="2000"/>
+            <w:tcBorders>
+              <w:top w:val="single" w:color="CBD5E1" w:sz="1"/>
+              <w:left w:val="single" w:color="CBD5E1" w:sz="1"/>
+              <w:bottom w:val="single" w:color="CBD5E1" w:sz="1"/>
+              <w:right w:val="single" w:color="CBD5E1" w:sz="1"/>
+            </w:tcBorders>
+            <w:shd w:fill="F8FAFC" w:val="clear"/>
+            <w:tcMar>
+              <w:top w:type="dxa" w:w="90"/>
+              <w:left w:type="dxa" w:w="140"/>
+              <w:bottom w:type="dxa" w:w="90"/>
+              <w:right w:type="dxa" w:w="140"/>
+            </w:tcMar>
+            <w:vAlign w:val="center"/>
+          </w:tcPr>
+          <w:p>
+            <w:pPr>
+              <w:spacing w:after="0"/>
+            </w:pPr>
+            <w:r>
+              <w:rPr>
+                <w:rFonts w:ascii="Arial" w:cs="Arial" w:eastAsia="Arial" w:hAnsi="Arial"/>
+                <w:color w:val="1E293B"/>
+                <w:sz w:val="18"/>
+                <w:szCs w:val="18"/>
+              </w:rPr>
+              <w:t xml:space="preserve">服务恢复后重试</w:t>
+            </w:r>
+          </w:p>
+        </w:tc>
+      </w:tr>
+    </w:tbl>
+    <w:p>
+      <w:pPr>
+        <w:pStyle w:val="Heading2"/>
+      </w:pPr>
+      <w:r>
+        <w:rPr>
+          <w:rFonts w:ascii="Arial" w:cs="Arial" w:eastAsia="Arial" w:hAnsi="Arial"/>
+          <w:b/>
+          <w:bCs/>
+          <w:color w:val="1E293B"/>
+        </w:rPr>
+        <w:t xml:space="preserve">5.5.4 实现思路</w:t>
+      </w:r>
+    </w:p>
+    <w:p>
+      <w:pPr>
+        <w:pStyle w:val="ListParagraph"/>
+        <w:numPr>
+          <w:ilvl w:val="0"/>
+          <w:numId w:val="2"/>
+        </w:numPr>
+        <w:spacing w:after="80"/>
+      </w:pPr>
+      <w:r>
+        <w:rPr>
+          <w:rFonts w:ascii="Arial" w:cs="Arial" w:eastAsia="Arial" w:hAnsi="Arial"/>
+          <w:color w:val="1E293B"/>
+        </w:rPr>
+        <w:t xml:space="preserve">数据模型：新增 comments 表（id / article_id / nickname / email / content / ip / created_at / created_ms），created_ms 存 UTC 纪元秒，作为 60 秒防重复与每小时限流的时间窗口依据（不受部署时区影响）；article_id 外键引用 articles(id) 并 ON DELETE CASCADE，另建 article_id 索引；Express 本地版由 db.js 启动时幂等建表，Cloudflare D1 版由 ensureSchema 幂等初始化，两端表结构一致。</w:t>
+      </w:r>
+    </w:p>
+    <w:p>
+      <w:pPr>
+        <w:pStyle w:val="ListParagraph"/>
+        <w:numPr>
+          <w:ilvl w:val="0"/>
+          <w:numId w:val="2"/>
+        </w:numPr>
+        <w:spacing w:after="80"/>
+      </w:pPr>
+      <w:r>
+        <w:rPr>
+          <w:rFonts w:ascii="Arial" w:cs="Arial" w:eastAsia="Arial" w:hAnsi="Arial"/>
+          <w:color w:val="1E293B"/>
+        </w:rPr>
+        <w:t xml:space="preserve">接口设计：GET /api/articles/:id/comments（公开只读，文章不存在返回 404）；POST /api/articles/:id/comments（公开写入，按「文章存在校验 → 字段校验 → XSS 过滤 → 60 秒防重复 → 每小时限流 → 记录客户端 IP 入库」顺序执行）；GET /api/admin/comments?articleId=（需管理员会话，关联文章标题）；DELETE /api/admin/comments/:id（需管理员会话 + CSRF，复用 requireAdminWrite 中间件）。</w:t>
+      </w:r>
+    </w:p>
+    <w:p>
+      <w:pPr>
+        <w:pStyle w:val="ListParagraph"/>
+        <w:numPr>
+          <w:ilvl w:val="0"/>
+          <w:numId w:val="2"/>
+        </w:numPr>
+        <w:spacing w:after="80"/>
+      </w:pPr>
+      <w:r>
+        <w:rPr>
+          <w:rFonts w:ascii="Arial" w:cs="Arial" w:eastAsia="Arial" w:hAnsi="Arial"/>
+          <w:color w:val="1E293B"/>
+        </w:rPr>
+        <w:t xml:space="preserve">前台交互：article.html 正文下方新增评论区块（评论列表 + 昵称/邮箱/内容表单）；渲染前对评论内容做二次转义（防 XSS 第二道防线，与文章正文一致）；提交期间禁用按钮；400/429/404 时展示服务端提示并保留已输入内容。</w:t>
+      </w:r>
+    </w:p>
+    <w:p>
+      <w:pPr>
+        <w:pStyle w:val="ListParagraph"/>
+        <w:numPr>
+          <w:ilvl w:val="0"/>
+          <w:numId w:val="2"/>
+        </w:numPr>
+        <w:spacing w:after="80"/>
+      </w:pPr>
+      <w:r>
+        <w:rPr>
+          <w:rFonts w:ascii="Arial" w:cs="Arial" w:eastAsia="Arial" w:hAnsi="Arial"/>
+          <w:color w:val="1E293B"/>
+        </w:rPr>
+        <w:t xml:space="preserve">后台交互：admin/dashboard.html 新增「评论管理」Tab：评论列表支持按文章 ID 检索，删除复用现有二次确认弹窗与 CSRF 请求头（401 自动跳登录页）。</w:t>
+      </w:r>
+    </w:p>
+    <w:p>
+      <w:pPr>
+        <w:pStyle w:val="ListParagraph"/>
+        <w:numPr>
+          <w:ilvl w:val="0"/>
+          <w:numId w:val="2"/>
+        </w:numPr>
+        <w:spacing w:after="80"/>
+      </w:pPr>
+      <w:r>
+        <w:rPr>
+          <w:rFonts w:ascii="Arial" w:cs="Arial" w:eastAsia="Arial" w:hAnsi="Arial"/>
+          <w:color w:val="1E293B"/>
+        </w:rPr>
+        <w:t xml:space="preserve">安全与双端同步：SQL 全部参数化查询；评论内容以纯文本入库、前端转义渲染；防重复与限流基于客户端 IP 查库实现，重启后仍然有效；本地 Express 版（db.js / server.js）与 Cloudflare Pages Functions 版（functions/_lib.mjs、functions/api/[[path]].mjs）接口与校验规则保持逐条一致，D1 迁移脚本（init-d1.sql 等）同步新增 comments 表。</w:t>
+      </w:r>
+    </w:p>
+    <w:p>
       <w:pPr>
         <w:pStyle w:val="Heading1"/>
       </w:pPr>
@@ -14429,6 +18970,23 @@
           <w:color w:val="1E293B"/>
         </w:rPr>
         <w:t xml:space="preserve">登录接口响应 P95 ≤ 500ms（含 bcrypt 校验）。</w:t>
+      </w:r>
+    </w:p>
+    <w:p>
+      <w:pPr>
+        <w:pStyle w:val="ListParagraph"/>
+        <w:numPr>
+          <w:ilvl w:val="0"/>
+          <w:numId w:val="2"/>
+        </w:numPr>
+        <w:spacing w:after="80"/>
+      </w:pPr>
+      <w:r>
+        <w:rPr>
+          <w:rFonts w:ascii="Arial" w:cs="Arial" w:eastAsia="Arial" w:hAnsi="Arial"/>
+          <w:color w:val="1E293B"/>
+        </w:rPr>
+        <w:t xml:space="preserve">评论提交接口响应 P95 ≤ 500ms（含校验、过滤与入库）。</w:t>
       </w:r>
     </w:p>
     <w:p>
@@ -17135,6 +21693,841 @@
           </w:p>
         </w:tc>
       </w:tr>
+      <w:tr>
+        <w:tc>
+          <w:tcPr>
+            <w:tcW w:type="dxa" w:w="900"/>
+            <w:tcBorders>
+              <w:top w:val="single" w:color="CBD5E1" w:sz="1"/>
+              <w:left w:val="single" w:color="CBD5E1" w:sz="1"/>
+              <w:bottom w:val="single" w:color="CBD5E1" w:sz="1"/>
+              <w:right w:val="single" w:color="CBD5E1" w:sz="1"/>
+            </w:tcBorders>
+            <w:shd w:fill="F8FAFC" w:val="clear"/>
+            <w:tcMar>
+              <w:top w:type="dxa" w:w="90"/>
+              <w:left w:type="dxa" w:w="140"/>
+              <w:bottom w:type="dxa" w:w="90"/>
+              <w:right w:type="dxa" w:w="140"/>
+            </w:tcMar>
+            <w:vAlign w:val="center"/>
+          </w:tcPr>
+          <w:p>
+            <w:pPr>
+              <w:spacing w:after="0"/>
+            </w:pPr>
+            <w:r>
+              <w:rPr>
+                <w:rFonts w:ascii="Arial" w:cs="Arial" w:eastAsia="Arial" w:hAnsi="Arial"/>
+                <w:color w:val="1E293B"/>
+                <w:sz w:val="18"/>
+                <w:szCs w:val="18"/>
+              </w:rPr>
+              <w:t xml:space="preserve">AC-15</w:t>
+            </w:r>
+          </w:p>
+        </w:tc>
+        <w:tc>
+          <w:tcPr>
+            <w:tcW w:type="dxa" w:w="2500"/>
+            <w:tcBorders>
+              <w:top w:val="single" w:color="CBD5E1" w:sz="1"/>
+              <w:left w:val="single" w:color="CBD5E1" w:sz="1"/>
+              <w:bottom w:val="single" w:color="CBD5E1" w:sz="1"/>
+              <w:right w:val="single" w:color="CBD5E1" w:sz="1"/>
+            </w:tcBorders>
+            <w:shd w:fill="F8FAFC" w:val="clear"/>
+            <w:tcMar>
+              <w:top w:type="dxa" w:w="90"/>
+              <w:left w:type="dxa" w:w="140"/>
+              <w:bottom w:type="dxa" w:w="90"/>
+              <w:right w:type="dxa" w:w="140"/>
+            </w:tcMar>
+            <w:vAlign w:val="center"/>
+          </w:tcPr>
+          <w:p>
+            <w:pPr>
+              <w:spacing w:after="0"/>
+            </w:pPr>
+            <w:r>
+              <w:rPr>
+                <w:rFonts w:ascii="Arial" w:cs="Arial" w:eastAsia="Arial" w:hAnsi="Arial"/>
+                <w:color w:val="1E293B"/>
+                <w:sz w:val="18"/>
+                <w:szCs w:val="18"/>
+              </w:rPr>
+              <w:t xml:space="preserve">评论提交入库</w:t>
+            </w:r>
+          </w:p>
+        </w:tc>
+        <w:tc>
+          <w:tcPr>
+            <w:tcW w:type="dxa" w:w="3000"/>
+            <w:tcBorders>
+              <w:top w:val="single" w:color="CBD5E1" w:sz="1"/>
+              <w:left w:val="single" w:color="CBD5E1" w:sz="1"/>
+              <w:bottom w:val="single" w:color="CBD5E1" w:sz="1"/>
+              <w:right w:val="single" w:color="CBD5E1" w:sz="1"/>
+            </w:tcBorders>
+            <w:shd w:fill="F8FAFC" w:val="clear"/>
+            <w:tcMar>
+              <w:top w:type="dxa" w:w="90"/>
+              <w:left w:type="dxa" w:w="140"/>
+              <w:bottom w:type="dxa" w:w="90"/>
+              <w:right w:type="dxa" w:w="140"/>
+            </w:tcMar>
+            <w:vAlign w:val="center"/>
+          </w:tcPr>
+          <w:p>
+            <w:pPr>
+              <w:spacing w:after="0"/>
+            </w:pPr>
+            <w:r>
+              <w:rPr>
+                <w:rFonts w:ascii="Arial" w:cs="Arial" w:eastAsia="Arial" w:hAnsi="Arial"/>
+                <w:color w:val="1E293B"/>
+                <w:sz w:val="18"/>
+                <w:szCs w:val="18"/>
+              </w:rPr>
+              <w:t xml:space="preserve">合法评论提交后写入 comments 表，前台评论列表立即可见并计入评论数</w:t>
+            </w:r>
+          </w:p>
+        </w:tc>
+        <w:tc>
+          <w:tcPr>
+            <w:tcW w:type="dxa" w:w="1460"/>
+            <w:tcBorders>
+              <w:top w:val="single" w:color="CBD5E1" w:sz="1"/>
+              <w:left w:val="single" w:color="CBD5E1" w:sz="1"/>
+              <w:bottom w:val="single" w:color="CBD5E1" w:sz="1"/>
+              <w:right w:val="single" w:color="CBD5E1" w:sz="1"/>
+            </w:tcBorders>
+            <w:shd w:fill="F8FAFC" w:val="clear"/>
+            <w:tcMar>
+              <w:top w:type="dxa" w:w="90"/>
+              <w:left w:type="dxa" w:w="140"/>
+              <w:bottom w:type="dxa" w:w="90"/>
+              <w:right w:type="dxa" w:w="140"/>
+            </w:tcMar>
+            <w:vAlign w:val="center"/>
+          </w:tcPr>
+          <w:p>
+            <w:pPr>
+              <w:spacing w:after="0"/>
+            </w:pPr>
+            <w:r>
+              <w:rPr>
+                <w:rFonts w:ascii="Arial" w:cs="Arial" w:eastAsia="Arial" w:hAnsi="Arial"/>
+                <w:color w:val="1E293B"/>
+                <w:sz w:val="18"/>
+                <w:szCs w:val="18"/>
+              </w:rPr>
+              <w:t xml:space="preserve">手工 + 数据核对</w:t>
+            </w:r>
+          </w:p>
+        </w:tc>
+        <w:tc>
+          <w:tcPr>
+            <w:tcW w:type="dxa" w:w="1500"/>
+            <w:tcBorders>
+              <w:top w:val="single" w:color="CBD5E1" w:sz="1"/>
+              <w:left w:val="single" w:color="CBD5E1" w:sz="1"/>
+              <w:bottom w:val="single" w:color="CBD5E1" w:sz="1"/>
+              <w:right w:val="single" w:color="CBD5E1" w:sz="1"/>
+            </w:tcBorders>
+            <w:shd w:fill="F8FAFC" w:val="clear"/>
+            <w:tcMar>
+              <w:top w:type="dxa" w:w="90"/>
+              <w:left w:type="dxa" w:w="140"/>
+              <w:bottom w:type="dxa" w:w="90"/>
+              <w:right w:type="dxa" w:w="140"/>
+            </w:tcMar>
+            <w:vAlign w:val="center"/>
+          </w:tcPr>
+          <w:p>
+            <w:pPr>
+              <w:spacing w:after="0"/>
+            </w:pPr>
+            <w:r>
+              <w:rPr>
+                <w:rFonts w:ascii="Arial" w:cs="Arial" w:eastAsia="Arial" w:hAnsi="Arial"/>
+                <w:color w:val="1E293B"/>
+                <w:sz w:val="18"/>
+                <w:szCs w:val="18"/>
+              </w:rPr>
+              <w:t xml:space="preserve">P0</w:t>
+            </w:r>
+          </w:p>
+        </w:tc>
+      </w:tr>
+      <w:tr>
+        <w:tc>
+          <w:tcPr>
+            <w:tcW w:type="dxa" w:w="900"/>
+            <w:tcBorders>
+              <w:top w:val="single" w:color="CBD5E1" w:sz="1"/>
+              <w:left w:val="single" w:color="CBD5E1" w:sz="1"/>
+              <w:bottom w:val="single" w:color="CBD5E1" w:sz="1"/>
+              <w:right w:val="single" w:color="CBD5E1" w:sz="1"/>
+            </w:tcBorders>
+            <w:shd w:fill="F8FAFC" w:val="clear"/>
+            <w:tcMar>
+              <w:top w:type="dxa" w:w="90"/>
+              <w:left w:type="dxa" w:w="140"/>
+              <w:bottom w:type="dxa" w:w="90"/>
+              <w:right w:type="dxa" w:w="140"/>
+            </w:tcMar>
+            <w:vAlign w:val="center"/>
+          </w:tcPr>
+          <w:p>
+            <w:pPr>
+              <w:spacing w:after="0"/>
+            </w:pPr>
+            <w:r>
+              <w:rPr>
+                <w:rFonts w:ascii="Arial" w:cs="Arial" w:eastAsia="Arial" w:hAnsi="Arial"/>
+                <w:color w:val="1E293B"/>
+                <w:sz w:val="18"/>
+                <w:szCs w:val="18"/>
+              </w:rPr>
+              <w:t xml:space="preserve">AC-16</w:t>
+            </w:r>
+          </w:p>
+        </w:tc>
+        <w:tc>
+          <w:tcPr>
+            <w:tcW w:type="dxa" w:w="2500"/>
+            <w:tcBorders>
+              <w:top w:val="single" w:color="CBD5E1" w:sz="1"/>
+              <w:left w:val="single" w:color="CBD5E1" w:sz="1"/>
+              <w:bottom w:val="single" w:color="CBD5E1" w:sz="1"/>
+              <w:right w:val="single" w:color="CBD5E1" w:sz="1"/>
+            </w:tcBorders>
+            <w:shd w:fill="F8FAFC" w:val="clear"/>
+            <w:tcMar>
+              <w:top w:type="dxa" w:w="90"/>
+              <w:left w:type="dxa" w:w="140"/>
+              <w:bottom w:type="dxa" w:w="90"/>
+              <w:right w:type="dxa" w:w="140"/>
+            </w:tcMar>
+            <w:vAlign w:val="center"/>
+          </w:tcPr>
+          <w:p>
+            <w:pPr>
+              <w:spacing w:after="0"/>
+            </w:pPr>
+            <w:r>
+              <w:rPr>
+                <w:rFonts w:ascii="Arial" w:cs="Arial" w:eastAsia="Arial" w:hAnsi="Arial"/>
+                <w:color w:val="1E293B"/>
+                <w:sz w:val="18"/>
+                <w:szCs w:val="18"/>
+              </w:rPr>
+              <w:t xml:space="preserve">评论校验拦截</w:t>
+            </w:r>
+          </w:p>
+        </w:tc>
+        <w:tc>
+          <w:tcPr>
+            <w:tcW w:type="dxa" w:w="3000"/>
+            <w:tcBorders>
+              <w:top w:val="single" w:color="CBD5E1" w:sz="1"/>
+              <w:left w:val="single" w:color="CBD5E1" w:sz="1"/>
+              <w:bottom w:val="single" w:color="CBD5E1" w:sz="1"/>
+              <w:right w:val="single" w:color="CBD5E1" w:sz="1"/>
+            </w:tcBorders>
+            <w:shd w:fill="F8FAFC" w:val="clear"/>
+            <w:tcMar>
+              <w:top w:type="dxa" w:w="90"/>
+              <w:left w:type="dxa" w:w="140"/>
+              <w:bottom w:type="dxa" w:w="90"/>
+              <w:right w:type="dxa" w:w="140"/>
+            </w:tcMar>
+            <w:vAlign w:val="center"/>
+          </w:tcPr>
+          <w:p>
+            <w:pPr>
+              <w:spacing w:after="0"/>
+            </w:pPr>
+            <w:r>
+              <w:rPr>
+                <w:rFonts w:ascii="Arial" w:cs="Arial" w:eastAsia="Arial" w:hAnsi="Arial"/>
+                <w:color w:val="1E293B"/>
+                <w:sz w:val="18"/>
+                <w:szCs w:val="18"/>
+              </w:rPr>
+              <w:t xml:space="preserve">昵称为空、内容为空/超长、邮箱格式非法均被拒绝并给出明确提示</w:t>
+            </w:r>
+          </w:p>
+        </w:tc>
+        <w:tc>
+          <w:tcPr>
+            <w:tcW w:type="dxa" w:w="1460"/>
+            <w:tcBorders>
+              <w:top w:val="single" w:color="CBD5E1" w:sz="1"/>
+              <w:left w:val="single" w:color="CBD5E1" w:sz="1"/>
+              <w:bottom w:val="single" w:color="CBD5E1" w:sz="1"/>
+              <w:right w:val="single" w:color="CBD5E1" w:sz="1"/>
+            </w:tcBorders>
+            <w:shd w:fill="F8FAFC" w:val="clear"/>
+            <w:tcMar>
+              <w:top w:type="dxa" w:w="90"/>
+              <w:left w:type="dxa" w:w="140"/>
+              <w:bottom w:type="dxa" w:w="90"/>
+              <w:right w:type="dxa" w:w="140"/>
+            </w:tcMar>
+            <w:vAlign w:val="center"/>
+          </w:tcPr>
+          <w:p>
+            <w:pPr>
+              <w:spacing w:after="0"/>
+            </w:pPr>
+            <w:r>
+              <w:rPr>
+                <w:rFonts w:ascii="Arial" w:cs="Arial" w:eastAsia="Arial" w:hAnsi="Arial"/>
+                <w:color w:val="1E293B"/>
+                <w:sz w:val="18"/>
+                <w:szCs w:val="18"/>
+              </w:rPr>
+              <w:t xml:space="preserve">边界用例测试</w:t>
+            </w:r>
+          </w:p>
+        </w:tc>
+        <w:tc>
+          <w:tcPr>
+            <w:tcW w:type="dxa" w:w="1500"/>
+            <w:tcBorders>
+              <w:top w:val="single" w:color="CBD5E1" w:sz="1"/>
+              <w:left w:val="single" w:color="CBD5E1" w:sz="1"/>
+              <w:bottom w:val="single" w:color="CBD5E1" w:sz="1"/>
+              <w:right w:val="single" w:color="CBD5E1" w:sz="1"/>
+            </w:tcBorders>
+            <w:shd w:fill="F8FAFC" w:val="clear"/>
+            <w:tcMar>
+              <w:top w:type="dxa" w:w="90"/>
+              <w:left w:type="dxa" w:w="140"/>
+              <w:bottom w:type="dxa" w:w="90"/>
+              <w:right w:type="dxa" w:w="140"/>
+            </w:tcMar>
+            <w:vAlign w:val="center"/>
+          </w:tcPr>
+          <w:p>
+            <w:pPr>
+              <w:spacing w:after="0"/>
+            </w:pPr>
+            <w:r>
+              <w:rPr>
+                <w:rFonts w:ascii="Arial" w:cs="Arial" w:eastAsia="Arial" w:hAnsi="Arial"/>
+                <w:color w:val="1E293B"/>
+                <w:sz w:val="18"/>
+                <w:szCs w:val="18"/>
+              </w:rPr>
+              <w:t xml:space="preserve">P0</w:t>
+            </w:r>
+          </w:p>
+        </w:tc>
+      </w:tr>
+      <w:tr>
+        <w:tc>
+          <w:tcPr>
+            <w:tcW w:type="dxa" w:w="900"/>
+            <w:tcBorders>
+              <w:top w:val="single" w:color="CBD5E1" w:sz="1"/>
+              <w:left w:val="single" w:color="CBD5E1" w:sz="1"/>
+              <w:bottom w:val="single" w:color="CBD5E1" w:sz="1"/>
+              <w:right w:val="single" w:color="CBD5E1" w:sz="1"/>
+            </w:tcBorders>
+            <w:shd w:fill="F8FAFC" w:val="clear"/>
+            <w:tcMar>
+              <w:top w:type="dxa" w:w="90"/>
+              <w:left w:type="dxa" w:w="140"/>
+              <w:bottom w:type="dxa" w:w="90"/>
+              <w:right w:type="dxa" w:w="140"/>
+            </w:tcMar>
+            <w:vAlign w:val="center"/>
+          </w:tcPr>
+          <w:p>
+            <w:pPr>
+              <w:spacing w:after="0"/>
+            </w:pPr>
+            <w:r>
+              <w:rPr>
+                <w:rFonts w:ascii="Arial" w:cs="Arial" w:eastAsia="Arial" w:hAnsi="Arial"/>
+                <w:color w:val="1E293B"/>
+                <w:sz w:val="18"/>
+                <w:szCs w:val="18"/>
+              </w:rPr>
+              <w:t xml:space="preserve">AC-17</w:t>
+            </w:r>
+          </w:p>
+        </w:tc>
+        <w:tc>
+          <w:tcPr>
+            <w:tcW w:type="dxa" w:w="2500"/>
+            <w:tcBorders>
+              <w:top w:val="single" w:color="CBD5E1" w:sz="1"/>
+              <w:left w:val="single" w:color="CBD5E1" w:sz="1"/>
+              <w:bottom w:val="single" w:color="CBD5E1" w:sz="1"/>
+              <w:right w:val="single" w:color="CBD5E1" w:sz="1"/>
+            </w:tcBorders>
+            <w:shd w:fill="F8FAFC" w:val="clear"/>
+            <w:tcMar>
+              <w:top w:type="dxa" w:w="90"/>
+              <w:left w:type="dxa" w:w="140"/>
+              <w:bottom w:type="dxa" w:w="90"/>
+              <w:right w:type="dxa" w:w="140"/>
+            </w:tcMar>
+            <w:vAlign w:val="center"/>
+          </w:tcPr>
+          <w:p>
+            <w:pPr>
+              <w:spacing w:after="0"/>
+            </w:pPr>
+            <w:r>
+              <w:rPr>
+                <w:rFonts w:ascii="Arial" w:cs="Arial" w:eastAsia="Arial" w:hAnsi="Arial"/>
+                <w:color w:val="1E293B"/>
+                <w:sz w:val="18"/>
+                <w:szCs w:val="18"/>
+              </w:rPr>
+              <w:t xml:space="preserve">评论 XSS 过滤</w:t>
+            </w:r>
+          </w:p>
+        </w:tc>
+        <w:tc>
+          <w:tcPr>
+            <w:tcW w:type="dxa" w:w="3000"/>
+            <w:tcBorders>
+              <w:top w:val="single" w:color="CBD5E1" w:sz="1"/>
+              <w:left w:val="single" w:color="CBD5E1" w:sz="1"/>
+              <w:bottom w:val="single" w:color="CBD5E1" w:sz="1"/>
+              <w:right w:val="single" w:color="CBD5E1" w:sz="1"/>
+            </w:tcBorders>
+            <w:shd w:fill="F8FAFC" w:val="clear"/>
+            <w:tcMar>
+              <w:top w:type="dxa" w:w="90"/>
+              <w:left w:type="dxa" w:w="140"/>
+              <w:bottom w:type="dxa" w:w="90"/>
+              <w:right w:type="dxa" w:w="140"/>
+            </w:tcMar>
+            <w:vAlign w:val="center"/>
+          </w:tcPr>
+          <w:p>
+            <w:pPr>
+              <w:spacing w:after="0"/>
+            </w:pPr>
+            <w:r>
+              <w:rPr>
+                <w:rFonts w:ascii="Arial" w:cs="Arial" w:eastAsia="Arial" w:hAnsi="Arial"/>
+                <w:color w:val="1E293B"/>
+                <w:sz w:val="18"/>
+                <w:szCs w:val="18"/>
+              </w:rPr>
+              <w:t xml:space="preserve">含 script 等载荷的评论入库后为纯文本，前台渲染无可执行脚本</w:t>
+            </w:r>
+          </w:p>
+        </w:tc>
+        <w:tc>
+          <w:tcPr>
+            <w:tcW w:type="dxa" w:w="1460"/>
+            <w:tcBorders>
+              <w:top w:val="single" w:color="CBD5E1" w:sz="1"/>
+              <w:left w:val="single" w:color="CBD5E1" w:sz="1"/>
+              <w:bottom w:val="single" w:color="CBD5E1" w:sz="1"/>
+              <w:right w:val="single" w:color="CBD5E1" w:sz="1"/>
+            </w:tcBorders>
+            <w:shd w:fill="F8FAFC" w:val="clear"/>
+            <w:tcMar>
+              <w:top w:type="dxa" w:w="90"/>
+              <w:left w:type="dxa" w:w="140"/>
+              <w:bottom w:type="dxa" w:w="90"/>
+              <w:right w:type="dxa" w:w="140"/>
+            </w:tcMar>
+            <w:vAlign w:val="center"/>
+          </w:tcPr>
+          <w:p>
+            <w:pPr>
+              <w:spacing w:after="0"/>
+            </w:pPr>
+            <w:r>
+              <w:rPr>
+                <w:rFonts w:ascii="Arial" w:cs="Arial" w:eastAsia="Arial" w:hAnsi="Arial"/>
+                <w:color w:val="1E293B"/>
+                <w:sz w:val="18"/>
+                <w:szCs w:val="18"/>
+              </w:rPr>
+              <w:t xml:space="preserve">边界用例测试</w:t>
+            </w:r>
+          </w:p>
+        </w:tc>
+        <w:tc>
+          <w:tcPr>
+            <w:tcW w:type="dxa" w:w="1500"/>
+            <w:tcBorders>
+              <w:top w:val="single" w:color="CBD5E1" w:sz="1"/>
+              <w:left w:val="single" w:color="CBD5E1" w:sz="1"/>
+              <w:bottom w:val="single" w:color="CBD5E1" w:sz="1"/>
+              <w:right w:val="single" w:color="CBD5E1" w:sz="1"/>
+            </w:tcBorders>
+            <w:shd w:fill="F8FAFC" w:val="clear"/>
+            <w:tcMar>
+              <w:top w:type="dxa" w:w="90"/>
+              <w:left w:type="dxa" w:w="140"/>
+              <w:bottom w:type="dxa" w:w="90"/>
+              <w:right w:type="dxa" w:w="140"/>
+            </w:tcMar>
+            <w:vAlign w:val="center"/>
+          </w:tcPr>
+          <w:p>
+            <w:pPr>
+              <w:spacing w:after="0"/>
+            </w:pPr>
+            <w:r>
+              <w:rPr>
+                <w:rFonts w:ascii="Arial" w:cs="Arial" w:eastAsia="Arial" w:hAnsi="Arial"/>
+                <w:color w:val="1E293B"/>
+                <w:sz w:val="18"/>
+                <w:szCs w:val="18"/>
+              </w:rPr>
+              <w:t xml:space="preserve">P0</w:t>
+            </w:r>
+          </w:p>
+        </w:tc>
+      </w:tr>
+      <w:tr>
+        <w:tc>
+          <w:tcPr>
+            <w:tcW w:type="dxa" w:w="900"/>
+            <w:tcBorders>
+              <w:top w:val="single" w:color="CBD5E1" w:sz="1"/>
+              <w:left w:val="single" w:color="CBD5E1" w:sz="1"/>
+              <w:bottom w:val="single" w:color="CBD5E1" w:sz="1"/>
+              <w:right w:val="single" w:color="CBD5E1" w:sz="1"/>
+            </w:tcBorders>
+            <w:shd w:fill="F8FAFC" w:val="clear"/>
+            <w:tcMar>
+              <w:top w:type="dxa" w:w="90"/>
+              <w:left w:type="dxa" w:w="140"/>
+              <w:bottom w:type="dxa" w:w="90"/>
+              <w:right w:type="dxa" w:w="140"/>
+            </w:tcMar>
+            <w:vAlign w:val="center"/>
+          </w:tcPr>
+          <w:p>
+            <w:pPr>
+              <w:spacing w:after="0"/>
+            </w:pPr>
+            <w:r>
+              <w:rPr>
+                <w:rFonts w:ascii="Arial" w:cs="Arial" w:eastAsia="Arial" w:hAnsi="Arial"/>
+                <w:color w:val="1E293B"/>
+                <w:sz w:val="18"/>
+                <w:szCs w:val="18"/>
+              </w:rPr>
+              <w:t xml:space="preserve">AC-18</w:t>
+            </w:r>
+          </w:p>
+        </w:tc>
+        <w:tc>
+          <w:tcPr>
+            <w:tcW w:type="dxa" w:w="2500"/>
+            <w:tcBorders>
+              <w:top w:val="single" w:color="CBD5E1" w:sz="1"/>
+              <w:left w:val="single" w:color="CBD5E1" w:sz="1"/>
+              <w:bottom w:val="single" w:color="CBD5E1" w:sz="1"/>
+              <w:right w:val="single" w:color="CBD5E1" w:sz="1"/>
+            </w:tcBorders>
+            <w:shd w:fill="F8FAFC" w:val="clear"/>
+            <w:tcMar>
+              <w:top w:type="dxa" w:w="90"/>
+              <w:left w:type="dxa" w:w="140"/>
+              <w:bottom w:type="dxa" w:w="90"/>
+              <w:right w:type="dxa" w:w="140"/>
+            </w:tcMar>
+            <w:vAlign w:val="center"/>
+          </w:tcPr>
+          <w:p>
+            <w:pPr>
+              <w:spacing w:after="0"/>
+            </w:pPr>
+            <w:r>
+              <w:rPr>
+                <w:rFonts w:ascii="Arial" w:cs="Arial" w:eastAsia="Arial" w:hAnsi="Arial"/>
+                <w:color w:val="1E293B"/>
+                <w:sz w:val="18"/>
+                <w:szCs w:val="18"/>
+              </w:rPr>
+              <w:t xml:space="preserve">评论删除权限校验</w:t>
+            </w:r>
+          </w:p>
+        </w:tc>
+        <w:tc>
+          <w:tcPr>
+            <w:tcW w:type="dxa" w:w="3000"/>
+            <w:tcBorders>
+              <w:top w:val="single" w:color="CBD5E1" w:sz="1"/>
+              <w:left w:val="single" w:color="CBD5E1" w:sz="1"/>
+              <w:bottom w:val="single" w:color="CBD5E1" w:sz="1"/>
+              <w:right w:val="single" w:color="CBD5E1" w:sz="1"/>
+            </w:tcBorders>
+            <w:shd w:fill="F8FAFC" w:val="clear"/>
+            <w:tcMar>
+              <w:top w:type="dxa" w:w="90"/>
+              <w:left w:type="dxa" w:w="140"/>
+              <w:bottom w:type="dxa" w:w="90"/>
+              <w:right w:type="dxa" w:w="140"/>
+            </w:tcMar>
+            <w:vAlign w:val="center"/>
+          </w:tcPr>
+          <w:p>
+            <w:pPr>
+              <w:spacing w:after="0"/>
+            </w:pPr>
+            <w:r>
+              <w:rPr>
+                <w:rFonts w:ascii="Arial" w:cs="Arial" w:eastAsia="Arial" w:hAnsi="Arial"/>
+                <w:color w:val="1E293B"/>
+                <w:sz w:val="18"/>
+                <w:szCs w:val="18"/>
+              </w:rPr>
+              <w:t xml:space="preserve">未登录或无有效会话调用后台删除评论接口返回 401/403</w:t>
+            </w:r>
+          </w:p>
+        </w:tc>
+        <w:tc>
+          <w:tcPr>
+            <w:tcW w:type="dxa" w:w="1460"/>
+            <w:tcBorders>
+              <w:top w:val="single" w:color="CBD5E1" w:sz="1"/>
+              <w:left w:val="single" w:color="CBD5E1" w:sz="1"/>
+              <w:bottom w:val="single" w:color="CBD5E1" w:sz="1"/>
+              <w:right w:val="single" w:color="CBD5E1" w:sz="1"/>
+            </w:tcBorders>
+            <w:shd w:fill="F8FAFC" w:val="clear"/>
+            <w:tcMar>
+              <w:top w:type="dxa" w:w="90"/>
+              <w:left w:type="dxa" w:w="140"/>
+              <w:bottom w:type="dxa" w:w="90"/>
+              <w:right w:type="dxa" w:w="140"/>
+            </w:tcMar>
+            <w:vAlign w:val="center"/>
+          </w:tcPr>
+          <w:p>
+            <w:pPr>
+              <w:spacing w:after="0"/>
+            </w:pPr>
+            <w:r>
+              <w:rPr>
+                <w:rFonts w:ascii="Arial" w:cs="Arial" w:eastAsia="Arial" w:hAnsi="Arial"/>
+                <w:color w:val="1E293B"/>
+                <w:sz w:val="18"/>
+                <w:szCs w:val="18"/>
+              </w:rPr>
+              <w:t xml:space="preserve">手工 + 接口测试</w:t>
+            </w:r>
+          </w:p>
+        </w:tc>
+        <w:tc>
+          <w:tcPr>
+            <w:tcW w:type="dxa" w:w="1500"/>
+            <w:tcBorders>
+              <w:top w:val="single" w:color="CBD5E1" w:sz="1"/>
+              <w:left w:val="single" w:color="CBD5E1" w:sz="1"/>
+              <w:bottom w:val="single" w:color="CBD5E1" w:sz="1"/>
+              <w:right w:val="single" w:color="CBD5E1" w:sz="1"/>
+            </w:tcBorders>
+            <w:shd w:fill="F8FAFC" w:val="clear"/>
+            <w:tcMar>
+              <w:top w:type="dxa" w:w="90"/>
+              <w:left w:type="dxa" w:w="140"/>
+              <w:bottom w:type="dxa" w:w="90"/>
+              <w:right w:type="dxa" w:w="140"/>
+            </w:tcMar>
+            <w:vAlign w:val="center"/>
+          </w:tcPr>
+          <w:p>
+            <w:pPr>
+              <w:spacing w:after="0"/>
+            </w:pPr>
+            <w:r>
+              <w:rPr>
+                <w:rFonts w:ascii="Arial" w:cs="Arial" w:eastAsia="Arial" w:hAnsi="Arial"/>
+                <w:color w:val="1E293B"/>
+                <w:sz w:val="18"/>
+                <w:szCs w:val="18"/>
+              </w:rPr>
+              <w:t xml:space="preserve">P0</w:t>
+            </w:r>
+          </w:p>
+        </w:tc>
+      </w:tr>
+      <w:tr>
+        <w:tc>
+          <w:tcPr>
+            <w:tcW w:type="dxa" w:w="900"/>
+            <w:tcBorders>
+              <w:top w:val="single" w:color="CBD5E1" w:sz="1"/>
+              <w:left w:val="single" w:color="CBD5E1" w:sz="1"/>
+              <w:bottom w:val="single" w:color="CBD5E1" w:sz="1"/>
+              <w:right w:val="single" w:color="CBD5E1" w:sz="1"/>
+            </w:tcBorders>
+            <w:shd w:fill="F8FAFC" w:val="clear"/>
+            <w:tcMar>
+              <w:top w:type="dxa" w:w="90"/>
+              <w:left w:type="dxa" w:w="140"/>
+              <w:bottom w:type="dxa" w:w="90"/>
+              <w:right w:type="dxa" w:w="140"/>
+            </w:tcMar>
+            <w:vAlign w:val="center"/>
+          </w:tcPr>
+          <w:p>
+            <w:pPr>
+              <w:spacing w:after="0"/>
+            </w:pPr>
+            <w:r>
+              <w:rPr>
+                <w:rFonts w:ascii="Arial" w:cs="Arial" w:eastAsia="Arial" w:hAnsi="Arial"/>
+                <w:color w:val="1E293B"/>
+                <w:sz w:val="18"/>
+                <w:szCs w:val="18"/>
+              </w:rPr>
+              <w:t xml:space="preserve">AC-19</w:t>
+            </w:r>
+          </w:p>
+        </w:tc>
+        <w:tc>
+          <w:tcPr>
+            <w:tcW w:type="dxa" w:w="2500"/>
+            <w:tcBorders>
+              <w:top w:val="single" w:color="CBD5E1" w:sz="1"/>
+              <w:left w:val="single" w:color="CBD5E1" w:sz="1"/>
+              <w:bottom w:val="single" w:color="CBD5E1" w:sz="1"/>
+              <w:right w:val="single" w:color="CBD5E1" w:sz="1"/>
+            </w:tcBorders>
+            <w:shd w:fill="F8FAFC" w:val="clear"/>
+            <w:tcMar>
+              <w:top w:type="dxa" w:w="90"/>
+              <w:left w:type="dxa" w:w="140"/>
+              <w:bottom w:type="dxa" w:w="90"/>
+              <w:right w:type="dxa" w:w="140"/>
+            </w:tcMar>
+            <w:vAlign w:val="center"/>
+          </w:tcPr>
+          <w:p>
+            <w:pPr>
+              <w:spacing w:after="0"/>
+            </w:pPr>
+            <w:r>
+              <w:rPr>
+                <w:rFonts w:ascii="Arial" w:cs="Arial" w:eastAsia="Arial" w:hAnsi="Arial"/>
+                <w:color w:val="1E293B"/>
+                <w:sz w:val="18"/>
+                <w:szCs w:val="18"/>
+              </w:rPr>
+              <w:t xml:space="preserve">评论防重与限流</w:t>
+            </w:r>
+          </w:p>
+        </w:tc>
+        <w:tc>
+          <w:tcPr>
+            <w:tcW w:type="dxa" w:w="3000"/>
+            <w:tcBorders>
+              <w:top w:val="single" w:color="CBD5E1" w:sz="1"/>
+              <w:left w:val="single" w:color="CBD5E1" w:sz="1"/>
+              <w:bottom w:val="single" w:color="CBD5E1" w:sz="1"/>
+              <w:right w:val="single" w:color="CBD5E1" w:sz="1"/>
+            </w:tcBorders>
+            <w:shd w:fill="F8FAFC" w:val="clear"/>
+            <w:tcMar>
+              <w:top w:type="dxa" w:w="90"/>
+              <w:left w:type="dxa" w:w="140"/>
+              <w:bottom w:type="dxa" w:w="90"/>
+              <w:right w:type="dxa" w:w="140"/>
+            </w:tcMar>
+            <w:vAlign w:val="center"/>
+          </w:tcPr>
+          <w:p>
+            <w:pPr>
+              <w:spacing w:after="0"/>
+            </w:pPr>
+            <w:r>
+              <w:rPr>
+                <w:rFonts w:ascii="Arial" w:cs="Arial" w:eastAsia="Arial" w:hAnsi="Arial"/>
+                <w:color w:val="1E293B"/>
+                <w:sz w:val="18"/>
+                <w:szCs w:val="18"/>
+              </w:rPr>
+              <w:t xml:space="preserve">同 IP 60 秒内重复提交相同评论、单小时超过 10 条均返回 429 并提示</w:t>
+            </w:r>
+          </w:p>
+        </w:tc>
+        <w:tc>
+          <w:tcPr>
+            <w:tcW w:type="dxa" w:w="1460"/>
+            <w:tcBorders>
+              <w:top w:val="single" w:color="CBD5E1" w:sz="1"/>
+              <w:left w:val="single" w:color="CBD5E1" w:sz="1"/>
+              <w:bottom w:val="single" w:color="CBD5E1" w:sz="1"/>
+              <w:right w:val="single" w:color="CBD5E1" w:sz="1"/>
+            </w:tcBorders>
+            <w:shd w:fill="F8FAFC" w:val="clear"/>
+            <w:tcMar>
+              <w:top w:type="dxa" w:w="90"/>
+              <w:left w:type="dxa" w:w="140"/>
+              <w:bottom w:type="dxa" w:w="90"/>
+              <w:right w:type="dxa" w:w="140"/>
+            </w:tcMar>
+            <w:vAlign w:val="center"/>
+          </w:tcPr>
+          <w:p>
+            <w:pPr>
+              <w:spacing w:after="0"/>
+            </w:pPr>
+            <w:r>
+              <w:rPr>
+                <w:rFonts w:ascii="Arial" w:cs="Arial" w:eastAsia="Arial" w:hAnsi="Arial"/>
+                <w:color w:val="1E293B"/>
+                <w:sz w:val="18"/>
+                <w:szCs w:val="18"/>
+              </w:rPr>
+              <w:t xml:space="preserve">自动化测试</w:t>
+            </w:r>
+          </w:p>
+        </w:tc>
+        <w:tc>
+          <w:tcPr>
+            <w:tcW w:type="dxa" w:w="1500"/>
+            <w:tcBorders>
+              <w:top w:val="single" w:color="CBD5E1" w:sz="1"/>
+              <w:left w:val="single" w:color="CBD5E1" w:sz="1"/>
+              <w:bottom w:val="single" w:color="CBD5E1" w:sz="1"/>
+              <w:right w:val="single" w:color="CBD5E1" w:sz="1"/>
+            </w:tcBorders>
+            <w:shd w:fill="F8FAFC" w:val="clear"/>
+            <w:tcMar>
+              <w:top w:type="dxa" w:w="90"/>
+              <w:left w:type="dxa" w:w="140"/>
+              <w:bottom w:type="dxa" w:w="90"/>
+              <w:right w:type="dxa" w:w="140"/>
+            </w:tcMar>
+            <w:vAlign w:val="center"/>
+          </w:tcPr>
+          <w:p>
+            <w:pPr>
+              <w:spacing w:after="0"/>
+            </w:pPr>
+            <w:r>
+              <w:rPr>
+                <w:rFonts w:ascii="Arial" w:cs="Arial" w:eastAsia="Arial" w:hAnsi="Arial"/>
+                <w:color w:val="1E293B"/>
+                <w:sz w:val="18"/>
+                <w:szCs w:val="18"/>
+              </w:rPr>
+              <w:t xml:space="preserve">P1</w:t>
+            </w:r>
+          </w:p>
+        </w:tc>
+      </w:tr>
     </w:tbl>
     <w:p>
       <w:pPr>
@@ -17318,6 +22711,37 @@
     </w:p>
     <w:p>
       <w:pPr>
+        <w:pStyle w:val="Heading2"/>
+      </w:pPr>
+      <w:r>
+        <w:rPr>
+          <w:rFonts w:ascii="Arial" w:cs="Arial" w:eastAsia="Arial" w:hAnsi="Arial"/>
+          <w:b/>
+          <w:bCs/>
+          <w:color w:val="1E293B"/>
+        </w:rPr>
+        <w:t xml:space="preserve">阶段五（评论互动）</w:t>
+      </w:r>
+    </w:p>
+    <w:p>
+      <w:pPr>
+        <w:pStyle w:val="ListParagraph"/>
+        <w:numPr>
+          <w:ilvl w:val="0"/>
+          <w:numId w:val="2"/>
+        </w:numPr>
+        <w:spacing w:after="80"/>
+      </w:pPr>
+      <w:r>
+        <w:rPr>
+          <w:rFonts w:ascii="Arial" w:cs="Arial" w:eastAsia="Arial" w:hAnsi="Arial"/>
+          <w:color w:val="1E293B"/>
+        </w:rPr>
+        <w:t xml:space="preserve">文章评论功能：评论表单与展示、字段校验、XSS 过滤、防重复提交与按 IP 限流、后台评论管理与删除（REQ-25 ~ 33）。</w:t>
+      </w:r>
+    </w:p>
+    <w:p>
+      <w:pPr>
         <w:pBdr>
           <w:bottom w:val="single" w:color="1E40AF" w:sz="2" w:space="1"/>
         </w:pBdr>
@@ -17927,6 +23351,107 @@
                 <w:szCs w:val="18"/>
               </w:rPr>
               <w:t xml:space="preserve">单管理员模型后续需扩展多角色；应对：管理员表预留角色字段，权限判断集中管理</w:t>
+            </w:r>
+          </w:p>
+        </w:tc>
+        <w:tc>
+          <w:tcPr>
+            <w:tcW w:type="dxa" w:w="2200"/>
+            <w:tcBorders>
+              <w:top w:val="single" w:color="CBD5E1" w:sz="1"/>
+              <w:left w:val="single" w:color="CBD5E1" w:sz="1"/>
+              <w:bottom w:val="single" w:color="CBD5E1" w:sz="1"/>
+              <w:right w:val="single" w:color="CBD5E1" w:sz="1"/>
+            </w:tcBorders>
+            <w:shd w:fill="F8FAFC" w:val="clear"/>
+            <w:tcMar>
+              <w:top w:type="dxa" w:w="90"/>
+              <w:left w:type="dxa" w:w="140"/>
+              <w:bottom w:type="dxa" w:w="90"/>
+              <w:right w:type="dxa" w:w="140"/>
+            </w:tcMar>
+            <w:vAlign w:val="center"/>
+          </w:tcPr>
+          <w:p>
+            <w:pPr>
+              <w:spacing w:after="0"/>
+            </w:pPr>
+            <w:r>
+              <w:rPr>
+                <w:rFonts w:ascii="Arial" w:cs="Arial" w:eastAsia="Arial" w:hAnsi="Arial"/>
+                <w:color w:val="1E293B"/>
+                <w:sz w:val="18"/>
+                <w:szCs w:val="18"/>
+              </w:rPr>
+              <w:t xml:space="preserve">低</w:t>
+            </w:r>
+          </w:p>
+        </w:tc>
+      </w:tr>
+      <w:tr>
+        <w:tc>
+          <w:tcPr>
+            <w:tcW w:type="dxa" w:w="1600"/>
+            <w:tcBorders>
+              <w:top w:val="single" w:color="CBD5E1" w:sz="1"/>
+              <w:left w:val="single" w:color="CBD5E1" w:sz="1"/>
+              <w:bottom w:val="single" w:color="CBD5E1" w:sz="1"/>
+              <w:right w:val="single" w:color="CBD5E1" w:sz="1"/>
+            </w:tcBorders>
+            <w:shd w:fill="F8FAFC" w:val="clear"/>
+            <w:tcMar>
+              <w:top w:type="dxa" w:w="90"/>
+              <w:left w:type="dxa" w:w="140"/>
+              <w:bottom w:type="dxa" w:w="90"/>
+              <w:right w:type="dxa" w:w="140"/>
+            </w:tcMar>
+            <w:vAlign w:val="center"/>
+          </w:tcPr>
+          <w:p>
+            <w:pPr>
+              <w:spacing w:after="0"/>
+            </w:pPr>
+            <w:r>
+              <w:rPr>
+                <w:rFonts w:ascii="Arial" w:cs="Arial" w:eastAsia="Arial" w:hAnsi="Arial"/>
+                <w:color w:val="1E293B"/>
+                <w:sz w:val="18"/>
+                <w:szCs w:val="18"/>
+              </w:rPr>
+              <w:t xml:space="preserve">评论刷屏</w:t>
+            </w:r>
+          </w:p>
+        </w:tc>
+        <w:tc>
+          <w:tcPr>
+            <w:tcW w:type="dxa" w:w="5560"/>
+            <w:tcBorders>
+              <w:top w:val="single" w:color="CBD5E1" w:sz="1"/>
+              <w:left w:val="single" w:color="CBD5E1" w:sz="1"/>
+              <w:bottom w:val="single" w:color="CBD5E1" w:sz="1"/>
+              <w:right w:val="single" w:color="CBD5E1" w:sz="1"/>
+            </w:tcBorders>
+            <w:shd w:fill="F8FAFC" w:val="clear"/>
+            <w:tcMar>
+              <w:top w:type="dxa" w:w="90"/>
+              <w:left w:type="dxa" w:w="140"/>
+              <w:bottom w:type="dxa" w:w="90"/>
+              <w:right w:type="dxa" w:w="140"/>
+            </w:tcMar>
+            <w:vAlign w:val="center"/>
+          </w:tcPr>
+          <w:p>
+            <w:pPr>
+              <w:spacing w:after="0"/>
+            </w:pPr>
+            <w:r>
+              <w:rPr>
+                <w:rFonts w:ascii="Arial" w:cs="Arial" w:eastAsia="Arial" w:hAnsi="Arial"/>
+                <w:color w:val="1E293B"/>
+                <w:sz w:val="18"/>
+                <w:szCs w:val="18"/>
+              </w:rPr>
+              <w:t xml:space="preserve">访客通过脚本批量提交评论干扰网站；应对：按 IP 限流（10 条/小时）+ 60 秒防重复 + 后台可检索并删除任意评论</w:t>
             </w:r>
           </w:p>
         </w:tc>
